--- a/project-tpo/buskarov.docx
+++ b/project-tpo/buskarov.docx
@@ -496,6 +496,7 @@
           <w:szCs w:val="28"/>
         </w:rPr>
       </w:pPr>
+      <w:proofErr w:type="gramStart"/>
       <w:r>
         <w:rPr>
           <w:rFonts w:ascii="Times New Roman" w:hAnsi="Times New Roman" w:cs="Times New Roman"/>
@@ -512,7 +513,17 @@
           <w:sz w:val="28"/>
           <w:szCs w:val="28"/>
         </w:rPr>
-        <w:t xml:space="preserve">                   </w:t>
+        <w:t xml:space="preserve"> </w:t>
+      </w:r>
+      <w:proofErr w:type="gramEnd"/>
+      <w:r>
+        <w:rPr>
+          <w:rFonts w:ascii="Times New Roman" w:hAnsi="Times New Roman" w:cs="Times New Roman"/>
+          <w:color w:val="000000"/>
+          <w:sz w:val="28"/>
+          <w:szCs w:val="28"/>
+        </w:rPr>
+        <w:t xml:space="preserve">                  </w:t>
       </w:r>
       <w:r>
         <w:rPr>
@@ -602,6 +613,7 @@
           <w:szCs w:val="28"/>
         </w:rPr>
       </w:pPr>
+      <w:proofErr w:type="gramStart"/>
       <w:r>
         <w:rPr>
           <w:rFonts w:ascii="Times New Roman" w:hAnsi="Times New Roman" w:cs="Times New Roman"/>
@@ -618,7 +630,17 @@
           <w:sz w:val="28"/>
           <w:szCs w:val="28"/>
         </w:rPr>
-        <w:t xml:space="preserve">                  </w:t>
+        <w:t xml:space="preserve">  </w:t>
+      </w:r>
+      <w:proofErr w:type="gramEnd"/>
+      <w:r>
+        <w:rPr>
+          <w:rFonts w:ascii="Times New Roman" w:hAnsi="Times New Roman" w:cs="Times New Roman"/>
+          <w:color w:val="000000"/>
+          <w:sz w:val="28"/>
+          <w:szCs w:val="28"/>
+        </w:rPr>
+        <w:t xml:space="preserve">                </w:t>
       </w:r>
       <w:r>
         <w:rPr>
@@ -1115,7 +1137,7 @@
               <w:rPr>
                 <w:rFonts w:ascii="Times New Roman" w:hAnsi="Times New Roman" w:cs="Times New Roman"/>
               </w:rPr>
-              <w:t xml:space="preserve"> Проектирование архитектуры и структуры проекта</w:t>
+              <w:t xml:space="preserve"> Проектирование структуры проекта</w:t>
             </w:r>
           </w:p>
         </w:tc>
@@ -1126,7 +1148,16 @@
           <w:p>
             <w:pPr>
               <w:jc w:val="right"/>
+              <w:rPr>
+                <w:lang w:val="en-US"/>
+              </w:rPr>
             </w:pPr>
+            <w:r>
+              <w:rPr>
+                <w:lang w:val="en-US"/>
+              </w:rPr>
+              <w:t>10</w:t>
+            </w:r>
           </w:p>
         </w:tc>
       </w:tr>
@@ -1168,7 +1199,16 @@
           <w:p>
             <w:pPr>
               <w:jc w:val="right"/>
+              <w:rPr>
+                <w:lang w:val="en-US"/>
+              </w:rPr>
             </w:pPr>
+            <w:r>
+              <w:rPr>
+                <w:lang w:val="en-US"/>
+              </w:rPr>
+              <w:t>11</w:t>
+            </w:r>
           </w:p>
         </w:tc>
       </w:tr>
@@ -1204,7 +1244,16 @@
           <w:p>
             <w:pPr>
               <w:jc w:val="right"/>
+              <w:rPr>
+                <w:lang w:val="en-US"/>
+              </w:rPr>
             </w:pPr>
+            <w:r>
+              <w:rPr>
+                <w:lang w:val="en-US"/>
+              </w:rPr>
+              <w:t>12</w:t>
+            </w:r>
           </w:p>
         </w:tc>
       </w:tr>
@@ -1240,7 +1289,16 @@
           <w:p>
             <w:pPr>
               <w:jc w:val="right"/>
+              <w:rPr>
+                <w:lang w:val="en-US"/>
+              </w:rPr>
             </w:pPr>
+            <w:r>
+              <w:rPr>
+                <w:lang w:val="en-US"/>
+              </w:rPr>
+              <w:t>13</w:t>
+            </w:r>
           </w:p>
         </w:tc>
       </w:tr>
@@ -1270,7 +1328,16 @@
           <w:p>
             <w:pPr>
               <w:jc w:val="right"/>
+              <w:rPr>
+                <w:lang w:val="en-US"/>
+              </w:rPr>
             </w:pPr>
+            <w:r>
+              <w:rPr>
+                <w:lang w:val="en-US"/>
+              </w:rPr>
+              <w:t>16</w:t>
+            </w:r>
           </w:p>
         </w:tc>
       </w:tr>
@@ -1300,7 +1367,16 @@
           <w:p>
             <w:pPr>
               <w:jc w:val="right"/>
+              <w:rPr>
+                <w:lang w:val="en-US"/>
+              </w:rPr>
             </w:pPr>
+            <w:r>
+              <w:rPr>
+                <w:lang w:val="en-US"/>
+              </w:rPr>
+              <w:t>17</w:t>
+            </w:r>
           </w:p>
         </w:tc>
       </w:tr>
@@ -1873,8 +1949,19 @@
           <w:szCs w:val="28"/>
           <w:lang w:val="en-US"/>
         </w:rPr>
-        <w:t>- OpenServer</w:t>
-      </w:r>
+        <w:t xml:space="preserve">- </w:t>
+      </w:r>
+      <w:proofErr w:type="spellStart"/>
+      <w:r>
+        <w:rPr>
+          <w:rFonts w:ascii="Times New Roman" w:hAnsi="Times New Roman" w:cs="Times New Roman"/>
+          <w:sz w:val="28"/>
+          <w:szCs w:val="28"/>
+          <w:lang w:val="en-US"/>
+        </w:rPr>
+        <w:t>OpenServer</w:t>
+      </w:r>
+      <w:proofErr w:type="spellEnd"/>
     </w:p>
     <w:p>
       <w:pPr>
@@ -1952,8 +2039,19 @@
           <w:szCs w:val="28"/>
           <w:lang w:val="en-US"/>
         </w:rPr>
-        <w:t>- PhpMyadmin</w:t>
-      </w:r>
+        <w:t xml:space="preserve">- </w:t>
+      </w:r>
+      <w:proofErr w:type="spellStart"/>
+      <w:r>
+        <w:rPr>
+          <w:rFonts w:ascii="Times New Roman" w:hAnsi="Times New Roman" w:cs="Times New Roman"/>
+          <w:sz w:val="28"/>
+          <w:szCs w:val="28"/>
+          <w:lang w:val="en-US"/>
+        </w:rPr>
+        <w:t>PhpMyadmin</w:t>
+      </w:r>
+      <w:proofErr w:type="spellEnd"/>
     </w:p>
     <w:p>
       <w:pPr>
@@ -1979,7 +2077,25 @@
           <w:sz w:val="28"/>
           <w:szCs w:val="28"/>
         </w:rPr>
-        <w:t>Работа с бд логическая модель</w:t>
+        <w:t xml:space="preserve">Работа с </w:t>
+      </w:r>
+      <w:proofErr w:type="spellStart"/>
+      <w:r>
+        <w:rPr>
+          <w:rFonts w:ascii="Times New Roman" w:hAnsi="Times New Roman" w:cs="Times New Roman"/>
+          <w:sz w:val="28"/>
+          <w:szCs w:val="28"/>
+        </w:rPr>
+        <w:t>бд</w:t>
+      </w:r>
+      <w:proofErr w:type="spellEnd"/>
+      <w:r>
+        <w:rPr>
+          <w:rFonts w:ascii="Times New Roman" w:hAnsi="Times New Roman" w:cs="Times New Roman"/>
+          <w:sz w:val="28"/>
+          <w:szCs w:val="28"/>
+        </w:rPr>
+        <w:t xml:space="preserve"> логическая модель</w:t>
       </w:r>
     </w:p>
     <w:p>
@@ -2025,6 +2141,7 @@
         </w:rPr>
         <w:t xml:space="preserve"> </w:t>
       </w:r>
+      <w:proofErr w:type="spellStart"/>
       <w:r>
         <w:rPr>
           <w:rFonts w:ascii="Times New Roman" w:hAnsi="Times New Roman" w:cs="Times New Roman"/>
@@ -2032,7 +2149,17 @@
           <w:szCs w:val="28"/>
           <w:lang w:val="en-US"/>
         </w:rPr>
-        <w:t xml:space="preserve">css </w:t>
+        <w:t>css</w:t>
+      </w:r>
+      <w:proofErr w:type="spellEnd"/>
+      <w:r>
+        <w:rPr>
+          <w:rFonts w:ascii="Times New Roman" w:hAnsi="Times New Roman" w:cs="Times New Roman"/>
+          <w:sz w:val="28"/>
+          <w:szCs w:val="28"/>
+          <w:lang w:val="en-US"/>
+        </w:rPr>
+        <w:t xml:space="preserve"> </w:t>
       </w:r>
     </w:p>
     <w:p>
@@ -2053,13 +2180,23 @@
           <w:szCs w:val="28"/>
         </w:rPr>
       </w:pPr>
-      <w:r>
-        <w:rPr>
-          <w:rFonts w:ascii="Times New Roman" w:hAnsi="Times New Roman" w:cs="Times New Roman"/>
-          <w:sz w:val="28"/>
-          <w:szCs w:val="28"/>
-        </w:rPr>
-        <w:t>Перенсти функциональные требования в сам проект. Все элементы</w:t>
+      <w:proofErr w:type="spellStart"/>
+      <w:r>
+        <w:rPr>
+          <w:rFonts w:ascii="Times New Roman" w:hAnsi="Times New Roman" w:cs="Times New Roman"/>
+          <w:sz w:val="28"/>
+          <w:szCs w:val="28"/>
+        </w:rPr>
+        <w:t>Перенсти</w:t>
+      </w:r>
+      <w:proofErr w:type="spellEnd"/>
+      <w:r>
+        <w:rPr>
+          <w:rFonts w:ascii="Times New Roman" w:hAnsi="Times New Roman" w:cs="Times New Roman"/>
+          <w:sz w:val="28"/>
+          <w:szCs w:val="28"/>
+        </w:rPr>
+        <w:t xml:space="preserve"> функциональные требования в сам проект. Все элементы</w:t>
       </w:r>
     </w:p>
     <w:p>
@@ -3037,8 +3174,36 @@
           <w:sz w:val="28"/>
           <w:szCs w:val="28"/>
         </w:rPr>
-        <w:t>Среда разработки и локальный сервер. Для локальной разработки используется программный комплекс OpenServer Panel</w:t>
-      </w:r>
+        <w:t xml:space="preserve">Среда разработки и локальный сервер. Для локальной разработки используется программный комплекс </w:t>
+      </w:r>
+      <w:proofErr w:type="spellStart"/>
+      <w:r>
+        <w:rPr>
+          <w:rFonts w:ascii="Times New Roman" w:hAnsi="Times New Roman" w:cs="Times New Roman"/>
+          <w:sz w:val="28"/>
+          <w:szCs w:val="28"/>
+        </w:rPr>
+        <w:t>OpenServer</w:t>
+      </w:r>
+      <w:proofErr w:type="spellEnd"/>
+      <w:r>
+        <w:rPr>
+          <w:rFonts w:ascii="Times New Roman" w:hAnsi="Times New Roman" w:cs="Times New Roman"/>
+          <w:sz w:val="28"/>
+          <w:szCs w:val="28"/>
+        </w:rPr>
+        <w:t xml:space="preserve"> </w:t>
+      </w:r>
+      <w:proofErr w:type="spellStart"/>
+      <w:r>
+        <w:rPr>
+          <w:rFonts w:ascii="Times New Roman" w:hAnsi="Times New Roman" w:cs="Times New Roman"/>
+          <w:sz w:val="28"/>
+          <w:szCs w:val="28"/>
+        </w:rPr>
+        <w:t>Panel</w:t>
+      </w:r>
+      <w:proofErr w:type="spellEnd"/>
       <w:r>
         <w:rPr>
           <w:rFonts w:ascii="Times New Roman" w:hAnsi="Times New Roman" w:cs="Times New Roman"/>
@@ -3304,6 +3469,7 @@
         </w:rPr>
         <w:t>_</w:t>
       </w:r>
+      <w:proofErr w:type="spellStart"/>
       <w:r>
         <w:rPr>
           <w:rFonts w:ascii="Times New Roman" w:hAnsi="Times New Roman" w:cs="Times New Roman"/>
@@ -3313,13 +3479,30 @@
         </w:rPr>
         <w:t>baza</w:t>
       </w:r>
-      <w:r>
-        <w:rPr>
-          <w:rFonts w:ascii="Times New Roman" w:hAnsi="Times New Roman" w:cs="Times New Roman"/>
-          <w:sz w:val="28"/>
-          <w:szCs w:val="28"/>
-        </w:rPr>
-        <w:t>). В моем проекте имеется 6 окон: 1. Главное окно, 2. Категории 3. Рецепты, 4. Карточка рецепта, 5. Окно регистрации, 6. Окно входа. Соответственно этому создаю последующие таблицы</w:t>
+      <w:proofErr w:type="spellEnd"/>
+      <w:r>
+        <w:rPr>
+          <w:rFonts w:ascii="Times New Roman" w:hAnsi="Times New Roman" w:cs="Times New Roman"/>
+          <w:sz w:val="28"/>
+          <w:szCs w:val="28"/>
+        </w:rPr>
+        <w:t xml:space="preserve">). В моем проекте имеется 6 окон: 1. Главное окно, 2. Категории 3. Рецепты, 4. Карточка рецепта, 5. Окно регистрации, 6. Окно входа. Соответственно этому </w:t>
+      </w:r>
+      <w:r>
+        <w:rPr>
+          <w:rFonts w:ascii="Times New Roman" w:hAnsi="Times New Roman" w:cs="Times New Roman"/>
+          <w:sz w:val="28"/>
+          <w:szCs w:val="28"/>
+        </w:rPr>
+        <w:t>были созданы</w:t>
+      </w:r>
+      <w:r>
+        <w:rPr>
+          <w:rFonts w:ascii="Times New Roman" w:hAnsi="Times New Roman" w:cs="Times New Roman"/>
+          <w:sz w:val="28"/>
+          <w:szCs w:val="28"/>
+        </w:rPr>
+        <w:t xml:space="preserve"> последующие таблицы</w:t>
       </w:r>
       <w:r>
         <w:rPr>
@@ -3345,6 +3528,7 @@
           <w:szCs w:val="28"/>
         </w:rPr>
       </w:pPr>
+      <w:proofErr w:type="spellStart"/>
       <w:r>
         <w:rPr>
           <w:rFonts w:ascii="Times New Roman" w:hAnsi="Times New Roman" w:cs="Times New Roman"/>
@@ -3362,6 +3546,7 @@
         </w:rPr>
         <w:t>ie</w:t>
       </w:r>
+      <w:proofErr w:type="spellEnd"/>
       <w:r>
         <w:rPr>
           <w:rFonts w:ascii="Times New Roman" w:hAnsi="Times New Roman" w:cs="Times New Roman"/>
@@ -3442,24 +3627,7 @@
           <w:szCs w:val="28"/>
           <w:lang w:val="en-US"/>
         </w:rPr>
-        <w:t>card</w:t>
-      </w:r>
-      <w:r>
-        <w:rPr>
-          <w:rFonts w:ascii="Times New Roman" w:hAnsi="Times New Roman" w:cs="Times New Roman"/>
-          <w:sz w:val="28"/>
-          <w:szCs w:val="28"/>
-        </w:rPr>
-        <w:t>_</w:t>
-      </w:r>
-      <w:r>
-        <w:rPr>
-          <w:rFonts w:ascii="Times New Roman" w:hAnsi="Times New Roman" w:cs="Times New Roman"/>
-          <w:sz w:val="28"/>
-          <w:szCs w:val="28"/>
-          <w:lang w:val="en-US"/>
-        </w:rPr>
-        <w:t>recipes</w:t>
+        <w:t>users</w:t>
       </w:r>
       <w:r>
         <w:rPr>
@@ -3475,7 +3643,7 @@
           <w:sz w:val="28"/>
           <w:szCs w:val="28"/>
         </w:rPr>
-        <w:t>- расширенная информация: ингредиенты, пошаговая инструкция, время приготовления, порции.</w:t>
+        <w:t>- учетная запись посетителя сайта.</w:t>
       </w:r>
     </w:p>
     <w:p>
@@ -3500,7 +3668,24 @@
           <w:szCs w:val="28"/>
           <w:lang w:val="en-US"/>
         </w:rPr>
-        <w:t>users</w:t>
+        <w:t>user</w:t>
+      </w:r>
+      <w:r>
+        <w:rPr>
+          <w:rFonts w:ascii="Times New Roman" w:hAnsi="Times New Roman" w:cs="Times New Roman"/>
+          <w:sz w:val="28"/>
+          <w:szCs w:val="28"/>
+        </w:rPr>
+        <w:t>_</w:t>
+      </w:r>
+      <w:r>
+        <w:rPr>
+          <w:rFonts w:ascii="Times New Roman" w:hAnsi="Times New Roman" w:cs="Times New Roman"/>
+          <w:sz w:val="28"/>
+          <w:szCs w:val="28"/>
+          <w:lang w:val="en-US"/>
+        </w:rPr>
+        <w:t>likes</w:t>
       </w:r>
       <w:r>
         <w:rPr>
@@ -3516,88 +3701,7 @@
           <w:sz w:val="28"/>
           <w:szCs w:val="28"/>
         </w:rPr>
-        <w:t>- учетная запись посетителя сайта.</w:t>
-      </w:r>
-    </w:p>
-    <w:p>
-      <w:pPr>
-        <w:numPr>
-          <w:ilvl w:val="0"/>
-          <w:numId w:val="19"/>
-        </w:numPr>
-        <w:spacing w:after="0" w:line="360" w:lineRule="auto"/>
-        <w:ind w:left="0" w:firstLine="851"/>
-        <w:jc w:val="both"/>
-        <w:rPr>
-          <w:rFonts w:ascii="Times New Roman" w:hAnsi="Times New Roman" w:cs="Times New Roman"/>
-          <w:sz w:val="28"/>
-          <w:szCs w:val="28"/>
-        </w:rPr>
-      </w:pPr>
-      <w:r>
-        <w:rPr>
-          <w:rFonts w:ascii="Times New Roman" w:hAnsi="Times New Roman" w:cs="Times New Roman"/>
-          <w:sz w:val="28"/>
-          <w:szCs w:val="28"/>
-          <w:lang w:val="en-US"/>
-        </w:rPr>
-        <w:lastRenderedPageBreak/>
-        <w:t>user</w:t>
-      </w:r>
-      <w:r>
-        <w:rPr>
-          <w:rFonts w:ascii="Times New Roman" w:hAnsi="Times New Roman" w:cs="Times New Roman"/>
-          <w:sz w:val="28"/>
-          <w:szCs w:val="28"/>
-        </w:rPr>
-        <w:t>_</w:t>
-      </w:r>
-      <w:r>
-        <w:rPr>
-          <w:rFonts w:ascii="Times New Roman" w:hAnsi="Times New Roman" w:cs="Times New Roman"/>
-          <w:sz w:val="28"/>
-          <w:szCs w:val="28"/>
-          <w:lang w:val="en-US"/>
-        </w:rPr>
-        <w:t>likes</w:t>
-      </w:r>
-      <w:r>
-        <w:rPr>
-          <w:rFonts w:ascii="Times New Roman" w:hAnsi="Times New Roman" w:cs="Times New Roman"/>
-          <w:sz w:val="28"/>
-          <w:szCs w:val="28"/>
-        </w:rPr>
-        <w:t xml:space="preserve"> </w:t>
-      </w:r>
-      <w:r>
-        <w:rPr>
-          <w:rFonts w:ascii="Times New Roman" w:hAnsi="Times New Roman" w:cs="Times New Roman"/>
-          <w:sz w:val="28"/>
-          <w:szCs w:val="28"/>
-        </w:rPr>
         <w:t>- связь между пользователем и понравившимся рецептом.</w:t>
-      </w:r>
-    </w:p>
-    <w:p>
-      <w:pPr>
-        <w:spacing w:after="0" w:line="360" w:lineRule="auto"/>
-        <w:ind w:left="851"/>
-        <w:jc w:val="both"/>
-        <w:rPr>
-          <w:rFonts w:ascii="Times New Roman" w:hAnsi="Times New Roman" w:cs="Times New Roman"/>
-          <w:color w:val="EE0000"/>
-          <w:sz w:val="28"/>
-          <w:szCs w:val="28"/>
-        </w:rPr>
-      </w:pPr>
-      <w:r>
-        <w:rPr>
-          <w:rFonts w:ascii="Times New Roman" w:hAnsi="Times New Roman" w:cs="Times New Roman"/>
-          <w:color w:val="EE0000"/>
-          <w:sz w:val="28"/>
-          <w:szCs w:val="28"/>
-        </w:rPr>
-        <w:t>Расписать процесс создания базы данных.</w:t>
       </w:r>
     </w:p>
     <w:p>
@@ -3640,7 +3744,74 @@
           <w:sz w:val="28"/>
           <w:szCs w:val="28"/>
         </w:rPr>
-        <w:t>одна категория может содержать много рецептов (связь «один ко многим»);</w:t>
+        <w:lastRenderedPageBreak/>
+        <w:t>одна категория</w:t>
+      </w:r>
+      <w:r>
+        <w:rPr>
+          <w:rFonts w:ascii="Times New Roman" w:hAnsi="Times New Roman" w:cs="Times New Roman"/>
+          <w:sz w:val="28"/>
+          <w:szCs w:val="28"/>
+        </w:rPr>
+        <w:t>(</w:t>
+      </w:r>
+      <w:r>
+        <w:rPr>
+          <w:rFonts w:ascii="Times New Roman" w:hAnsi="Times New Roman" w:cs="Times New Roman"/>
+          <w:sz w:val="28"/>
+          <w:szCs w:val="28"/>
+          <w:lang w:val="en-US"/>
+        </w:rPr>
+        <w:t>categories</w:t>
+      </w:r>
+      <w:r>
+        <w:rPr>
+          <w:rFonts w:ascii="Times New Roman" w:hAnsi="Times New Roman" w:cs="Times New Roman"/>
+          <w:sz w:val="28"/>
+          <w:szCs w:val="28"/>
+        </w:rPr>
+        <w:t>)</w:t>
+      </w:r>
+      <w:r>
+        <w:rPr>
+          <w:rFonts w:ascii="Times New Roman" w:hAnsi="Times New Roman" w:cs="Times New Roman"/>
+          <w:sz w:val="28"/>
+          <w:szCs w:val="28"/>
+        </w:rPr>
+        <w:t xml:space="preserve"> может содержать много рецептов</w:t>
+      </w:r>
+      <w:r>
+        <w:rPr>
+          <w:rFonts w:ascii="Times New Roman" w:hAnsi="Times New Roman" w:cs="Times New Roman"/>
+          <w:sz w:val="28"/>
+          <w:szCs w:val="28"/>
+        </w:rPr>
+        <w:t>(</w:t>
+      </w:r>
+      <w:r>
+        <w:rPr>
+          <w:rFonts w:ascii="Times New Roman" w:hAnsi="Times New Roman" w:cs="Times New Roman"/>
+          <w:sz w:val="28"/>
+          <w:szCs w:val="28"/>
+          <w:lang w:val="en-US"/>
+        </w:rPr>
+        <w:t>recipes</w:t>
+      </w:r>
+      <w:r>
+        <w:rPr>
+          <w:rFonts w:ascii="Times New Roman" w:hAnsi="Times New Roman" w:cs="Times New Roman"/>
+          <w:sz w:val="28"/>
+          <w:szCs w:val="28"/>
+        </w:rPr>
+        <w:t>)</w:t>
+      </w:r>
+      <w:r>
+        <w:rPr>
+          <w:rFonts w:ascii="Times New Roman" w:hAnsi="Times New Roman" w:cs="Times New Roman"/>
+          <w:sz w:val="28"/>
+          <w:szCs w:val="28"/>
+        </w:rPr>
+        <w:t xml:space="preserve"> (связь «один ко многим»);</w:t>
       </w:r>
     </w:p>
     <w:p>
@@ -3663,7 +3834,90 @@
           <w:sz w:val="28"/>
           <w:szCs w:val="28"/>
         </w:rPr>
-        <w:t>один рецепт имеет одну детальную карточку (связь «один к одному»);</w:t>
+        <w:t>один пользователь</w:t>
+      </w:r>
+      <w:r>
+        <w:rPr>
+          <w:rFonts w:ascii="Times New Roman" w:hAnsi="Times New Roman" w:cs="Times New Roman"/>
+          <w:sz w:val="28"/>
+          <w:szCs w:val="28"/>
+        </w:rPr>
+        <w:t>(</w:t>
+      </w:r>
+      <w:r>
+        <w:rPr>
+          <w:rFonts w:ascii="Times New Roman" w:hAnsi="Times New Roman" w:cs="Times New Roman"/>
+          <w:sz w:val="28"/>
+          <w:szCs w:val="28"/>
+          <w:lang w:val="en-US"/>
+        </w:rPr>
+        <w:t>users</w:t>
+      </w:r>
+      <w:r>
+        <w:rPr>
+          <w:rFonts w:ascii="Times New Roman" w:hAnsi="Times New Roman" w:cs="Times New Roman"/>
+          <w:sz w:val="28"/>
+          <w:szCs w:val="28"/>
+        </w:rPr>
+        <w:t>)</w:t>
+      </w:r>
+      <w:r>
+        <w:rPr>
+          <w:rFonts w:ascii="Times New Roman" w:hAnsi="Times New Roman" w:cs="Times New Roman"/>
+          <w:sz w:val="28"/>
+          <w:szCs w:val="28"/>
+        </w:rPr>
+        <w:t xml:space="preserve"> может лайкнуть</w:t>
+      </w:r>
+      <w:r>
+        <w:rPr>
+          <w:rFonts w:ascii="Times New Roman" w:hAnsi="Times New Roman" w:cs="Times New Roman"/>
+          <w:sz w:val="28"/>
+          <w:szCs w:val="28"/>
+        </w:rPr>
+        <w:t>(</w:t>
+      </w:r>
+      <w:r>
+        <w:rPr>
+          <w:rFonts w:ascii="Times New Roman" w:hAnsi="Times New Roman" w:cs="Times New Roman"/>
+          <w:sz w:val="28"/>
+          <w:szCs w:val="28"/>
+          <w:lang w:val="en-US"/>
+        </w:rPr>
+        <w:t>user</w:t>
+      </w:r>
+      <w:r>
+        <w:rPr>
+          <w:rFonts w:ascii="Times New Roman" w:hAnsi="Times New Roman" w:cs="Times New Roman"/>
+          <w:sz w:val="28"/>
+          <w:szCs w:val="28"/>
+        </w:rPr>
+        <w:t>_</w:t>
+      </w:r>
+      <w:r>
+        <w:rPr>
+          <w:rFonts w:ascii="Times New Roman" w:hAnsi="Times New Roman" w:cs="Times New Roman"/>
+          <w:sz w:val="28"/>
+          <w:szCs w:val="28"/>
+          <w:lang w:val="en-US"/>
+        </w:rPr>
+        <w:t>likes</w:t>
+      </w:r>
+      <w:r>
+        <w:rPr>
+          <w:rFonts w:ascii="Times New Roman" w:hAnsi="Times New Roman" w:cs="Times New Roman"/>
+          <w:sz w:val="28"/>
+          <w:szCs w:val="28"/>
+        </w:rPr>
+        <w:t>)</w:t>
+      </w:r>
+      <w:r>
+        <w:rPr>
+          <w:rFonts w:ascii="Times New Roman" w:hAnsi="Times New Roman" w:cs="Times New Roman"/>
+          <w:sz w:val="28"/>
+          <w:szCs w:val="28"/>
+        </w:rPr>
+        <w:t xml:space="preserve"> много рецептов (связь «многие ко многим»).</w:t>
       </w:r>
     </w:p>
     <w:p>
@@ -3686,7 +3940,154 @@
           <w:sz w:val="28"/>
           <w:szCs w:val="28"/>
         </w:rPr>
-        <w:t>один пользователь может лайкнуть много рецептов (связь «многие ко многим»).</w:t>
+        <w:t xml:space="preserve">один </w:t>
+      </w:r>
+      <w:r>
+        <w:rPr>
+          <w:rFonts w:ascii="Times New Roman" w:hAnsi="Times New Roman" w:cs="Times New Roman"/>
+          <w:sz w:val="28"/>
+          <w:szCs w:val="28"/>
+        </w:rPr>
+        <w:t>рецепт</w:t>
+      </w:r>
+      <w:r>
+        <w:rPr>
+          <w:rFonts w:ascii="Times New Roman" w:hAnsi="Times New Roman" w:cs="Times New Roman"/>
+          <w:sz w:val="28"/>
+          <w:szCs w:val="28"/>
+        </w:rPr>
+        <w:t>(</w:t>
+      </w:r>
+      <w:r>
+        <w:rPr>
+          <w:rFonts w:ascii="Times New Roman" w:hAnsi="Times New Roman" w:cs="Times New Roman"/>
+          <w:sz w:val="28"/>
+          <w:szCs w:val="28"/>
+          <w:lang w:val="en-US"/>
+        </w:rPr>
+        <w:t>recipes</w:t>
+      </w:r>
+      <w:r>
+        <w:rPr>
+          <w:rFonts w:ascii="Times New Roman" w:hAnsi="Times New Roman" w:cs="Times New Roman"/>
+          <w:sz w:val="28"/>
+          <w:szCs w:val="28"/>
+        </w:rPr>
+        <w:t>)</w:t>
+      </w:r>
+      <w:r>
+        <w:rPr>
+          <w:rFonts w:ascii="Times New Roman" w:hAnsi="Times New Roman" w:cs="Times New Roman"/>
+          <w:sz w:val="28"/>
+          <w:szCs w:val="28"/>
+        </w:rPr>
+        <w:t xml:space="preserve"> может </w:t>
+      </w:r>
+      <w:r>
+        <w:rPr>
+          <w:rFonts w:ascii="Times New Roman" w:hAnsi="Times New Roman" w:cs="Times New Roman"/>
+          <w:sz w:val="28"/>
+          <w:szCs w:val="28"/>
+        </w:rPr>
+        <w:t>получить много лайков</w:t>
+      </w:r>
+      <w:r>
+        <w:rPr>
+          <w:rFonts w:ascii="Times New Roman" w:hAnsi="Times New Roman" w:cs="Times New Roman"/>
+          <w:sz w:val="28"/>
+          <w:szCs w:val="28"/>
+        </w:rPr>
+        <w:t>(</w:t>
+      </w:r>
+      <w:r>
+        <w:rPr>
+          <w:rFonts w:ascii="Times New Roman" w:hAnsi="Times New Roman" w:cs="Times New Roman"/>
+          <w:sz w:val="28"/>
+          <w:szCs w:val="28"/>
+          <w:lang w:val="en-US"/>
+        </w:rPr>
+        <w:t>user</w:t>
+      </w:r>
+      <w:r>
+        <w:rPr>
+          <w:rFonts w:ascii="Times New Roman" w:hAnsi="Times New Roman" w:cs="Times New Roman"/>
+          <w:sz w:val="28"/>
+          <w:szCs w:val="28"/>
+        </w:rPr>
+        <w:t>_</w:t>
+      </w:r>
+      <w:r>
+        <w:rPr>
+          <w:rFonts w:ascii="Times New Roman" w:hAnsi="Times New Roman" w:cs="Times New Roman"/>
+          <w:sz w:val="28"/>
+          <w:szCs w:val="28"/>
+          <w:lang w:val="en-US"/>
+        </w:rPr>
+        <w:t>likes</w:t>
+      </w:r>
+      <w:r>
+        <w:rPr>
+          <w:rFonts w:ascii="Times New Roman" w:hAnsi="Times New Roman" w:cs="Times New Roman"/>
+          <w:sz w:val="28"/>
+          <w:szCs w:val="28"/>
+        </w:rPr>
+        <w:t>)</w:t>
+      </w:r>
+      <w:r>
+        <w:rPr>
+          <w:rFonts w:ascii="Times New Roman" w:hAnsi="Times New Roman" w:cs="Times New Roman"/>
+          <w:sz w:val="28"/>
+          <w:szCs w:val="28"/>
+        </w:rPr>
+        <w:t xml:space="preserve"> </w:t>
+      </w:r>
+      <w:r>
+        <w:rPr>
+          <w:rFonts w:ascii="Times New Roman" w:hAnsi="Times New Roman" w:cs="Times New Roman"/>
+          <w:sz w:val="28"/>
+          <w:szCs w:val="28"/>
+        </w:rPr>
+        <w:t>от</w:t>
+      </w:r>
+      <w:r>
+        <w:rPr>
+          <w:rFonts w:ascii="Times New Roman" w:hAnsi="Times New Roman" w:cs="Times New Roman"/>
+          <w:sz w:val="28"/>
+          <w:szCs w:val="28"/>
+        </w:rPr>
+        <w:t xml:space="preserve"> </w:t>
+      </w:r>
+      <w:r>
+        <w:rPr>
+          <w:rFonts w:ascii="Times New Roman" w:hAnsi="Times New Roman" w:cs="Times New Roman"/>
+          <w:sz w:val="28"/>
+          <w:szCs w:val="28"/>
+        </w:rPr>
+        <w:t>разных пользователей</w:t>
+      </w:r>
+      <w:r>
+        <w:rPr>
+          <w:rFonts w:ascii="Times New Roman" w:hAnsi="Times New Roman" w:cs="Times New Roman"/>
+          <w:sz w:val="28"/>
+          <w:szCs w:val="28"/>
+        </w:rPr>
+        <w:t xml:space="preserve"> (связь «</w:t>
+      </w:r>
+      <w:r>
+        <w:rPr>
+          <w:rFonts w:ascii="Times New Roman" w:hAnsi="Times New Roman" w:cs="Times New Roman"/>
+          <w:sz w:val="28"/>
+          <w:szCs w:val="28"/>
+        </w:rPr>
+        <w:t>один</w:t>
+      </w:r>
+      <w:r>
+        <w:rPr>
+          <w:rFonts w:ascii="Times New Roman" w:hAnsi="Times New Roman" w:cs="Times New Roman"/>
+          <w:sz w:val="28"/>
+          <w:szCs w:val="28"/>
+        </w:rPr>
+        <w:t xml:space="preserve"> ко многим»).</w:t>
       </w:r>
     </w:p>
     <w:p>
@@ -3723,8 +4124,18 @@
           <w:sz w:val="28"/>
           <w:szCs w:val="28"/>
         </w:rPr>
-        <w:t>Таблица 1 - Структура таблицы categories</w:t>
-      </w:r>
+        <w:t xml:space="preserve">Таблица 1 - Структура таблицы </w:t>
+      </w:r>
+      <w:proofErr w:type="spellStart"/>
+      <w:r>
+        <w:rPr>
+          <w:rFonts w:ascii="Times New Roman" w:hAnsi="Times New Roman" w:cs="Times New Roman"/>
+          <w:sz w:val="28"/>
+          <w:szCs w:val="28"/>
+        </w:rPr>
+        <w:t>categories</w:t>
+      </w:r>
+      <w:proofErr w:type="spellEnd"/>
     </w:p>
     <w:tbl>
       <w:tblPr>
@@ -4779,7 +5190,6 @@
                 <w:szCs w:val="28"/>
                 <w:lang w:val="en-US"/>
               </w:rPr>
-              <w:lastRenderedPageBreak/>
               <w:t>id</w:t>
             </w:r>
           </w:p>
@@ -5028,6 +5438,7 @@
                 <w:szCs w:val="28"/>
                 <w:lang w:val="en-US"/>
               </w:rPr>
+              <w:lastRenderedPageBreak/>
               <w:t>description</w:t>
             </w:r>
           </w:p>
@@ -5228,6 +5639,7 @@
                 <w:lang w:val="en-US"/>
               </w:rPr>
             </w:pPr>
+            <w:proofErr w:type="spellStart"/>
             <w:r>
               <w:rPr>
                 <w:rFonts w:ascii="Times New Roman" w:hAnsi="Times New Roman" w:cs="Times New Roman"/>
@@ -5237,6 +5649,7 @@
               </w:rPr>
               <w:t>time_for_cook</w:t>
             </w:r>
+            <w:proofErr w:type="spellEnd"/>
           </w:p>
         </w:tc>
         <w:tc>
@@ -6093,6 +6506,7 @@
                 <w:lang w:val="en-US"/>
               </w:rPr>
             </w:pPr>
+            <w:proofErr w:type="spellStart"/>
             <w:r>
               <w:rPr>
                 <w:rFonts w:ascii="Times New Roman" w:hAnsi="Times New Roman" w:cs="Times New Roman"/>
@@ -6102,6 +6516,7 @@
               </w:rPr>
               <w:t>user_id</w:t>
             </w:r>
+            <w:proofErr w:type="spellEnd"/>
           </w:p>
         </w:tc>
         <w:tc>
@@ -6167,6 +6582,7 @@
                 <w:lang w:val="en-US"/>
               </w:rPr>
             </w:pPr>
+            <w:proofErr w:type="spellStart"/>
             <w:r>
               <w:rPr>
                 <w:rFonts w:ascii="Times New Roman" w:hAnsi="Times New Roman" w:cs="Times New Roman"/>
@@ -6176,6 +6592,7 @@
               </w:rPr>
               <w:t>recipe_id</w:t>
             </w:r>
+            <w:proofErr w:type="spellEnd"/>
           </w:p>
         </w:tc>
         <w:tc>
@@ -6240,6 +6657,7 @@
                 <w:lang w:val="en-US"/>
               </w:rPr>
             </w:pPr>
+            <w:proofErr w:type="spellStart"/>
             <w:r>
               <w:rPr>
                 <w:rFonts w:ascii="Times New Roman" w:hAnsi="Times New Roman" w:cs="Times New Roman"/>
@@ -6249,6 +6667,7 @@
               </w:rPr>
               <w:t>created_at</w:t>
             </w:r>
+            <w:proofErr w:type="spellEnd"/>
           </w:p>
         </w:tc>
         <w:tc>
@@ -6402,7 +6821,6 @@
           <w:sz w:val="28"/>
           <w:szCs w:val="28"/>
         </w:rPr>
-        <w:lastRenderedPageBreak/>
         <w:t xml:space="preserve">Защита от </w:t>
       </w:r>
       <w:r>
@@ -6522,6 +6940,7 @@
           <w:sz w:val="28"/>
           <w:szCs w:val="28"/>
         </w:rPr>
+        <w:lastRenderedPageBreak/>
         <w:t xml:space="preserve">Защита от </w:t>
       </w:r>
       <w:r>
@@ -6559,6 +6978,7 @@
         </w:rPr>
         <w:t xml:space="preserve">В проекте для защиты применяется функция </w:t>
       </w:r>
+      <w:proofErr w:type="spellStart"/>
       <w:r>
         <w:rPr>
           <w:rFonts w:ascii="Times New Roman" w:hAnsi="Times New Roman" w:cs="Times New Roman"/>
@@ -6568,6 +6988,7 @@
         </w:rPr>
         <w:t>mysqli</w:t>
       </w:r>
+      <w:proofErr w:type="spellEnd"/>
       <w:r>
         <w:rPr>
           <w:rFonts w:ascii="Times New Roman" w:hAnsi="Times New Roman" w:cs="Times New Roman"/>
@@ -6610,6 +7031,7 @@
         </w:rPr>
         <w:t>_</w:t>
       </w:r>
+      <w:proofErr w:type="gramStart"/>
       <w:r>
         <w:rPr>
           <w:rFonts w:ascii="Times New Roman" w:hAnsi="Times New Roman" w:cs="Times New Roman"/>
@@ -6625,7 +7047,16 @@
           <w:sz w:val="28"/>
           <w:szCs w:val="28"/>
         </w:rPr>
-        <w:t xml:space="preserve">(), </w:t>
+        <w:t>(</w:t>
+      </w:r>
+      <w:proofErr w:type="gramEnd"/>
+      <w:r>
+        <w:rPr>
+          <w:rFonts w:ascii="Times New Roman" w:hAnsi="Times New Roman" w:cs="Times New Roman"/>
+          <w:sz w:val="28"/>
+          <w:szCs w:val="28"/>
+        </w:rPr>
+        <w:t xml:space="preserve">), </w:t>
       </w:r>
       <w:r>
         <w:rPr>
@@ -6721,7 +7152,25 @@
           <w:sz w:val="28"/>
           <w:szCs w:val="28"/>
         </w:rPr>
-        <w:t xml:space="preserve">хранит не исходный пароль, а его хеш, сгенерированный алгоритмом </w:t>
+        <w:t xml:space="preserve">хранит не исходный пароль, а его </w:t>
+      </w:r>
+      <w:proofErr w:type="spellStart"/>
+      <w:r>
+        <w:rPr>
+          <w:rFonts w:ascii="Times New Roman" w:hAnsi="Times New Roman" w:cs="Times New Roman"/>
+          <w:sz w:val="28"/>
+          <w:szCs w:val="28"/>
+        </w:rPr>
+        <w:t>хеш</w:t>
+      </w:r>
+      <w:proofErr w:type="spellEnd"/>
+      <w:r>
+        <w:rPr>
+          <w:rFonts w:ascii="Times New Roman" w:hAnsi="Times New Roman" w:cs="Times New Roman"/>
+          <w:sz w:val="28"/>
+          <w:szCs w:val="28"/>
+        </w:rPr>
+        <w:t xml:space="preserve">, сгенерированный алгоритмом </w:t>
       </w:r>
       <w:r>
         <w:rPr>
@@ -6782,6 +7231,7 @@
         </w:rPr>
         <w:t>_</w:t>
       </w:r>
+      <w:proofErr w:type="gramStart"/>
       <w:r>
         <w:rPr>
           <w:rFonts w:ascii="Times New Roman" w:hAnsi="Times New Roman" w:cs="Times New Roman"/>
@@ -6797,15 +7247,42 @@
           <w:sz w:val="28"/>
           <w:szCs w:val="28"/>
         </w:rPr>
-        <w:t xml:space="preserve">(). </w:t>
-      </w:r>
-      <w:r>
-        <w:rPr>
-          <w:rFonts w:ascii="Times New Roman" w:hAnsi="Times New Roman" w:cs="Times New Roman"/>
-          <w:sz w:val="28"/>
-          <w:szCs w:val="28"/>
-        </w:rPr>
-        <w:t xml:space="preserve">При авторизации введенный пароль сверяется с хешем </w:t>
+        <w:t>(</w:t>
+      </w:r>
+      <w:proofErr w:type="gramEnd"/>
+      <w:r>
+        <w:rPr>
+          <w:rFonts w:ascii="Times New Roman" w:hAnsi="Times New Roman" w:cs="Times New Roman"/>
+          <w:sz w:val="28"/>
+          <w:szCs w:val="28"/>
+        </w:rPr>
+        <w:t xml:space="preserve">). </w:t>
+      </w:r>
+      <w:r>
+        <w:rPr>
+          <w:rFonts w:ascii="Times New Roman" w:hAnsi="Times New Roman" w:cs="Times New Roman"/>
+          <w:sz w:val="28"/>
+          <w:szCs w:val="28"/>
+        </w:rPr>
+        <w:t xml:space="preserve">При авторизации введенный пароль сверяется с </w:t>
+      </w:r>
+      <w:proofErr w:type="spellStart"/>
+      <w:r>
+        <w:rPr>
+          <w:rFonts w:ascii="Times New Roman" w:hAnsi="Times New Roman" w:cs="Times New Roman"/>
+          <w:sz w:val="28"/>
+          <w:szCs w:val="28"/>
+        </w:rPr>
+        <w:t>хешем</w:t>
+      </w:r>
+      <w:proofErr w:type="spellEnd"/>
+      <w:r>
+        <w:rPr>
+          <w:rFonts w:ascii="Times New Roman" w:hAnsi="Times New Roman" w:cs="Times New Roman"/>
+          <w:sz w:val="28"/>
+          <w:szCs w:val="28"/>
+        </w:rPr>
+        <w:t xml:space="preserve"> </w:t>
       </w:r>
       <w:r>
         <w:rPr>
@@ -6832,6 +7309,7 @@
         </w:rPr>
         <w:t>_</w:t>
       </w:r>
+      <w:proofErr w:type="gramStart"/>
       <w:r>
         <w:rPr>
           <w:rFonts w:ascii="Times New Roman" w:hAnsi="Times New Roman" w:cs="Times New Roman"/>
@@ -6847,7 +7325,16 @@
           <w:sz w:val="28"/>
           <w:szCs w:val="28"/>
         </w:rPr>
-        <w:t>().</w:t>
+        <w:t>(</w:t>
+      </w:r>
+      <w:proofErr w:type="gramEnd"/>
+      <w:r>
+        <w:rPr>
+          <w:rFonts w:ascii="Times New Roman" w:hAnsi="Times New Roman" w:cs="Times New Roman"/>
+          <w:sz w:val="28"/>
+          <w:szCs w:val="28"/>
+        </w:rPr>
+        <w:t>).</w:t>
       </w:r>
     </w:p>
     <w:p>
@@ -6922,8 +7409,746 @@
           <w:sz w:val="28"/>
           <w:szCs w:val="28"/>
         </w:rPr>
-        <w:t xml:space="preserve">Проектирование архитектуры и структуры проекта </w:t>
-      </w:r>
+        <w:t xml:space="preserve">Проектирование структуры проекта </w:t>
+      </w:r>
+    </w:p>
+    <w:p>
+      <w:pPr>
+        <w:spacing w:after="0" w:line="360" w:lineRule="auto"/>
+        <w:ind w:firstLine="851"/>
+        <w:jc w:val="both"/>
+        <w:rPr>
+          <w:rFonts w:ascii="Times New Roman" w:hAnsi="Times New Roman" w:cs="Times New Roman"/>
+          <w:sz w:val="28"/>
+          <w:szCs w:val="28"/>
+        </w:rPr>
+      </w:pPr>
+      <w:r>
+        <w:rPr>
+          <w:rFonts w:ascii="Times New Roman" w:hAnsi="Times New Roman" w:cs="Times New Roman"/>
+          <w:sz w:val="28"/>
+          <w:szCs w:val="28"/>
+        </w:rPr>
+        <w:t>Все файлы проекта размещены в папке</w:t>
+      </w:r>
+      <w:r>
+        <w:rPr>
+          <w:rFonts w:ascii="Times New Roman" w:hAnsi="Times New Roman" w:cs="Times New Roman"/>
+          <w:sz w:val="28"/>
+          <w:szCs w:val="28"/>
+        </w:rPr>
+        <w:t xml:space="preserve"> </w:t>
+      </w:r>
+      <w:proofErr w:type="spellStart"/>
+      <w:r>
+        <w:rPr>
+          <w:rFonts w:ascii="Times New Roman" w:hAnsi="Times New Roman" w:cs="Times New Roman"/>
+          <w:sz w:val="28"/>
+          <w:szCs w:val="28"/>
+        </w:rPr>
+        <w:t>project-tpo</w:t>
+      </w:r>
+      <w:proofErr w:type="spellEnd"/>
+      <w:r>
+        <w:rPr>
+          <w:rFonts w:ascii="Times New Roman" w:hAnsi="Times New Roman" w:cs="Times New Roman"/>
+          <w:sz w:val="28"/>
+          <w:szCs w:val="28"/>
+        </w:rPr>
+        <w:t xml:space="preserve"> </w:t>
+      </w:r>
+      <w:r>
+        <w:rPr>
+          <w:rFonts w:ascii="Times New Roman" w:hAnsi="Times New Roman" w:cs="Times New Roman"/>
+          <w:sz w:val="28"/>
+          <w:szCs w:val="28"/>
+        </w:rPr>
+        <w:t xml:space="preserve">на локальном сервере </w:t>
+      </w:r>
+      <w:proofErr w:type="spellStart"/>
+      <w:r>
+        <w:rPr>
+          <w:rFonts w:ascii="Times New Roman" w:hAnsi="Times New Roman" w:cs="Times New Roman"/>
+          <w:sz w:val="28"/>
+          <w:szCs w:val="28"/>
+        </w:rPr>
+        <w:t>OpenServer</w:t>
+      </w:r>
+      <w:proofErr w:type="spellEnd"/>
+      <w:r>
+        <w:rPr>
+          <w:rFonts w:ascii="Times New Roman" w:hAnsi="Times New Roman" w:cs="Times New Roman"/>
+          <w:sz w:val="28"/>
+          <w:szCs w:val="28"/>
+        </w:rPr>
+        <w:t>. Структура папок организована следующим образом:</w:t>
+      </w:r>
+    </w:p>
+    <w:p>
+      <w:pPr>
+        <w:numPr>
+          <w:ilvl w:val="0"/>
+          <w:numId w:val="33"/>
+        </w:numPr>
+        <w:spacing w:after="0" w:line="360" w:lineRule="auto"/>
+        <w:ind w:left="0" w:firstLine="851"/>
+        <w:jc w:val="both"/>
+        <w:rPr>
+          <w:rFonts w:ascii="Times New Roman" w:hAnsi="Times New Roman" w:cs="Times New Roman"/>
+          <w:sz w:val="28"/>
+          <w:szCs w:val="28"/>
+        </w:rPr>
+      </w:pPr>
+      <w:proofErr w:type="spellStart"/>
+      <w:r>
+        <w:rPr>
+          <w:rFonts w:ascii="Times New Roman" w:hAnsi="Times New Roman" w:cs="Times New Roman"/>
+          <w:sz w:val="28"/>
+          <w:szCs w:val="28"/>
+        </w:rPr>
+        <w:t>components</w:t>
+      </w:r>
+      <w:proofErr w:type="spellEnd"/>
+      <w:r>
+        <w:rPr>
+          <w:rFonts w:ascii="Times New Roman" w:hAnsi="Times New Roman" w:cs="Times New Roman"/>
+          <w:sz w:val="28"/>
+          <w:szCs w:val="28"/>
+        </w:rPr>
+        <w:t>/</w:t>
+      </w:r>
+      <w:r>
+        <w:rPr>
+          <w:rFonts w:ascii="Times New Roman" w:hAnsi="Times New Roman" w:cs="Times New Roman"/>
+          <w:sz w:val="28"/>
+          <w:szCs w:val="28"/>
+        </w:rPr>
+        <w:t xml:space="preserve"> </w:t>
+      </w:r>
+      <w:r>
+        <w:rPr>
+          <w:rFonts w:ascii="Times New Roman" w:hAnsi="Times New Roman" w:cs="Times New Roman"/>
+          <w:sz w:val="28"/>
+          <w:szCs w:val="28"/>
+        </w:rPr>
+        <w:t>-</w:t>
+      </w:r>
+      <w:r>
+        <w:rPr>
+          <w:rFonts w:ascii="Times New Roman" w:hAnsi="Times New Roman" w:cs="Times New Roman"/>
+          <w:sz w:val="28"/>
+          <w:szCs w:val="28"/>
+        </w:rPr>
+        <w:t xml:space="preserve"> общие компоненты сайта: файл подключения к базе данных (</w:t>
+      </w:r>
+      <w:proofErr w:type="spellStart"/>
+      <w:r>
+        <w:rPr>
+          <w:rFonts w:ascii="Times New Roman" w:hAnsi="Times New Roman" w:cs="Times New Roman"/>
+          <w:sz w:val="28"/>
+          <w:szCs w:val="28"/>
+        </w:rPr>
+        <w:t>connect.php</w:t>
+      </w:r>
+      <w:proofErr w:type="spellEnd"/>
+      <w:r>
+        <w:rPr>
+          <w:rFonts w:ascii="Times New Roman" w:hAnsi="Times New Roman" w:cs="Times New Roman"/>
+          <w:sz w:val="28"/>
+          <w:szCs w:val="28"/>
+        </w:rPr>
+        <w:t>), вспомогательные функции (</w:t>
+      </w:r>
+      <w:proofErr w:type="spellStart"/>
+      <w:r>
+        <w:rPr>
+          <w:rFonts w:ascii="Times New Roman" w:hAnsi="Times New Roman" w:cs="Times New Roman"/>
+          <w:sz w:val="28"/>
+          <w:szCs w:val="28"/>
+        </w:rPr>
+        <w:t>functions.php</w:t>
+      </w:r>
+      <w:proofErr w:type="spellEnd"/>
+      <w:r>
+        <w:rPr>
+          <w:rFonts w:ascii="Times New Roman" w:hAnsi="Times New Roman" w:cs="Times New Roman"/>
+          <w:sz w:val="28"/>
+          <w:szCs w:val="28"/>
+        </w:rPr>
+        <w:t>), таблицы стилей (style.css), скрипты для шапки и подвала сайта (header.js</w:t>
+      </w:r>
+      <w:r>
+        <w:rPr>
+          <w:rFonts w:ascii="Times New Roman" w:hAnsi="Times New Roman" w:cs="Times New Roman"/>
+          <w:sz w:val="28"/>
+          <w:szCs w:val="28"/>
+        </w:rPr>
+        <w:t xml:space="preserve"> </w:t>
+      </w:r>
+      <w:r>
+        <w:rPr>
+          <w:rFonts w:ascii="Times New Roman" w:hAnsi="Times New Roman" w:cs="Times New Roman"/>
+          <w:sz w:val="28"/>
+          <w:szCs w:val="28"/>
+        </w:rPr>
+        <w:t>и</w:t>
+      </w:r>
+      <w:r>
+        <w:rPr>
+          <w:rFonts w:ascii="Times New Roman" w:hAnsi="Times New Roman" w:cs="Times New Roman"/>
+          <w:sz w:val="28"/>
+          <w:szCs w:val="28"/>
+        </w:rPr>
+        <w:t xml:space="preserve"> </w:t>
+      </w:r>
+      <w:r>
+        <w:rPr>
+          <w:rFonts w:ascii="Times New Roman" w:hAnsi="Times New Roman" w:cs="Times New Roman"/>
+          <w:sz w:val="28"/>
+          <w:szCs w:val="28"/>
+        </w:rPr>
+        <w:t>footer.js), а также папка со шрифтами.</w:t>
+      </w:r>
+    </w:p>
+    <w:p>
+      <w:pPr>
+        <w:numPr>
+          <w:ilvl w:val="0"/>
+          <w:numId w:val="33"/>
+        </w:numPr>
+        <w:spacing w:after="0" w:line="360" w:lineRule="auto"/>
+        <w:ind w:left="0" w:firstLine="851"/>
+        <w:jc w:val="both"/>
+        <w:rPr>
+          <w:rFonts w:ascii="Times New Roman" w:hAnsi="Times New Roman" w:cs="Times New Roman"/>
+          <w:sz w:val="28"/>
+          <w:szCs w:val="28"/>
+        </w:rPr>
+      </w:pPr>
+      <w:proofErr w:type="spellStart"/>
+      <w:r>
+        <w:rPr>
+          <w:rFonts w:ascii="Times New Roman" w:hAnsi="Times New Roman" w:cs="Times New Roman"/>
+          <w:sz w:val="28"/>
+          <w:szCs w:val="28"/>
+        </w:rPr>
+        <w:t>pages</w:t>
+      </w:r>
+      <w:proofErr w:type="spellEnd"/>
+      <w:r>
+        <w:rPr>
+          <w:rFonts w:ascii="Times New Roman" w:hAnsi="Times New Roman" w:cs="Times New Roman"/>
+          <w:sz w:val="28"/>
+          <w:szCs w:val="28"/>
+        </w:rPr>
+        <w:t>/</w:t>
+      </w:r>
+      <w:r>
+        <w:rPr>
+          <w:rFonts w:ascii="Times New Roman" w:hAnsi="Times New Roman" w:cs="Times New Roman"/>
+          <w:sz w:val="28"/>
+          <w:szCs w:val="28"/>
+        </w:rPr>
+        <w:t xml:space="preserve"> </w:t>
+      </w:r>
+      <w:r>
+        <w:rPr>
+          <w:rFonts w:ascii="Times New Roman" w:hAnsi="Times New Roman" w:cs="Times New Roman"/>
+          <w:sz w:val="28"/>
+          <w:szCs w:val="28"/>
+        </w:rPr>
+        <w:t>-</w:t>
+      </w:r>
+      <w:r>
+        <w:rPr>
+          <w:rFonts w:ascii="Times New Roman" w:hAnsi="Times New Roman" w:cs="Times New Roman"/>
+          <w:sz w:val="28"/>
+          <w:szCs w:val="28"/>
+        </w:rPr>
+        <w:t xml:space="preserve"> основные страницы сайта, доступные пользователю: главная (</w:t>
+      </w:r>
+      <w:proofErr w:type="spellStart"/>
+      <w:r>
+        <w:rPr>
+          <w:rFonts w:ascii="Times New Roman" w:hAnsi="Times New Roman" w:cs="Times New Roman"/>
+          <w:sz w:val="28"/>
+          <w:szCs w:val="28"/>
+        </w:rPr>
+        <w:t>main.php</w:t>
+      </w:r>
+      <w:proofErr w:type="spellEnd"/>
+      <w:r>
+        <w:rPr>
+          <w:rFonts w:ascii="Times New Roman" w:hAnsi="Times New Roman" w:cs="Times New Roman"/>
+          <w:sz w:val="28"/>
+          <w:szCs w:val="28"/>
+        </w:rPr>
+        <w:t>), категории блюд (</w:t>
+      </w:r>
+      <w:proofErr w:type="spellStart"/>
+      <w:r>
+        <w:rPr>
+          <w:rFonts w:ascii="Times New Roman" w:hAnsi="Times New Roman" w:cs="Times New Roman"/>
+          <w:sz w:val="28"/>
+          <w:szCs w:val="28"/>
+        </w:rPr>
+        <w:t>categories.php</w:t>
+      </w:r>
+      <w:proofErr w:type="spellEnd"/>
+      <w:r>
+        <w:rPr>
+          <w:rFonts w:ascii="Times New Roman" w:hAnsi="Times New Roman" w:cs="Times New Roman"/>
+          <w:sz w:val="28"/>
+          <w:szCs w:val="28"/>
+        </w:rPr>
+        <w:t>), список рецептов в категории (</w:t>
+      </w:r>
+      <w:proofErr w:type="spellStart"/>
+      <w:r>
+        <w:rPr>
+          <w:rFonts w:ascii="Times New Roman" w:hAnsi="Times New Roman" w:cs="Times New Roman"/>
+          <w:sz w:val="28"/>
+          <w:szCs w:val="28"/>
+        </w:rPr>
+        <w:t>recipes.php</w:t>
+      </w:r>
+      <w:proofErr w:type="spellEnd"/>
+      <w:r>
+        <w:rPr>
+          <w:rFonts w:ascii="Times New Roman" w:hAnsi="Times New Roman" w:cs="Times New Roman"/>
+          <w:sz w:val="28"/>
+          <w:szCs w:val="28"/>
+        </w:rPr>
+        <w:t>), карточка рецепта (</w:t>
+      </w:r>
+      <w:proofErr w:type="spellStart"/>
+      <w:r>
+        <w:rPr>
+          <w:rFonts w:ascii="Times New Roman" w:hAnsi="Times New Roman" w:cs="Times New Roman"/>
+          <w:sz w:val="28"/>
+          <w:szCs w:val="28"/>
+        </w:rPr>
+        <w:t>recipe_card.php</w:t>
+      </w:r>
+      <w:proofErr w:type="spellEnd"/>
+      <w:r>
+        <w:rPr>
+          <w:rFonts w:ascii="Times New Roman" w:hAnsi="Times New Roman" w:cs="Times New Roman"/>
+          <w:sz w:val="28"/>
+          <w:szCs w:val="28"/>
+        </w:rPr>
+        <w:t>), страницы входа и регистрации (</w:t>
+      </w:r>
+      <w:proofErr w:type="spellStart"/>
+      <w:r>
+        <w:rPr>
+          <w:rFonts w:ascii="Times New Roman" w:hAnsi="Times New Roman" w:cs="Times New Roman"/>
+          <w:sz w:val="28"/>
+          <w:szCs w:val="28"/>
+        </w:rPr>
+        <w:t>login.php</w:t>
+      </w:r>
+      <w:proofErr w:type="spellEnd"/>
+      <w:r>
+        <w:rPr>
+          <w:rFonts w:ascii="Times New Roman" w:hAnsi="Times New Roman" w:cs="Times New Roman"/>
+          <w:sz w:val="28"/>
+          <w:szCs w:val="28"/>
+        </w:rPr>
+        <w:t xml:space="preserve"> </w:t>
+      </w:r>
+      <w:r>
+        <w:rPr>
+          <w:rFonts w:ascii="Times New Roman" w:hAnsi="Times New Roman" w:cs="Times New Roman"/>
+          <w:sz w:val="28"/>
+          <w:szCs w:val="28"/>
+        </w:rPr>
+        <w:t>и</w:t>
+      </w:r>
+      <w:r>
+        <w:rPr>
+          <w:rFonts w:ascii="Times New Roman" w:hAnsi="Times New Roman" w:cs="Times New Roman"/>
+          <w:sz w:val="28"/>
+          <w:szCs w:val="28"/>
+        </w:rPr>
+        <w:t xml:space="preserve"> </w:t>
+      </w:r>
+      <w:proofErr w:type="spellStart"/>
+      <w:r>
+        <w:rPr>
+          <w:rFonts w:ascii="Times New Roman" w:hAnsi="Times New Roman" w:cs="Times New Roman"/>
+          <w:sz w:val="28"/>
+          <w:szCs w:val="28"/>
+        </w:rPr>
+        <w:t>register.php</w:t>
+      </w:r>
+      <w:proofErr w:type="spellEnd"/>
+      <w:r>
+        <w:rPr>
+          <w:rFonts w:ascii="Times New Roman" w:hAnsi="Times New Roman" w:cs="Times New Roman"/>
+          <w:sz w:val="28"/>
+          <w:szCs w:val="28"/>
+        </w:rPr>
+        <w:t>).</w:t>
+      </w:r>
+    </w:p>
+    <w:p>
+      <w:pPr>
+        <w:numPr>
+          <w:ilvl w:val="0"/>
+          <w:numId w:val="33"/>
+        </w:numPr>
+        <w:spacing w:after="0" w:line="360" w:lineRule="auto"/>
+        <w:ind w:left="0" w:firstLine="851"/>
+        <w:jc w:val="both"/>
+        <w:rPr>
+          <w:rFonts w:ascii="Times New Roman" w:hAnsi="Times New Roman" w:cs="Times New Roman"/>
+          <w:sz w:val="28"/>
+          <w:szCs w:val="28"/>
+        </w:rPr>
+      </w:pPr>
+      <w:proofErr w:type="spellStart"/>
+      <w:r>
+        <w:rPr>
+          <w:rFonts w:ascii="Times New Roman" w:hAnsi="Times New Roman" w:cs="Times New Roman"/>
+          <w:sz w:val="28"/>
+          <w:szCs w:val="28"/>
+        </w:rPr>
+        <w:t>api</w:t>
+      </w:r>
+      <w:proofErr w:type="spellEnd"/>
+      <w:r>
+        <w:rPr>
+          <w:rFonts w:ascii="Times New Roman" w:hAnsi="Times New Roman" w:cs="Times New Roman"/>
+          <w:sz w:val="28"/>
+          <w:szCs w:val="28"/>
+        </w:rPr>
+        <w:t xml:space="preserve"> -</w:t>
+      </w:r>
+      <w:r>
+        <w:rPr>
+          <w:rFonts w:ascii="Times New Roman" w:hAnsi="Times New Roman" w:cs="Times New Roman"/>
+          <w:sz w:val="28"/>
+          <w:szCs w:val="28"/>
+        </w:rPr>
+        <w:t xml:space="preserve"> серверные обработчики для асинхронных запросов: добавление и удаление лайков (</w:t>
+      </w:r>
+      <w:proofErr w:type="spellStart"/>
+      <w:r>
+        <w:rPr>
+          <w:rFonts w:ascii="Times New Roman" w:hAnsi="Times New Roman" w:cs="Times New Roman"/>
+          <w:sz w:val="28"/>
+          <w:szCs w:val="28"/>
+        </w:rPr>
+        <w:t>toggle_like.php</w:t>
+      </w:r>
+      <w:proofErr w:type="spellEnd"/>
+      <w:r>
+        <w:rPr>
+          <w:rFonts w:ascii="Times New Roman" w:hAnsi="Times New Roman" w:cs="Times New Roman"/>
+          <w:sz w:val="28"/>
+          <w:szCs w:val="28"/>
+        </w:rPr>
+        <w:t>), проверка статуса лайка (</w:t>
+      </w:r>
+      <w:proofErr w:type="spellStart"/>
+      <w:r>
+        <w:rPr>
+          <w:rFonts w:ascii="Times New Roman" w:hAnsi="Times New Roman" w:cs="Times New Roman"/>
+          <w:sz w:val="28"/>
+          <w:szCs w:val="28"/>
+        </w:rPr>
+        <w:t>check_like.php</w:t>
+      </w:r>
+      <w:proofErr w:type="spellEnd"/>
+      <w:r>
+        <w:rPr>
+          <w:rFonts w:ascii="Times New Roman" w:hAnsi="Times New Roman" w:cs="Times New Roman"/>
+          <w:sz w:val="28"/>
+          <w:szCs w:val="28"/>
+        </w:rPr>
+        <w:t>), получение списка</w:t>
+      </w:r>
+      <w:r>
+        <w:rPr>
+          <w:rFonts w:ascii="Times New Roman" w:hAnsi="Times New Roman" w:cs="Times New Roman"/>
+          <w:sz w:val="28"/>
+          <w:szCs w:val="28"/>
+        </w:rPr>
+        <w:t xml:space="preserve"> </w:t>
+      </w:r>
+      <w:proofErr w:type="spellStart"/>
+      <w:r>
+        <w:rPr>
+          <w:rFonts w:ascii="Times New Roman" w:hAnsi="Times New Roman" w:cs="Times New Roman"/>
+          <w:sz w:val="28"/>
+          <w:szCs w:val="28"/>
+        </w:rPr>
+        <w:t>лайкнутых</w:t>
+      </w:r>
+      <w:proofErr w:type="spellEnd"/>
+      <w:r>
+        <w:rPr>
+          <w:rFonts w:ascii="Times New Roman" w:hAnsi="Times New Roman" w:cs="Times New Roman"/>
+          <w:sz w:val="28"/>
+          <w:szCs w:val="28"/>
+        </w:rPr>
+        <w:t xml:space="preserve"> рецептов (</w:t>
+      </w:r>
+      <w:proofErr w:type="spellStart"/>
+      <w:r>
+        <w:rPr>
+          <w:rFonts w:ascii="Times New Roman" w:hAnsi="Times New Roman" w:cs="Times New Roman"/>
+          <w:sz w:val="28"/>
+          <w:szCs w:val="28"/>
+        </w:rPr>
+        <w:t>get_user_likes.php</w:t>
+      </w:r>
+      <w:proofErr w:type="spellEnd"/>
+      <w:r>
+        <w:rPr>
+          <w:rFonts w:ascii="Times New Roman" w:hAnsi="Times New Roman" w:cs="Times New Roman"/>
+          <w:sz w:val="28"/>
+          <w:szCs w:val="28"/>
+        </w:rPr>
+        <w:t>).</w:t>
+      </w:r>
+    </w:p>
+    <w:p>
+      <w:pPr>
+        <w:numPr>
+          <w:ilvl w:val="0"/>
+          <w:numId w:val="33"/>
+        </w:numPr>
+        <w:spacing w:after="0" w:line="360" w:lineRule="auto"/>
+        <w:ind w:left="0" w:firstLine="851"/>
+        <w:jc w:val="both"/>
+        <w:rPr>
+          <w:rFonts w:ascii="Times New Roman" w:hAnsi="Times New Roman" w:cs="Times New Roman"/>
+          <w:sz w:val="28"/>
+          <w:szCs w:val="28"/>
+        </w:rPr>
+      </w:pPr>
+      <w:proofErr w:type="spellStart"/>
+      <w:r>
+        <w:rPr>
+          <w:rFonts w:ascii="Times New Roman" w:hAnsi="Times New Roman" w:cs="Times New Roman"/>
+          <w:sz w:val="28"/>
+          <w:szCs w:val="28"/>
+        </w:rPr>
+        <w:t>images</w:t>
+      </w:r>
+      <w:proofErr w:type="spellEnd"/>
+      <w:r>
+        <w:rPr>
+          <w:rFonts w:ascii="Times New Roman" w:hAnsi="Times New Roman" w:cs="Times New Roman"/>
+          <w:sz w:val="28"/>
+          <w:szCs w:val="28"/>
+        </w:rPr>
+        <w:t>/</w:t>
+      </w:r>
+      <w:r>
+        <w:rPr>
+          <w:rFonts w:ascii="Times New Roman" w:hAnsi="Times New Roman" w:cs="Times New Roman"/>
+          <w:sz w:val="28"/>
+          <w:szCs w:val="28"/>
+        </w:rPr>
+        <w:t xml:space="preserve"> -</w:t>
+      </w:r>
+      <w:r>
+        <w:rPr>
+          <w:rFonts w:ascii="Times New Roman" w:hAnsi="Times New Roman" w:cs="Times New Roman"/>
+          <w:sz w:val="28"/>
+          <w:szCs w:val="28"/>
+        </w:rPr>
+        <w:t xml:space="preserve"> графические ресурсы: фотографии категорий, рецептов, пошаговые изображения и элементы интерфейса.</w:t>
+      </w:r>
+    </w:p>
+    <w:p>
+      <w:pPr>
+        <w:numPr>
+          <w:ilvl w:val="0"/>
+          <w:numId w:val="33"/>
+        </w:numPr>
+        <w:spacing w:after="0" w:line="360" w:lineRule="auto"/>
+        <w:ind w:left="0" w:firstLine="851"/>
+        <w:jc w:val="both"/>
+        <w:rPr>
+          <w:rFonts w:ascii="Times New Roman" w:hAnsi="Times New Roman" w:cs="Times New Roman"/>
+          <w:sz w:val="28"/>
+          <w:szCs w:val="28"/>
+        </w:rPr>
+      </w:pPr>
+      <w:proofErr w:type="spellStart"/>
+      <w:r>
+        <w:rPr>
+          <w:rFonts w:ascii="Times New Roman" w:hAnsi="Times New Roman" w:cs="Times New Roman"/>
+          <w:sz w:val="28"/>
+          <w:szCs w:val="28"/>
+        </w:rPr>
+        <w:t>index.php</w:t>
+      </w:r>
+      <w:proofErr w:type="spellEnd"/>
+      <w:r>
+        <w:rPr>
+          <w:rFonts w:ascii="Times New Roman" w:hAnsi="Times New Roman" w:cs="Times New Roman"/>
+          <w:sz w:val="28"/>
+          <w:szCs w:val="28"/>
+        </w:rPr>
+        <w:t xml:space="preserve"> -</w:t>
+      </w:r>
+      <w:r>
+        <w:rPr>
+          <w:rFonts w:ascii="Times New Roman" w:hAnsi="Times New Roman" w:cs="Times New Roman"/>
+          <w:sz w:val="28"/>
+          <w:szCs w:val="28"/>
+        </w:rPr>
+        <w:t xml:space="preserve"> точка входа на сайт, автоматически перенаправляющая на главную страницу.</w:t>
+      </w:r>
+    </w:p>
+    <w:p>
+      <w:pPr>
+        <w:numPr>
+          <w:ilvl w:val="0"/>
+          <w:numId w:val="33"/>
+        </w:numPr>
+        <w:spacing w:after="0" w:line="360" w:lineRule="auto"/>
+        <w:ind w:left="0" w:firstLine="851"/>
+        <w:jc w:val="both"/>
+        <w:rPr>
+          <w:rFonts w:ascii="Times New Roman" w:hAnsi="Times New Roman" w:cs="Times New Roman"/>
+          <w:sz w:val="28"/>
+          <w:szCs w:val="28"/>
+        </w:rPr>
+      </w:pPr>
+      <w:proofErr w:type="spellStart"/>
+      <w:r>
+        <w:rPr>
+          <w:rFonts w:ascii="Times New Roman" w:hAnsi="Times New Roman" w:cs="Times New Roman"/>
+          <w:sz w:val="28"/>
+          <w:szCs w:val="28"/>
+        </w:rPr>
+        <w:t>logout.php</w:t>
+      </w:r>
+      <w:proofErr w:type="spellEnd"/>
+      <w:r>
+        <w:rPr>
+          <w:rFonts w:ascii="Times New Roman" w:hAnsi="Times New Roman" w:cs="Times New Roman"/>
+          <w:sz w:val="28"/>
+          <w:szCs w:val="28"/>
+        </w:rPr>
+        <w:t xml:space="preserve"> -</w:t>
+      </w:r>
+      <w:r>
+        <w:rPr>
+          <w:rFonts w:ascii="Times New Roman" w:hAnsi="Times New Roman" w:cs="Times New Roman"/>
+          <w:sz w:val="28"/>
+          <w:szCs w:val="28"/>
+        </w:rPr>
+        <w:t xml:space="preserve"> скрипт выхода из учётной записи.</w:t>
+      </w:r>
+    </w:p>
+    <w:p>
+      <w:pPr>
+        <w:spacing w:after="0" w:line="360" w:lineRule="auto"/>
+        <w:ind w:firstLine="851"/>
+        <w:jc w:val="both"/>
+        <w:rPr>
+          <w:rFonts w:ascii="Times New Roman" w:hAnsi="Times New Roman" w:cs="Times New Roman"/>
+          <w:sz w:val="28"/>
+          <w:szCs w:val="28"/>
+        </w:rPr>
+      </w:pPr>
+      <w:r>
+        <w:rPr>
+          <w:rFonts w:ascii="Times New Roman" w:hAnsi="Times New Roman" w:cs="Times New Roman"/>
+          <w:sz w:val="28"/>
+          <w:szCs w:val="28"/>
+        </w:rPr>
+        <w:t>Такая структура обеспечивает логичное разделение файлов по их назначению. Все повторяющиеся элементы (шапка и подвал) вынесены в отдельные файлы, что исключает дублирование кода на разных страницах.</w:t>
+      </w:r>
+    </w:p>
+    <w:p>
+      <w:pPr>
+        <w:spacing w:after="0" w:line="360" w:lineRule="auto"/>
+        <w:ind w:firstLine="851"/>
+        <w:jc w:val="both"/>
+        <w:rPr>
+          <w:rFonts w:ascii="Times New Roman" w:hAnsi="Times New Roman" w:cs="Times New Roman"/>
+          <w:sz w:val="28"/>
+          <w:szCs w:val="28"/>
+        </w:rPr>
+      </w:pPr>
+      <w:r>
+        <w:rPr>
+          <w:rFonts w:ascii="Times New Roman" w:hAnsi="Times New Roman" w:cs="Times New Roman"/>
+          <w:sz w:val="28"/>
+          <w:szCs w:val="28"/>
+        </w:rPr>
+        <w:t xml:space="preserve">Навигация между страницами построена по иерархическому принципу. Пользователь последовательно переходит от общего к частному: главная страница </w:t>
+      </w:r>
+      <w:r>
+        <w:rPr>
+          <w:rFonts w:ascii="Times New Roman" w:hAnsi="Times New Roman" w:cs="Times New Roman"/>
+          <w:sz w:val="28"/>
+          <w:szCs w:val="28"/>
+        </w:rPr>
+        <w:t>-</w:t>
+      </w:r>
+      <w:r>
+        <w:rPr>
+          <w:rFonts w:ascii="Times New Roman" w:hAnsi="Times New Roman" w:cs="Times New Roman"/>
+          <w:sz w:val="28"/>
+          <w:szCs w:val="28"/>
+        </w:rPr>
+        <w:t xml:space="preserve"> категории </w:t>
+      </w:r>
+      <w:r>
+        <w:rPr>
+          <w:rFonts w:ascii="Times New Roman" w:hAnsi="Times New Roman" w:cs="Times New Roman"/>
+          <w:sz w:val="28"/>
+          <w:szCs w:val="28"/>
+        </w:rPr>
+        <w:t>-</w:t>
+      </w:r>
+      <w:r>
+        <w:rPr>
+          <w:rFonts w:ascii="Times New Roman" w:hAnsi="Times New Roman" w:cs="Times New Roman"/>
+          <w:sz w:val="28"/>
+          <w:szCs w:val="28"/>
+        </w:rPr>
+        <w:t xml:space="preserve"> рецепты в категории </w:t>
+      </w:r>
+      <w:r>
+        <w:rPr>
+          <w:rFonts w:ascii="Times New Roman" w:hAnsi="Times New Roman" w:cs="Times New Roman"/>
+          <w:sz w:val="28"/>
+          <w:szCs w:val="28"/>
+        </w:rPr>
+        <w:t>-</w:t>
+      </w:r>
+      <w:r>
+        <w:rPr>
+          <w:rFonts w:ascii="Times New Roman" w:hAnsi="Times New Roman" w:cs="Times New Roman"/>
+          <w:sz w:val="28"/>
+          <w:szCs w:val="28"/>
+        </w:rPr>
+        <w:t xml:space="preserve"> детальная карточка рецепта. В шапке сайта всегда отображается текущий раздел и кнопка для возврата на предыдущий уровень</w:t>
+      </w:r>
+    </w:p>
+    <w:p>
+      <w:pPr>
+        <w:spacing w:after="0" w:line="360" w:lineRule="auto"/>
+        <w:ind w:firstLine="851"/>
+        <w:jc w:val="both"/>
+        <w:rPr>
+          <w:rFonts w:ascii="Times New Roman" w:hAnsi="Times New Roman" w:cs="Times New Roman"/>
+          <w:b/>
+          <w:bCs/>
+          <w:sz w:val="28"/>
+          <w:szCs w:val="28"/>
+        </w:rPr>
+      </w:pPr>
     </w:p>
     <w:p>
       <w:pPr>
@@ -6952,7 +8177,736 @@
           <w:sz w:val="28"/>
           <w:szCs w:val="28"/>
         </w:rPr>
+        <w:lastRenderedPageBreak/>
         <w:t xml:space="preserve">Разработка базы данных </w:t>
+      </w:r>
+    </w:p>
+    <w:p>
+      <w:pPr>
+        <w:spacing w:after="0" w:line="360" w:lineRule="auto"/>
+        <w:ind w:firstLine="851"/>
+        <w:jc w:val="both"/>
+        <w:rPr>
+          <w:rFonts w:ascii="Times New Roman" w:hAnsi="Times New Roman" w:cs="Times New Roman"/>
+          <w:sz w:val="28"/>
+          <w:szCs w:val="28"/>
+          <w:lang w:val="en-US"/>
+        </w:rPr>
+      </w:pPr>
+      <w:r>
+        <w:rPr>
+          <w:rFonts w:ascii="Times New Roman" w:hAnsi="Times New Roman" w:cs="Times New Roman"/>
+          <w:sz w:val="28"/>
+          <w:szCs w:val="28"/>
+        </w:rPr>
+        <w:t xml:space="preserve">База данных является центральным элементом веб-сайта, обеспечивающим хранение и управление всей информацией. Для проекта была выбрана реляционная СУБД MySQL, входящая в состав </w:t>
+      </w:r>
+      <w:proofErr w:type="spellStart"/>
+      <w:r>
+        <w:rPr>
+          <w:rFonts w:ascii="Times New Roman" w:hAnsi="Times New Roman" w:cs="Times New Roman"/>
+          <w:sz w:val="28"/>
+          <w:szCs w:val="28"/>
+        </w:rPr>
+        <w:t>OpenServer</w:t>
+      </w:r>
+      <w:proofErr w:type="spellEnd"/>
+      <w:r>
+        <w:rPr>
+          <w:rFonts w:ascii="Times New Roman" w:hAnsi="Times New Roman" w:cs="Times New Roman"/>
+          <w:sz w:val="28"/>
+          <w:szCs w:val="28"/>
+        </w:rPr>
+        <w:t xml:space="preserve">. Управление базой данных осуществляется через веб-интерфейс </w:t>
+      </w:r>
+      <w:proofErr w:type="spellStart"/>
+      <w:r>
+        <w:rPr>
+          <w:rFonts w:ascii="Times New Roman" w:hAnsi="Times New Roman" w:cs="Times New Roman"/>
+          <w:sz w:val="28"/>
+          <w:szCs w:val="28"/>
+        </w:rPr>
+        <w:t>phpMyAdmin</w:t>
+      </w:r>
+      <w:proofErr w:type="spellEnd"/>
+      <w:r>
+        <w:rPr>
+          <w:rFonts w:ascii="Times New Roman" w:hAnsi="Times New Roman" w:cs="Times New Roman"/>
+          <w:sz w:val="28"/>
+          <w:szCs w:val="28"/>
+        </w:rPr>
+        <w:t>.</w:t>
+      </w:r>
+    </w:p>
+    <w:p>
+      <w:pPr>
+        <w:spacing w:after="0" w:line="360" w:lineRule="auto"/>
+        <w:ind w:firstLine="851"/>
+        <w:jc w:val="both"/>
+        <w:rPr>
+          <w:rFonts w:ascii="Times New Roman" w:hAnsi="Times New Roman" w:cs="Times New Roman"/>
+          <w:sz w:val="28"/>
+          <w:szCs w:val="28"/>
+        </w:rPr>
+      </w:pPr>
+      <w:r>
+        <w:rPr>
+          <w:rFonts w:ascii="Times New Roman" w:hAnsi="Times New Roman" w:cs="Times New Roman"/>
+          <w:sz w:val="28"/>
+          <w:szCs w:val="28"/>
+        </w:rPr>
+        <w:t xml:space="preserve">База данных </w:t>
+      </w:r>
+      <w:r>
+        <w:rPr>
+          <w:rFonts w:ascii="Times New Roman" w:hAnsi="Times New Roman" w:cs="Times New Roman"/>
+          <w:sz w:val="28"/>
+          <w:szCs w:val="28"/>
+        </w:rPr>
+        <w:t>была</w:t>
+      </w:r>
+      <w:r>
+        <w:rPr>
+          <w:rFonts w:ascii="Times New Roman" w:hAnsi="Times New Roman" w:cs="Times New Roman"/>
+          <w:sz w:val="28"/>
+          <w:szCs w:val="28"/>
+        </w:rPr>
+        <w:t xml:space="preserve"> </w:t>
+      </w:r>
+      <w:r>
+        <w:rPr>
+          <w:rFonts w:ascii="Times New Roman" w:hAnsi="Times New Roman" w:cs="Times New Roman"/>
+          <w:sz w:val="28"/>
+          <w:szCs w:val="28"/>
+        </w:rPr>
+        <w:t xml:space="preserve">названа </w:t>
+      </w:r>
+      <w:proofErr w:type="spellStart"/>
+      <w:r>
+        <w:rPr>
+          <w:rFonts w:ascii="Times New Roman" w:hAnsi="Times New Roman" w:cs="Times New Roman"/>
+          <w:sz w:val="28"/>
+          <w:szCs w:val="28"/>
+        </w:rPr>
+        <w:t>busk_baza</w:t>
+      </w:r>
+      <w:proofErr w:type="spellEnd"/>
+      <w:r>
+        <w:rPr>
+          <w:rFonts w:ascii="Times New Roman" w:hAnsi="Times New Roman" w:cs="Times New Roman"/>
+          <w:sz w:val="28"/>
+          <w:szCs w:val="28"/>
+        </w:rPr>
+        <w:t>. При её проектировании были выделены следующие сущности: категории блюд, рецепты, пользователи и лайки. На основе этих сущностей создано четыре таблицы.</w:t>
+      </w:r>
+    </w:p>
+    <w:p>
+      <w:pPr>
+        <w:spacing w:after="0" w:line="360" w:lineRule="auto"/>
+        <w:ind w:firstLine="851"/>
+        <w:jc w:val="both"/>
+        <w:rPr>
+          <w:rFonts w:ascii="Times New Roman" w:hAnsi="Times New Roman" w:cs="Times New Roman"/>
+          <w:sz w:val="28"/>
+          <w:szCs w:val="28"/>
+        </w:rPr>
+      </w:pPr>
+      <w:r>
+        <w:rPr>
+          <w:rFonts w:ascii="Times New Roman" w:hAnsi="Times New Roman" w:cs="Times New Roman"/>
+          <w:sz w:val="28"/>
+          <w:szCs w:val="28"/>
+        </w:rPr>
+        <w:t>Таблица</w:t>
+      </w:r>
+      <w:r>
+        <w:rPr>
+          <w:rFonts w:ascii="Times New Roman" w:hAnsi="Times New Roman" w:cs="Times New Roman"/>
+          <w:sz w:val="28"/>
+          <w:szCs w:val="28"/>
+        </w:rPr>
+        <w:t xml:space="preserve"> </w:t>
+      </w:r>
+      <w:proofErr w:type="spellStart"/>
+      <w:r>
+        <w:rPr>
+          <w:rFonts w:ascii="Times New Roman" w:hAnsi="Times New Roman" w:cs="Times New Roman"/>
+          <w:sz w:val="28"/>
+          <w:szCs w:val="28"/>
+        </w:rPr>
+        <w:t>categories</w:t>
+      </w:r>
+      <w:proofErr w:type="spellEnd"/>
+      <w:r>
+        <w:rPr>
+          <w:rFonts w:ascii="Times New Roman" w:hAnsi="Times New Roman" w:cs="Times New Roman"/>
+          <w:sz w:val="28"/>
+          <w:szCs w:val="28"/>
+        </w:rPr>
+        <w:t xml:space="preserve"> </w:t>
+      </w:r>
+      <w:r>
+        <w:rPr>
+          <w:rFonts w:ascii="Times New Roman" w:hAnsi="Times New Roman" w:cs="Times New Roman"/>
+          <w:sz w:val="28"/>
+          <w:szCs w:val="28"/>
+        </w:rPr>
+        <w:t>хранит информацию о категориях блюд (например, «Завтраки», «Супы», «Салаты»). Она содержит поля: уникальный идентификатор, название категории и имя файла с иконкой для визуального оформления.</w:t>
+      </w:r>
+    </w:p>
+    <w:p>
+      <w:pPr>
+        <w:spacing w:after="0" w:line="360" w:lineRule="auto"/>
+        <w:ind w:firstLine="851"/>
+        <w:jc w:val="both"/>
+        <w:rPr>
+          <w:rFonts w:ascii="Times New Roman" w:hAnsi="Times New Roman" w:cs="Times New Roman"/>
+          <w:sz w:val="28"/>
+          <w:szCs w:val="28"/>
+        </w:rPr>
+      </w:pPr>
+      <w:r>
+        <w:rPr>
+          <w:rFonts w:ascii="Times New Roman" w:hAnsi="Times New Roman" w:cs="Times New Roman"/>
+          <w:sz w:val="28"/>
+          <w:szCs w:val="28"/>
+        </w:rPr>
+        <w:t>Таблица</w:t>
+      </w:r>
+      <w:r>
+        <w:rPr>
+          <w:rFonts w:ascii="Times New Roman" w:hAnsi="Times New Roman" w:cs="Times New Roman"/>
+          <w:sz w:val="28"/>
+          <w:szCs w:val="28"/>
+        </w:rPr>
+        <w:t xml:space="preserve"> </w:t>
+      </w:r>
+      <w:proofErr w:type="spellStart"/>
+      <w:r>
+        <w:rPr>
+          <w:rFonts w:ascii="Times New Roman" w:hAnsi="Times New Roman" w:cs="Times New Roman"/>
+          <w:sz w:val="28"/>
+          <w:szCs w:val="28"/>
+        </w:rPr>
+        <w:t>recipes</w:t>
+      </w:r>
+      <w:proofErr w:type="spellEnd"/>
+      <w:r>
+        <w:rPr>
+          <w:rFonts w:ascii="Times New Roman" w:hAnsi="Times New Roman" w:cs="Times New Roman"/>
+          <w:sz w:val="28"/>
+          <w:szCs w:val="28"/>
+        </w:rPr>
+        <w:t xml:space="preserve"> </w:t>
+      </w:r>
+      <w:r>
+        <w:rPr>
+          <w:rFonts w:ascii="Times New Roman" w:hAnsi="Times New Roman" w:cs="Times New Roman"/>
+          <w:sz w:val="28"/>
+          <w:szCs w:val="28"/>
+        </w:rPr>
+        <w:t>является основной и содержит все данные о рецептах. В неё входят: идентификатор, название блюда, имя файла главного изображения, краткое описание, список ингредиентов, количество порций, время приготовления, пошаговая инструкция, список изображений для шагов, количество лайков и идентификатор категории. Поле</w:t>
+      </w:r>
+      <w:r>
+        <w:rPr>
+          <w:rFonts w:ascii="Times New Roman" w:hAnsi="Times New Roman" w:cs="Times New Roman"/>
+          <w:sz w:val="28"/>
+          <w:szCs w:val="28"/>
+        </w:rPr>
+        <w:t xml:space="preserve"> </w:t>
+      </w:r>
+      <w:proofErr w:type="spellStart"/>
+      <w:r>
+        <w:rPr>
+          <w:rFonts w:ascii="Times New Roman" w:hAnsi="Times New Roman" w:cs="Times New Roman"/>
+          <w:sz w:val="28"/>
+          <w:szCs w:val="28"/>
+        </w:rPr>
+        <w:t>categories</w:t>
+      </w:r>
+      <w:proofErr w:type="spellEnd"/>
+      <w:r>
+        <w:rPr>
+          <w:rFonts w:ascii="Times New Roman" w:hAnsi="Times New Roman" w:cs="Times New Roman"/>
+          <w:sz w:val="28"/>
+          <w:szCs w:val="28"/>
+        </w:rPr>
+        <w:t xml:space="preserve"> </w:t>
+      </w:r>
+      <w:r>
+        <w:rPr>
+          <w:rFonts w:ascii="Times New Roman" w:hAnsi="Times New Roman" w:cs="Times New Roman"/>
+          <w:sz w:val="28"/>
+          <w:szCs w:val="28"/>
+        </w:rPr>
+        <w:t>является внешним ключом, связывающим каждый рецепт с определённой категорией.</w:t>
+      </w:r>
+    </w:p>
+    <w:p>
+      <w:pPr>
+        <w:spacing w:after="0" w:line="360" w:lineRule="auto"/>
+        <w:ind w:firstLine="851"/>
+        <w:jc w:val="both"/>
+        <w:rPr>
+          <w:rFonts w:ascii="Times New Roman" w:hAnsi="Times New Roman" w:cs="Times New Roman"/>
+          <w:sz w:val="28"/>
+          <w:szCs w:val="28"/>
+        </w:rPr>
+      </w:pPr>
+      <w:r>
+        <w:rPr>
+          <w:rFonts w:ascii="Times New Roman" w:hAnsi="Times New Roman" w:cs="Times New Roman"/>
+          <w:sz w:val="28"/>
+          <w:szCs w:val="28"/>
+        </w:rPr>
+        <w:t>Таблица</w:t>
+      </w:r>
+      <w:r>
+        <w:rPr>
+          <w:rFonts w:ascii="Times New Roman" w:hAnsi="Times New Roman" w:cs="Times New Roman"/>
+          <w:sz w:val="28"/>
+          <w:szCs w:val="28"/>
+        </w:rPr>
+        <w:t xml:space="preserve"> </w:t>
+      </w:r>
+      <w:proofErr w:type="spellStart"/>
+      <w:r>
+        <w:rPr>
+          <w:rFonts w:ascii="Times New Roman" w:hAnsi="Times New Roman" w:cs="Times New Roman"/>
+          <w:sz w:val="28"/>
+          <w:szCs w:val="28"/>
+        </w:rPr>
+        <w:t>users</w:t>
+      </w:r>
+      <w:proofErr w:type="spellEnd"/>
+      <w:r>
+        <w:rPr>
+          <w:rFonts w:ascii="Times New Roman" w:hAnsi="Times New Roman" w:cs="Times New Roman"/>
+          <w:sz w:val="28"/>
+          <w:szCs w:val="28"/>
+        </w:rPr>
+        <w:t xml:space="preserve"> </w:t>
+      </w:r>
+      <w:r>
+        <w:rPr>
+          <w:rFonts w:ascii="Times New Roman" w:hAnsi="Times New Roman" w:cs="Times New Roman"/>
+          <w:sz w:val="28"/>
+          <w:szCs w:val="28"/>
+        </w:rPr>
+        <w:t xml:space="preserve">предназначена для хранения учётных записей пользователей. Содержит идентификатор, логин и </w:t>
+      </w:r>
+      <w:proofErr w:type="spellStart"/>
+      <w:r>
+        <w:rPr>
+          <w:rFonts w:ascii="Times New Roman" w:hAnsi="Times New Roman" w:cs="Times New Roman"/>
+          <w:sz w:val="28"/>
+          <w:szCs w:val="28"/>
+        </w:rPr>
+        <w:t>хеш</w:t>
+      </w:r>
+      <w:proofErr w:type="spellEnd"/>
+      <w:r>
+        <w:rPr>
+          <w:rFonts w:ascii="Times New Roman" w:hAnsi="Times New Roman" w:cs="Times New Roman"/>
+          <w:sz w:val="28"/>
+          <w:szCs w:val="28"/>
+        </w:rPr>
+        <w:t xml:space="preserve"> пароля. Пароли хранятся в зашифрованном виде с использованием алгоритма </w:t>
+      </w:r>
+      <w:proofErr w:type="spellStart"/>
+      <w:r>
+        <w:rPr>
+          <w:rFonts w:ascii="Times New Roman" w:hAnsi="Times New Roman" w:cs="Times New Roman"/>
+          <w:sz w:val="28"/>
+          <w:szCs w:val="28"/>
+        </w:rPr>
+        <w:t>bcrypt</w:t>
+      </w:r>
+      <w:proofErr w:type="spellEnd"/>
+      <w:r>
+        <w:rPr>
+          <w:rFonts w:ascii="Times New Roman" w:hAnsi="Times New Roman" w:cs="Times New Roman"/>
+          <w:sz w:val="28"/>
+          <w:szCs w:val="28"/>
+        </w:rPr>
+        <w:t>.</w:t>
+      </w:r>
+    </w:p>
+    <w:p>
+      <w:pPr>
+        <w:spacing w:after="0" w:line="360" w:lineRule="auto"/>
+        <w:ind w:firstLine="851"/>
+        <w:jc w:val="both"/>
+        <w:rPr>
+          <w:rFonts w:ascii="Times New Roman" w:hAnsi="Times New Roman" w:cs="Times New Roman"/>
+          <w:sz w:val="28"/>
+          <w:szCs w:val="28"/>
+        </w:rPr>
+      </w:pPr>
+      <w:r>
+        <w:rPr>
+          <w:rFonts w:ascii="Times New Roman" w:hAnsi="Times New Roman" w:cs="Times New Roman"/>
+          <w:sz w:val="28"/>
+          <w:szCs w:val="28"/>
+        </w:rPr>
+        <w:t>Таблица</w:t>
+      </w:r>
+      <w:r>
+        <w:rPr>
+          <w:rFonts w:ascii="Times New Roman" w:hAnsi="Times New Roman" w:cs="Times New Roman"/>
+          <w:sz w:val="28"/>
+          <w:szCs w:val="28"/>
+        </w:rPr>
+        <w:t xml:space="preserve"> </w:t>
+      </w:r>
+      <w:proofErr w:type="spellStart"/>
+      <w:r>
+        <w:rPr>
+          <w:rFonts w:ascii="Times New Roman" w:hAnsi="Times New Roman" w:cs="Times New Roman"/>
+          <w:sz w:val="28"/>
+          <w:szCs w:val="28"/>
+        </w:rPr>
+        <w:t>user_likes</w:t>
+      </w:r>
+      <w:proofErr w:type="spellEnd"/>
+      <w:r>
+        <w:rPr>
+          <w:rFonts w:ascii="Times New Roman" w:hAnsi="Times New Roman" w:cs="Times New Roman"/>
+          <w:sz w:val="28"/>
+          <w:szCs w:val="28"/>
+        </w:rPr>
+        <w:t xml:space="preserve"> </w:t>
+      </w:r>
+      <w:r>
+        <w:rPr>
+          <w:rFonts w:ascii="Times New Roman" w:hAnsi="Times New Roman" w:cs="Times New Roman"/>
+          <w:sz w:val="28"/>
+          <w:szCs w:val="28"/>
+        </w:rPr>
+        <w:t>является связующей и реализует отношение «многие ко многим» между пользователями и рецептами. Она содержит идентификатор записи, идентификатор пользователя, идентификатор рецепта и временную метку. Два внешних ключа связывают эту таблицу с таблицами</w:t>
+      </w:r>
+      <w:r>
+        <w:rPr>
+          <w:rFonts w:ascii="Times New Roman" w:hAnsi="Times New Roman" w:cs="Times New Roman"/>
+          <w:sz w:val="28"/>
+          <w:szCs w:val="28"/>
+        </w:rPr>
+        <w:t xml:space="preserve"> </w:t>
+      </w:r>
+      <w:proofErr w:type="spellStart"/>
+      <w:r>
+        <w:rPr>
+          <w:rFonts w:ascii="Times New Roman" w:hAnsi="Times New Roman" w:cs="Times New Roman"/>
+          <w:sz w:val="28"/>
+          <w:szCs w:val="28"/>
+        </w:rPr>
+        <w:t>users</w:t>
+      </w:r>
+      <w:proofErr w:type="spellEnd"/>
+      <w:r>
+        <w:rPr>
+          <w:rFonts w:ascii="Times New Roman" w:hAnsi="Times New Roman" w:cs="Times New Roman"/>
+          <w:sz w:val="28"/>
+          <w:szCs w:val="28"/>
+        </w:rPr>
+        <w:t xml:space="preserve"> </w:t>
+      </w:r>
+      <w:r>
+        <w:rPr>
+          <w:rFonts w:ascii="Times New Roman" w:hAnsi="Times New Roman" w:cs="Times New Roman"/>
+          <w:sz w:val="28"/>
+          <w:szCs w:val="28"/>
+        </w:rPr>
+        <w:t>и</w:t>
+      </w:r>
+      <w:r>
+        <w:rPr>
+          <w:rFonts w:ascii="Times New Roman" w:hAnsi="Times New Roman" w:cs="Times New Roman"/>
+          <w:sz w:val="28"/>
+          <w:szCs w:val="28"/>
+        </w:rPr>
+        <w:t xml:space="preserve"> </w:t>
+      </w:r>
+      <w:proofErr w:type="spellStart"/>
+      <w:r>
+        <w:rPr>
+          <w:rFonts w:ascii="Times New Roman" w:hAnsi="Times New Roman" w:cs="Times New Roman"/>
+          <w:sz w:val="28"/>
+          <w:szCs w:val="28"/>
+        </w:rPr>
+        <w:t>recipes</w:t>
+      </w:r>
+      <w:proofErr w:type="spellEnd"/>
+      <w:r>
+        <w:rPr>
+          <w:rFonts w:ascii="Times New Roman" w:hAnsi="Times New Roman" w:cs="Times New Roman"/>
+          <w:sz w:val="28"/>
+          <w:szCs w:val="28"/>
+        </w:rPr>
+        <w:t>, обеспечивая целостность данных.</w:t>
+      </w:r>
+    </w:p>
+    <w:p>
+      <w:pPr>
+        <w:spacing w:after="0" w:line="360" w:lineRule="auto"/>
+        <w:ind w:firstLine="851"/>
+        <w:jc w:val="both"/>
+        <w:rPr>
+          <w:rFonts w:ascii="Times New Roman" w:hAnsi="Times New Roman" w:cs="Times New Roman"/>
+          <w:sz w:val="28"/>
+          <w:szCs w:val="28"/>
+        </w:rPr>
+      </w:pPr>
+      <w:r>
+        <w:rPr>
+          <w:rFonts w:ascii="Times New Roman" w:hAnsi="Times New Roman" w:cs="Times New Roman"/>
+          <w:sz w:val="28"/>
+          <w:szCs w:val="28"/>
+        </w:rPr>
+        <w:t>Связи между таблицами организованы следующим образом:</w:t>
+      </w:r>
+    </w:p>
+    <w:p>
+      <w:pPr>
+        <w:numPr>
+          <w:ilvl w:val="0"/>
+          <w:numId w:val="35"/>
+        </w:numPr>
+        <w:spacing w:after="0" w:line="360" w:lineRule="auto"/>
+        <w:ind w:left="0" w:firstLine="851"/>
+        <w:jc w:val="both"/>
+        <w:rPr>
+          <w:rFonts w:ascii="Times New Roman" w:hAnsi="Times New Roman" w:cs="Times New Roman"/>
+          <w:sz w:val="28"/>
+          <w:szCs w:val="28"/>
+        </w:rPr>
+      </w:pPr>
+      <w:r>
+        <w:rPr>
+          <w:rFonts w:ascii="Times New Roman" w:hAnsi="Times New Roman" w:cs="Times New Roman"/>
+          <w:sz w:val="28"/>
+          <w:szCs w:val="28"/>
+        </w:rPr>
+        <w:t>Одна категория может содержать много рецептов (связь</w:t>
+      </w:r>
+      <w:r>
+        <w:rPr>
+          <w:rFonts w:ascii="Times New Roman" w:hAnsi="Times New Roman" w:cs="Times New Roman"/>
+          <w:sz w:val="28"/>
+          <w:szCs w:val="28"/>
+        </w:rPr>
+        <w:t xml:space="preserve"> </w:t>
+      </w:r>
+      <w:r>
+        <w:rPr>
+          <w:rFonts w:ascii="Times New Roman" w:hAnsi="Times New Roman" w:cs="Times New Roman"/>
+          <w:sz w:val="28"/>
+          <w:szCs w:val="28"/>
+        </w:rPr>
+        <w:t xml:space="preserve">categories.id </w:t>
+      </w:r>
+      <w:r>
+        <w:rPr>
+          <w:rFonts w:ascii="Times New Roman" w:hAnsi="Times New Roman" w:cs="Times New Roman"/>
+          <w:sz w:val="28"/>
+          <w:szCs w:val="28"/>
+        </w:rPr>
+        <w:t>-</w:t>
+      </w:r>
+      <w:r>
+        <w:rPr>
+          <w:rFonts w:ascii="Times New Roman" w:hAnsi="Times New Roman" w:cs="Times New Roman"/>
+          <w:sz w:val="28"/>
+          <w:szCs w:val="28"/>
+        </w:rPr>
+        <w:t xml:space="preserve"> </w:t>
+      </w:r>
+      <w:proofErr w:type="spellStart"/>
+      <w:proofErr w:type="gramStart"/>
+      <w:r>
+        <w:rPr>
+          <w:rFonts w:ascii="Times New Roman" w:hAnsi="Times New Roman" w:cs="Times New Roman"/>
+          <w:sz w:val="28"/>
+          <w:szCs w:val="28"/>
+        </w:rPr>
+        <w:t>recipes.categories</w:t>
+      </w:r>
+      <w:proofErr w:type="spellEnd"/>
+      <w:proofErr w:type="gramEnd"/>
+      <w:r>
+        <w:rPr>
+          <w:rFonts w:ascii="Times New Roman" w:hAnsi="Times New Roman" w:cs="Times New Roman"/>
+          <w:sz w:val="28"/>
+          <w:szCs w:val="28"/>
+        </w:rPr>
+        <w:t>).</w:t>
+      </w:r>
+    </w:p>
+    <w:p>
+      <w:pPr>
+        <w:numPr>
+          <w:ilvl w:val="0"/>
+          <w:numId w:val="35"/>
+        </w:numPr>
+        <w:spacing w:after="0" w:line="360" w:lineRule="auto"/>
+        <w:ind w:left="0" w:firstLine="851"/>
+        <w:jc w:val="both"/>
+        <w:rPr>
+          <w:rFonts w:ascii="Times New Roman" w:hAnsi="Times New Roman" w:cs="Times New Roman"/>
+          <w:sz w:val="28"/>
+          <w:szCs w:val="28"/>
+        </w:rPr>
+      </w:pPr>
+      <w:r>
+        <w:rPr>
+          <w:rFonts w:ascii="Times New Roman" w:hAnsi="Times New Roman" w:cs="Times New Roman"/>
+          <w:sz w:val="28"/>
+          <w:szCs w:val="28"/>
+        </w:rPr>
+        <w:lastRenderedPageBreak/>
+        <w:t>Один пользователь может поставить много лайков (связь</w:t>
+      </w:r>
+      <w:r>
+        <w:rPr>
+          <w:rFonts w:ascii="Times New Roman" w:hAnsi="Times New Roman" w:cs="Times New Roman"/>
+          <w:sz w:val="28"/>
+          <w:szCs w:val="28"/>
+        </w:rPr>
+        <w:t xml:space="preserve"> </w:t>
+      </w:r>
+      <w:r>
+        <w:rPr>
+          <w:rFonts w:ascii="Times New Roman" w:hAnsi="Times New Roman" w:cs="Times New Roman"/>
+          <w:sz w:val="28"/>
+          <w:szCs w:val="28"/>
+        </w:rPr>
+        <w:t xml:space="preserve">users.id </w:t>
+      </w:r>
+      <w:r>
+        <w:rPr>
+          <w:rFonts w:ascii="Times New Roman" w:hAnsi="Times New Roman" w:cs="Times New Roman"/>
+          <w:sz w:val="28"/>
+          <w:szCs w:val="28"/>
+        </w:rPr>
+        <w:t>-</w:t>
+      </w:r>
+      <w:r>
+        <w:rPr>
+          <w:rFonts w:ascii="Times New Roman" w:hAnsi="Times New Roman" w:cs="Times New Roman"/>
+          <w:sz w:val="28"/>
+          <w:szCs w:val="28"/>
+        </w:rPr>
+        <w:t xml:space="preserve"> </w:t>
+      </w:r>
+      <w:proofErr w:type="spellStart"/>
+      <w:r>
+        <w:rPr>
+          <w:rFonts w:ascii="Times New Roman" w:hAnsi="Times New Roman" w:cs="Times New Roman"/>
+          <w:sz w:val="28"/>
+          <w:szCs w:val="28"/>
+        </w:rPr>
+        <w:t>user_likes.user_id</w:t>
+      </w:r>
+      <w:proofErr w:type="spellEnd"/>
+      <w:r>
+        <w:rPr>
+          <w:rFonts w:ascii="Times New Roman" w:hAnsi="Times New Roman" w:cs="Times New Roman"/>
+          <w:sz w:val="28"/>
+          <w:szCs w:val="28"/>
+        </w:rPr>
+        <w:t>).</w:t>
+      </w:r>
+    </w:p>
+    <w:p>
+      <w:pPr>
+        <w:numPr>
+          <w:ilvl w:val="0"/>
+          <w:numId w:val="35"/>
+        </w:numPr>
+        <w:spacing w:after="0" w:line="360" w:lineRule="auto"/>
+        <w:ind w:left="0" w:firstLine="851"/>
+        <w:jc w:val="both"/>
+        <w:rPr>
+          <w:rFonts w:ascii="Times New Roman" w:hAnsi="Times New Roman" w:cs="Times New Roman"/>
+          <w:sz w:val="28"/>
+          <w:szCs w:val="28"/>
+        </w:rPr>
+      </w:pPr>
+      <w:r>
+        <w:rPr>
+          <w:rFonts w:ascii="Times New Roman" w:hAnsi="Times New Roman" w:cs="Times New Roman"/>
+          <w:sz w:val="28"/>
+          <w:szCs w:val="28"/>
+        </w:rPr>
+        <w:t>Один рецепт может получить много лайков от разных пользователей (связь</w:t>
+      </w:r>
+      <w:r>
+        <w:rPr>
+          <w:rFonts w:ascii="Times New Roman" w:hAnsi="Times New Roman" w:cs="Times New Roman"/>
+          <w:sz w:val="28"/>
+          <w:szCs w:val="28"/>
+        </w:rPr>
+        <w:t xml:space="preserve"> </w:t>
+      </w:r>
+      <w:r>
+        <w:rPr>
+          <w:rFonts w:ascii="Times New Roman" w:hAnsi="Times New Roman" w:cs="Times New Roman"/>
+          <w:sz w:val="28"/>
+          <w:szCs w:val="28"/>
+        </w:rPr>
+        <w:t xml:space="preserve">recipes.id </w:t>
+      </w:r>
+      <w:r>
+        <w:rPr>
+          <w:rFonts w:ascii="Times New Roman" w:hAnsi="Times New Roman" w:cs="Times New Roman"/>
+          <w:sz w:val="28"/>
+          <w:szCs w:val="28"/>
+        </w:rPr>
+        <w:t>-</w:t>
+      </w:r>
+      <w:r>
+        <w:rPr>
+          <w:rFonts w:ascii="Times New Roman" w:hAnsi="Times New Roman" w:cs="Times New Roman"/>
+          <w:sz w:val="28"/>
+          <w:szCs w:val="28"/>
+        </w:rPr>
+        <w:t xml:space="preserve"> </w:t>
+      </w:r>
+      <w:proofErr w:type="spellStart"/>
+      <w:r>
+        <w:rPr>
+          <w:rFonts w:ascii="Times New Roman" w:hAnsi="Times New Roman" w:cs="Times New Roman"/>
+          <w:sz w:val="28"/>
+          <w:szCs w:val="28"/>
+        </w:rPr>
+        <w:t>user_</w:t>
+      </w:r>
+      <w:proofErr w:type="gramStart"/>
+      <w:r>
+        <w:rPr>
+          <w:rFonts w:ascii="Times New Roman" w:hAnsi="Times New Roman" w:cs="Times New Roman"/>
+          <w:sz w:val="28"/>
+          <w:szCs w:val="28"/>
+        </w:rPr>
+        <w:t>likes.recipe</w:t>
+      </w:r>
+      <w:proofErr w:type="gramEnd"/>
+      <w:r>
+        <w:rPr>
+          <w:rFonts w:ascii="Times New Roman" w:hAnsi="Times New Roman" w:cs="Times New Roman"/>
+          <w:sz w:val="28"/>
+          <w:szCs w:val="28"/>
+        </w:rPr>
+        <w:t>_id</w:t>
+      </w:r>
+      <w:proofErr w:type="spellEnd"/>
+      <w:r>
+        <w:rPr>
+          <w:rFonts w:ascii="Times New Roman" w:hAnsi="Times New Roman" w:cs="Times New Roman"/>
+          <w:sz w:val="28"/>
+          <w:szCs w:val="28"/>
+        </w:rPr>
+        <w:t>).</w:t>
       </w:r>
     </w:p>
     <w:p>
@@ -6986,6 +8940,747 @@
     </w:p>
     <w:p>
       <w:pPr>
+        <w:spacing w:after="0" w:line="360" w:lineRule="auto"/>
+        <w:ind w:firstLine="851"/>
+        <w:jc w:val="both"/>
+        <w:rPr>
+          <w:rFonts w:ascii="Times New Roman" w:hAnsi="Times New Roman" w:cs="Times New Roman"/>
+          <w:color w:val="0F1115"/>
+          <w:sz w:val="28"/>
+          <w:szCs w:val="28"/>
+        </w:rPr>
+      </w:pPr>
+      <w:r>
+        <w:rPr>
+          <w:rFonts w:ascii="Times New Roman" w:hAnsi="Times New Roman" w:cs="Times New Roman"/>
+          <w:color w:val="0F1115"/>
+          <w:sz w:val="28"/>
+          <w:szCs w:val="28"/>
+        </w:rPr>
+        <w:t>Пользовательский интерфейс веб-сайта разработан с учётом принципов простоты и интуитивной понятности. Все страницы выдержаны в едином стиле: светлый фон, оранжевые акцентные элементы, скруглённые углы карточек, тени для создания эффекта глубины.</w:t>
+      </w:r>
+    </w:p>
+    <w:p>
+      <w:pPr>
+        <w:spacing w:after="0" w:line="360" w:lineRule="auto"/>
+        <w:ind w:firstLine="851"/>
+        <w:jc w:val="both"/>
+        <w:rPr>
+          <w:rFonts w:ascii="Times New Roman" w:hAnsi="Times New Roman" w:cs="Times New Roman"/>
+          <w:color w:val="0F1115"/>
+          <w:sz w:val="28"/>
+          <w:szCs w:val="28"/>
+        </w:rPr>
+      </w:pPr>
+      <w:r>
+        <w:rPr>
+          <w:rFonts w:ascii="Times New Roman" w:hAnsi="Times New Roman" w:cs="Times New Roman"/>
+          <w:color w:val="0F1115"/>
+          <w:sz w:val="28"/>
+          <w:szCs w:val="28"/>
+        </w:rPr>
+        <w:t>За визуальное оформление отвечает файл</w:t>
+      </w:r>
+      <w:r>
+        <w:rPr>
+          <w:rFonts w:ascii="Times New Roman" w:hAnsi="Times New Roman" w:cs="Times New Roman"/>
+          <w:color w:val="0F1115"/>
+          <w:sz w:val="28"/>
+          <w:szCs w:val="28"/>
+        </w:rPr>
+        <w:t xml:space="preserve"> </w:t>
+      </w:r>
+      <w:proofErr w:type="spellStart"/>
+      <w:r>
+        <w:rPr>
+          <w:rStyle w:val="HTML"/>
+          <w:rFonts w:ascii="Times New Roman" w:eastAsiaTheme="minorHAnsi" w:hAnsi="Times New Roman" w:cs="Times New Roman"/>
+          <w:color w:val="0F1115"/>
+          <w:sz w:val="28"/>
+          <w:szCs w:val="28"/>
+        </w:rPr>
+        <w:t>components</w:t>
+      </w:r>
+      <w:proofErr w:type="spellEnd"/>
+      <w:r>
+        <w:rPr>
+          <w:rStyle w:val="HTML"/>
+          <w:rFonts w:ascii="Times New Roman" w:eastAsiaTheme="minorHAnsi" w:hAnsi="Times New Roman" w:cs="Times New Roman"/>
+          <w:color w:val="0F1115"/>
+          <w:sz w:val="28"/>
+          <w:szCs w:val="28"/>
+        </w:rPr>
+        <w:t>/style.css</w:t>
+      </w:r>
+      <w:r>
+        <w:rPr>
+          <w:rFonts w:ascii="Times New Roman" w:hAnsi="Times New Roman" w:cs="Times New Roman"/>
+          <w:color w:val="0F1115"/>
+          <w:sz w:val="28"/>
+          <w:szCs w:val="28"/>
+        </w:rPr>
+        <w:t xml:space="preserve">. В нём определены все стили сайта: шрифты (подключается </w:t>
+      </w:r>
+      <w:proofErr w:type="spellStart"/>
+      <w:r>
+        <w:rPr>
+          <w:rFonts w:ascii="Times New Roman" w:hAnsi="Times New Roman" w:cs="Times New Roman"/>
+          <w:color w:val="0F1115"/>
+          <w:sz w:val="28"/>
+          <w:szCs w:val="28"/>
+        </w:rPr>
+        <w:t>кастомный</w:t>
+      </w:r>
+      <w:proofErr w:type="spellEnd"/>
+      <w:r>
+        <w:rPr>
+          <w:rFonts w:ascii="Times New Roman" w:hAnsi="Times New Roman" w:cs="Times New Roman"/>
+          <w:color w:val="0F1115"/>
+          <w:sz w:val="28"/>
+          <w:szCs w:val="28"/>
+        </w:rPr>
+        <w:t xml:space="preserve"> шрифт </w:t>
+      </w:r>
+      <w:proofErr w:type="spellStart"/>
+      <w:r>
+        <w:rPr>
+          <w:rFonts w:ascii="Times New Roman" w:hAnsi="Times New Roman" w:cs="Times New Roman"/>
+          <w:color w:val="0F1115"/>
+          <w:sz w:val="28"/>
+          <w:szCs w:val="28"/>
+        </w:rPr>
+        <w:t>MPlus</w:t>
+      </w:r>
+      <w:proofErr w:type="spellEnd"/>
+      <w:r>
+        <w:rPr>
+          <w:rFonts w:ascii="Times New Roman" w:hAnsi="Times New Roman" w:cs="Times New Roman"/>
+          <w:color w:val="0F1115"/>
+          <w:sz w:val="28"/>
+          <w:szCs w:val="28"/>
+        </w:rPr>
+        <w:t xml:space="preserve"> через правило</w:t>
+      </w:r>
+      <w:r>
+        <w:rPr>
+          <w:rFonts w:ascii="Times New Roman" w:hAnsi="Times New Roman" w:cs="Times New Roman"/>
+          <w:color w:val="0F1115"/>
+          <w:sz w:val="28"/>
+          <w:szCs w:val="28"/>
+        </w:rPr>
+        <w:t xml:space="preserve"> </w:t>
+      </w:r>
+      <w:r>
+        <w:rPr>
+          <w:rStyle w:val="HTML"/>
+          <w:rFonts w:ascii="Times New Roman" w:eastAsiaTheme="minorHAnsi" w:hAnsi="Times New Roman" w:cs="Times New Roman"/>
+          <w:color w:val="0F1115"/>
+          <w:sz w:val="28"/>
+          <w:szCs w:val="28"/>
+        </w:rPr>
+        <w:t>@font-face</w:t>
+      </w:r>
+      <w:r>
+        <w:rPr>
+          <w:rFonts w:ascii="Times New Roman" w:hAnsi="Times New Roman" w:cs="Times New Roman"/>
+          <w:color w:val="0F1115"/>
+          <w:sz w:val="28"/>
+          <w:szCs w:val="28"/>
+        </w:rPr>
+        <w:t xml:space="preserve">), цвета, отступы, размеры элементов, анимации при наведении. Использование CSS-переменных </w:t>
+      </w:r>
+      <w:proofErr w:type="gramStart"/>
+      <w:r>
+        <w:rPr>
+          <w:rFonts w:ascii="Times New Roman" w:hAnsi="Times New Roman" w:cs="Times New Roman"/>
+          <w:color w:val="0F1115"/>
+          <w:sz w:val="28"/>
+          <w:szCs w:val="28"/>
+        </w:rPr>
+        <w:t>(</w:t>
+      </w:r>
+      <w:r>
+        <w:rPr>
+          <w:rStyle w:val="HTML"/>
+          <w:rFonts w:ascii="Times New Roman" w:eastAsiaTheme="minorHAnsi" w:hAnsi="Times New Roman" w:cs="Times New Roman"/>
+          <w:color w:val="0F1115"/>
+          <w:sz w:val="28"/>
+          <w:szCs w:val="28"/>
+        </w:rPr>
+        <w:t>:</w:t>
+      </w:r>
+      <w:proofErr w:type="spellStart"/>
+      <w:r>
+        <w:rPr>
+          <w:rStyle w:val="HTML"/>
+          <w:rFonts w:ascii="Times New Roman" w:eastAsiaTheme="minorHAnsi" w:hAnsi="Times New Roman" w:cs="Times New Roman"/>
+          <w:color w:val="0F1115"/>
+          <w:sz w:val="28"/>
+          <w:szCs w:val="28"/>
+        </w:rPr>
+        <w:t>root</w:t>
+      </w:r>
+      <w:proofErr w:type="spellEnd"/>
+      <w:proofErr w:type="gramEnd"/>
+      <w:r>
+        <w:rPr>
+          <w:rFonts w:ascii="Times New Roman" w:hAnsi="Times New Roman" w:cs="Times New Roman"/>
+          <w:color w:val="0F1115"/>
+          <w:sz w:val="28"/>
+          <w:szCs w:val="28"/>
+        </w:rPr>
+        <w:t xml:space="preserve">) позволяет централизованно управлять цветовой схемой </w:t>
+      </w:r>
+      <w:r>
+        <w:rPr>
+          <w:rFonts w:ascii="Times New Roman" w:hAnsi="Times New Roman" w:cs="Times New Roman"/>
+          <w:color w:val="0F1115"/>
+          <w:sz w:val="28"/>
+          <w:szCs w:val="28"/>
+        </w:rPr>
+        <w:t>-</w:t>
+      </w:r>
+      <w:r>
+        <w:rPr>
+          <w:rFonts w:ascii="Times New Roman" w:hAnsi="Times New Roman" w:cs="Times New Roman"/>
+          <w:color w:val="0F1115"/>
+          <w:sz w:val="28"/>
+          <w:szCs w:val="28"/>
+        </w:rPr>
+        <w:t xml:space="preserve"> все основные цвета (оранжевый, серый, белый, бежевый) заданы в одном месте и используются по всему сайту через конструкцию</w:t>
+      </w:r>
+      <w:r>
+        <w:rPr>
+          <w:rFonts w:ascii="Times New Roman" w:hAnsi="Times New Roman" w:cs="Times New Roman"/>
+          <w:color w:val="0F1115"/>
+          <w:sz w:val="28"/>
+          <w:szCs w:val="28"/>
+        </w:rPr>
+        <w:t xml:space="preserve"> </w:t>
+      </w:r>
+      <w:proofErr w:type="spellStart"/>
+      <w:r>
+        <w:rPr>
+          <w:rStyle w:val="HTML"/>
+          <w:rFonts w:ascii="Times New Roman" w:eastAsiaTheme="minorHAnsi" w:hAnsi="Times New Roman" w:cs="Times New Roman"/>
+          <w:color w:val="0F1115"/>
+          <w:sz w:val="28"/>
+          <w:szCs w:val="28"/>
+        </w:rPr>
+        <w:t>var</w:t>
+      </w:r>
+      <w:proofErr w:type="spellEnd"/>
+      <w:r>
+        <w:rPr>
+          <w:rStyle w:val="HTML"/>
+          <w:rFonts w:ascii="Times New Roman" w:eastAsiaTheme="minorHAnsi" w:hAnsi="Times New Roman" w:cs="Times New Roman"/>
+          <w:color w:val="0F1115"/>
+          <w:sz w:val="28"/>
+          <w:szCs w:val="28"/>
+        </w:rPr>
+        <w:t>(--</w:t>
+      </w:r>
+      <w:proofErr w:type="spellStart"/>
+      <w:r>
+        <w:rPr>
+          <w:rStyle w:val="HTML"/>
+          <w:rFonts w:ascii="Times New Roman" w:eastAsiaTheme="minorHAnsi" w:hAnsi="Times New Roman" w:cs="Times New Roman"/>
+          <w:color w:val="0F1115"/>
+          <w:sz w:val="28"/>
+          <w:szCs w:val="28"/>
+        </w:rPr>
+        <w:t>orange</w:t>
+      </w:r>
+      <w:proofErr w:type="spellEnd"/>
+      <w:r>
+        <w:rPr>
+          <w:rStyle w:val="HTML"/>
+          <w:rFonts w:ascii="Times New Roman" w:eastAsiaTheme="minorHAnsi" w:hAnsi="Times New Roman" w:cs="Times New Roman"/>
+          <w:color w:val="0F1115"/>
+          <w:sz w:val="28"/>
+          <w:szCs w:val="28"/>
+        </w:rPr>
+        <w:t>)</w:t>
+      </w:r>
+      <w:r>
+        <w:rPr>
+          <w:rFonts w:ascii="Times New Roman" w:hAnsi="Times New Roman" w:cs="Times New Roman"/>
+          <w:color w:val="0F1115"/>
+          <w:sz w:val="28"/>
+          <w:szCs w:val="28"/>
+        </w:rPr>
+        <w:t>.</w:t>
+      </w:r>
+    </w:p>
+    <w:p>
+      <w:pPr>
+        <w:spacing w:after="0" w:line="360" w:lineRule="auto"/>
+        <w:ind w:firstLine="851"/>
+        <w:jc w:val="both"/>
+        <w:rPr>
+          <w:rFonts w:ascii="Times New Roman" w:hAnsi="Times New Roman" w:cs="Times New Roman"/>
+          <w:color w:val="0F1115"/>
+          <w:sz w:val="28"/>
+          <w:szCs w:val="28"/>
+        </w:rPr>
+      </w:pPr>
+      <w:r>
+        <w:rPr>
+          <w:rFonts w:ascii="Times New Roman" w:hAnsi="Times New Roman" w:cs="Times New Roman"/>
+          <w:color w:val="0F1115"/>
+          <w:sz w:val="28"/>
+          <w:szCs w:val="28"/>
+        </w:rPr>
+        <w:t>Главная страница (</w:t>
+      </w:r>
+      <w:proofErr w:type="spellStart"/>
+      <w:r>
+        <w:rPr>
+          <w:rStyle w:val="HTML"/>
+          <w:rFonts w:ascii="Times New Roman" w:eastAsiaTheme="minorHAnsi" w:hAnsi="Times New Roman" w:cs="Times New Roman"/>
+          <w:color w:val="0F1115"/>
+          <w:sz w:val="28"/>
+          <w:szCs w:val="28"/>
+        </w:rPr>
+        <w:t>main.php</w:t>
+      </w:r>
+      <w:proofErr w:type="spellEnd"/>
+      <w:r>
+        <w:rPr>
+          <w:rFonts w:ascii="Times New Roman" w:hAnsi="Times New Roman" w:cs="Times New Roman"/>
+          <w:color w:val="0F1115"/>
+          <w:sz w:val="28"/>
+          <w:szCs w:val="28"/>
+        </w:rPr>
+        <w:t>) содержит приветственное изображение с названием сайта и его кратким описанием. Для авторизованных пользователей под приветствием отображается блок «Вам понравилось», где выводятся все рецепты, отмеченные лайком. Если пользователь не авторизован, вместо этого блока показывается предложение войти или зарегистрироваться.</w:t>
+      </w:r>
+    </w:p>
+    <w:p>
+      <w:pPr>
+        <w:spacing w:after="0" w:line="360" w:lineRule="auto"/>
+        <w:ind w:firstLine="851"/>
+        <w:jc w:val="both"/>
+        <w:rPr>
+          <w:rFonts w:ascii="Times New Roman" w:hAnsi="Times New Roman" w:cs="Times New Roman"/>
+          <w:color w:val="0F1115"/>
+          <w:sz w:val="28"/>
+          <w:szCs w:val="28"/>
+        </w:rPr>
+      </w:pPr>
+      <w:r>
+        <w:rPr>
+          <w:rFonts w:ascii="Times New Roman" w:hAnsi="Times New Roman" w:cs="Times New Roman"/>
+          <w:color w:val="0F1115"/>
+          <w:sz w:val="28"/>
+          <w:szCs w:val="28"/>
+        </w:rPr>
+        <w:t>Страница категорий (</w:t>
+      </w:r>
+      <w:proofErr w:type="spellStart"/>
+      <w:r>
+        <w:rPr>
+          <w:rStyle w:val="HTML"/>
+          <w:rFonts w:ascii="Times New Roman" w:eastAsiaTheme="minorHAnsi" w:hAnsi="Times New Roman" w:cs="Times New Roman"/>
+          <w:color w:val="0F1115"/>
+          <w:sz w:val="28"/>
+          <w:szCs w:val="28"/>
+        </w:rPr>
+        <w:t>categories.php</w:t>
+      </w:r>
+      <w:proofErr w:type="spellEnd"/>
+      <w:r>
+        <w:rPr>
+          <w:rFonts w:ascii="Times New Roman" w:hAnsi="Times New Roman" w:cs="Times New Roman"/>
+          <w:color w:val="0F1115"/>
+          <w:sz w:val="28"/>
+          <w:szCs w:val="28"/>
+        </w:rPr>
+        <w:t>) отображает все доступные категории блюд в виде сетки из карточек. Каждая карточка содержит название категории на оранжевом фоне и фотографию-иконку. При наведении карточка плавно приподнимается за счёт CSS-анимации</w:t>
+      </w:r>
+      <w:r>
+        <w:rPr>
+          <w:rFonts w:ascii="Times New Roman" w:hAnsi="Times New Roman" w:cs="Times New Roman"/>
+          <w:color w:val="0F1115"/>
+          <w:sz w:val="28"/>
+          <w:szCs w:val="28"/>
+        </w:rPr>
+        <w:t xml:space="preserve"> </w:t>
+      </w:r>
+      <w:proofErr w:type="spellStart"/>
+      <w:r>
+        <w:rPr>
+          <w:rStyle w:val="HTML"/>
+          <w:rFonts w:ascii="Times New Roman" w:eastAsiaTheme="minorHAnsi" w:hAnsi="Times New Roman" w:cs="Times New Roman"/>
+          <w:color w:val="0F1115"/>
+          <w:sz w:val="28"/>
+          <w:szCs w:val="28"/>
+        </w:rPr>
+        <w:t>transform</w:t>
+      </w:r>
+      <w:proofErr w:type="spellEnd"/>
+      <w:r>
+        <w:rPr>
+          <w:rStyle w:val="HTML"/>
+          <w:rFonts w:ascii="Times New Roman" w:eastAsiaTheme="minorHAnsi" w:hAnsi="Times New Roman" w:cs="Times New Roman"/>
+          <w:color w:val="0F1115"/>
+          <w:sz w:val="28"/>
+          <w:szCs w:val="28"/>
+        </w:rPr>
+        <w:t xml:space="preserve">: </w:t>
+      </w:r>
+      <w:proofErr w:type="spellStart"/>
+      <w:proofErr w:type="gramStart"/>
+      <w:r>
+        <w:rPr>
+          <w:rStyle w:val="HTML"/>
+          <w:rFonts w:ascii="Times New Roman" w:eastAsiaTheme="minorHAnsi" w:hAnsi="Times New Roman" w:cs="Times New Roman"/>
+          <w:color w:val="0F1115"/>
+          <w:sz w:val="28"/>
+          <w:szCs w:val="28"/>
+        </w:rPr>
+        <w:t>translateY</w:t>
+      </w:r>
+      <w:proofErr w:type="spellEnd"/>
+      <w:r>
+        <w:rPr>
+          <w:rStyle w:val="HTML"/>
+          <w:rFonts w:ascii="Times New Roman" w:eastAsiaTheme="minorHAnsi" w:hAnsi="Times New Roman" w:cs="Times New Roman"/>
+          <w:color w:val="0F1115"/>
+          <w:sz w:val="28"/>
+          <w:szCs w:val="28"/>
+        </w:rPr>
+        <w:t>(</w:t>
+      </w:r>
+      <w:proofErr w:type="gramEnd"/>
+      <w:r>
+        <w:rPr>
+          <w:rStyle w:val="HTML"/>
+          <w:rFonts w:ascii="Times New Roman" w:eastAsiaTheme="minorHAnsi" w:hAnsi="Times New Roman" w:cs="Times New Roman"/>
+          <w:color w:val="0F1115"/>
+          <w:sz w:val="28"/>
+          <w:szCs w:val="28"/>
+        </w:rPr>
+        <w:t>)</w:t>
+      </w:r>
+      <w:r>
+        <w:rPr>
+          <w:rFonts w:ascii="Times New Roman" w:hAnsi="Times New Roman" w:cs="Times New Roman"/>
+          <w:color w:val="0F1115"/>
+          <w:sz w:val="28"/>
+          <w:szCs w:val="28"/>
+        </w:rPr>
+        <w:t>. Над сеткой расположена строка поиска, позволяющая фильтровать категории по названию.</w:t>
+      </w:r>
+    </w:p>
+    <w:p>
+      <w:pPr>
+        <w:spacing w:after="0" w:line="360" w:lineRule="auto"/>
+        <w:ind w:firstLine="851"/>
+        <w:jc w:val="both"/>
+        <w:rPr>
+          <w:rFonts w:ascii="Times New Roman" w:hAnsi="Times New Roman" w:cs="Times New Roman"/>
+          <w:color w:val="0F1115"/>
+          <w:sz w:val="28"/>
+          <w:szCs w:val="28"/>
+        </w:rPr>
+      </w:pPr>
+      <w:r>
+        <w:rPr>
+          <w:rFonts w:ascii="Times New Roman" w:hAnsi="Times New Roman" w:cs="Times New Roman"/>
+          <w:color w:val="0F1115"/>
+          <w:sz w:val="28"/>
+          <w:szCs w:val="28"/>
+        </w:rPr>
+        <w:t>Страница рецептов (</w:t>
+      </w:r>
+      <w:proofErr w:type="spellStart"/>
+      <w:r>
+        <w:rPr>
+          <w:rStyle w:val="HTML"/>
+          <w:rFonts w:ascii="Times New Roman" w:eastAsiaTheme="minorHAnsi" w:hAnsi="Times New Roman" w:cs="Times New Roman"/>
+          <w:color w:val="0F1115"/>
+          <w:sz w:val="28"/>
+          <w:szCs w:val="28"/>
+        </w:rPr>
+        <w:t>recipes.php</w:t>
+      </w:r>
+      <w:proofErr w:type="spellEnd"/>
+      <w:r>
+        <w:rPr>
+          <w:rFonts w:ascii="Times New Roman" w:hAnsi="Times New Roman" w:cs="Times New Roman"/>
+          <w:color w:val="0F1115"/>
+          <w:sz w:val="28"/>
+          <w:szCs w:val="28"/>
+        </w:rPr>
+        <w:t xml:space="preserve">) показывает список блюд, относящихся к выбранной категории. Название категории выводится на оранжевой плашке, растянутой на всю ширину экрана. Рецепты представлены в виде карточек, </w:t>
+      </w:r>
+      <w:r>
+        <w:rPr>
+          <w:rFonts w:ascii="Times New Roman" w:hAnsi="Times New Roman" w:cs="Times New Roman"/>
+          <w:color w:val="0F1115"/>
+          <w:sz w:val="28"/>
+          <w:szCs w:val="28"/>
+        </w:rPr>
+        <w:lastRenderedPageBreak/>
+        <w:t>каждая из которых содержит изображение блюда, его название, краткое описание и количество лайков. Справа на карточке отображается иконка сердца. Как и на странице категорий, имеется строка поиска для фильтрации рецептов по названию или описанию.</w:t>
+      </w:r>
+    </w:p>
+    <w:p>
+      <w:pPr>
+        <w:spacing w:after="0" w:line="360" w:lineRule="auto"/>
+        <w:ind w:firstLine="851"/>
+        <w:jc w:val="both"/>
+        <w:rPr>
+          <w:rFonts w:ascii="Times New Roman" w:hAnsi="Times New Roman" w:cs="Times New Roman"/>
+          <w:color w:val="0F1115"/>
+          <w:sz w:val="28"/>
+          <w:szCs w:val="28"/>
+        </w:rPr>
+      </w:pPr>
+      <w:r>
+        <w:rPr>
+          <w:rFonts w:ascii="Times New Roman" w:hAnsi="Times New Roman" w:cs="Times New Roman"/>
+          <w:color w:val="0F1115"/>
+          <w:sz w:val="28"/>
+          <w:szCs w:val="28"/>
+        </w:rPr>
+        <w:t>Страница карточки рецепта (</w:t>
+      </w:r>
+      <w:proofErr w:type="spellStart"/>
+      <w:r>
+        <w:rPr>
+          <w:rStyle w:val="HTML"/>
+          <w:rFonts w:ascii="Times New Roman" w:eastAsiaTheme="minorHAnsi" w:hAnsi="Times New Roman" w:cs="Times New Roman"/>
+          <w:color w:val="0F1115"/>
+          <w:sz w:val="28"/>
+          <w:szCs w:val="28"/>
+        </w:rPr>
+        <w:t>recipe_card.php</w:t>
+      </w:r>
+      <w:proofErr w:type="spellEnd"/>
+      <w:r>
+        <w:rPr>
+          <w:rFonts w:ascii="Times New Roman" w:hAnsi="Times New Roman" w:cs="Times New Roman"/>
+          <w:color w:val="0F1115"/>
+          <w:sz w:val="28"/>
+          <w:szCs w:val="28"/>
+        </w:rPr>
+        <w:t xml:space="preserve">) является наиболее насыщенной по содержанию. В верхней части расположено крупное квадратное изображение блюда. Под ним </w:t>
+      </w:r>
+      <w:r>
+        <w:rPr>
+          <w:rFonts w:ascii="Times New Roman" w:hAnsi="Times New Roman" w:cs="Times New Roman"/>
+          <w:color w:val="0F1115"/>
+          <w:sz w:val="28"/>
+          <w:szCs w:val="28"/>
+        </w:rPr>
+        <w:t>-</w:t>
+      </w:r>
+      <w:r>
+        <w:rPr>
+          <w:rFonts w:ascii="Times New Roman" w:hAnsi="Times New Roman" w:cs="Times New Roman"/>
+          <w:color w:val="0F1115"/>
+          <w:sz w:val="28"/>
+          <w:szCs w:val="28"/>
+        </w:rPr>
+        <w:t xml:space="preserve"> название рецепта оранжевым крупным шрифтом и краткое описание серым цветом. Справа от текста находится кнопка лайка с сердечком и счётчиком. Ниже в две колонки выводятся: список ингредиентов (в сером блоке) и </w:t>
+      </w:r>
+      <w:r>
+        <w:rPr>
+          <w:rFonts w:ascii="Times New Roman" w:hAnsi="Times New Roman" w:cs="Times New Roman"/>
+          <w:color w:val="0F1115"/>
+          <w:sz w:val="28"/>
+          <w:szCs w:val="28"/>
+        </w:rPr>
+        <w:t>метаинформация</w:t>
+      </w:r>
+      <w:r>
+        <w:rPr>
+          <w:rFonts w:ascii="Times New Roman" w:hAnsi="Times New Roman" w:cs="Times New Roman"/>
+          <w:color w:val="0F1115"/>
+          <w:sz w:val="28"/>
+          <w:szCs w:val="28"/>
+        </w:rPr>
+        <w:t xml:space="preserve"> </w:t>
+      </w:r>
+      <w:r>
+        <w:rPr>
+          <w:rFonts w:ascii="Times New Roman" w:hAnsi="Times New Roman" w:cs="Times New Roman"/>
+          <w:color w:val="0F1115"/>
+          <w:sz w:val="28"/>
+          <w:szCs w:val="28"/>
+        </w:rPr>
+        <w:t>-</w:t>
+      </w:r>
+      <w:r>
+        <w:rPr>
+          <w:rFonts w:ascii="Times New Roman" w:hAnsi="Times New Roman" w:cs="Times New Roman"/>
+          <w:color w:val="0F1115"/>
+          <w:sz w:val="28"/>
+          <w:szCs w:val="28"/>
+        </w:rPr>
+        <w:t xml:space="preserve"> количество порций и время приготовления. Затем следует оранжевая плашка с надписью «РЕЦЕПТ» и пошаговая инструкция. Каждый шаг сопровождается текстовым описанием и, при наличии, фотографией этапа приготовления.</w:t>
+      </w:r>
+    </w:p>
+    <w:p>
+      <w:pPr>
+        <w:spacing w:after="0" w:line="360" w:lineRule="auto"/>
+        <w:ind w:firstLine="851"/>
+        <w:jc w:val="both"/>
+        <w:rPr>
+          <w:rFonts w:ascii="Times New Roman" w:hAnsi="Times New Roman" w:cs="Times New Roman"/>
+          <w:color w:val="0F1115"/>
+          <w:sz w:val="28"/>
+          <w:szCs w:val="28"/>
+        </w:rPr>
+      </w:pPr>
+      <w:r>
+        <w:rPr>
+          <w:rFonts w:ascii="Times New Roman" w:hAnsi="Times New Roman" w:cs="Times New Roman"/>
+          <w:color w:val="0F1115"/>
+          <w:sz w:val="28"/>
+          <w:szCs w:val="28"/>
+        </w:rPr>
+        <w:t>Страницы входа и регистрации (</w:t>
+      </w:r>
+      <w:proofErr w:type="spellStart"/>
+      <w:r>
+        <w:rPr>
+          <w:rStyle w:val="HTML"/>
+          <w:rFonts w:ascii="Times New Roman" w:eastAsiaTheme="minorHAnsi" w:hAnsi="Times New Roman" w:cs="Times New Roman"/>
+          <w:color w:val="0F1115"/>
+          <w:sz w:val="28"/>
+          <w:szCs w:val="28"/>
+        </w:rPr>
+        <w:t>login.php</w:t>
+      </w:r>
+      <w:proofErr w:type="spellEnd"/>
+      <w:r>
+        <w:rPr>
+          <w:rFonts w:ascii="Times New Roman" w:hAnsi="Times New Roman" w:cs="Times New Roman"/>
+          <w:color w:val="0F1115"/>
+          <w:sz w:val="28"/>
+          <w:szCs w:val="28"/>
+        </w:rPr>
+        <w:t xml:space="preserve"> </w:t>
+      </w:r>
+      <w:proofErr w:type="spellStart"/>
+      <w:r>
+        <w:rPr>
+          <w:rStyle w:val="HTML"/>
+          <w:rFonts w:ascii="Times New Roman" w:eastAsiaTheme="minorHAnsi" w:hAnsi="Times New Roman" w:cs="Times New Roman"/>
+          <w:color w:val="0F1115"/>
+          <w:sz w:val="28"/>
+          <w:szCs w:val="28"/>
+        </w:rPr>
+        <w:t>register.php</w:t>
+      </w:r>
+      <w:proofErr w:type="spellEnd"/>
+      <w:r>
+        <w:rPr>
+          <w:rFonts w:ascii="Times New Roman" w:hAnsi="Times New Roman" w:cs="Times New Roman"/>
+          <w:color w:val="0F1115"/>
+          <w:sz w:val="28"/>
+          <w:szCs w:val="28"/>
+        </w:rPr>
+        <w:t xml:space="preserve">) выполнены в едином стиле. Форма обрамлена серым фоном, внутри которого расположена белая область с полями ввода. Поля ввода имеют квадратную форму с лёгкой тенью. Кнопки отправки формы </w:t>
+      </w:r>
+      <w:r>
+        <w:rPr>
+          <w:rFonts w:ascii="Times New Roman" w:hAnsi="Times New Roman" w:cs="Times New Roman"/>
+          <w:color w:val="0F1115"/>
+          <w:sz w:val="28"/>
+          <w:szCs w:val="28"/>
+        </w:rPr>
+        <w:t xml:space="preserve">- </w:t>
+      </w:r>
+      <w:r>
+        <w:rPr>
+          <w:rFonts w:ascii="Times New Roman" w:hAnsi="Times New Roman" w:cs="Times New Roman"/>
+          <w:color w:val="0F1115"/>
+          <w:sz w:val="28"/>
+          <w:szCs w:val="28"/>
+        </w:rPr>
+        <w:t>оранжевые со скруглёнными углами. При ошибках валидации (неверный логин, несовпадающие пароли) над формой появляется сообщение на розовом фоне.</w:t>
+      </w:r>
+    </w:p>
+    <w:p>
+      <w:pPr>
+        <w:spacing w:after="0" w:line="360" w:lineRule="auto"/>
+        <w:ind w:firstLine="851"/>
+        <w:jc w:val="both"/>
+        <w:rPr>
+          <w:rFonts w:ascii="Times New Roman" w:hAnsi="Times New Roman" w:cs="Times New Roman"/>
+          <w:sz w:val="28"/>
+          <w:szCs w:val="28"/>
+        </w:rPr>
+      </w:pPr>
+      <w:r>
+        <w:rPr>
+          <w:rFonts w:ascii="Times New Roman" w:hAnsi="Times New Roman" w:cs="Times New Roman"/>
+          <w:color w:val="0F1115"/>
+          <w:sz w:val="28"/>
+          <w:szCs w:val="28"/>
+        </w:rPr>
+        <w:t xml:space="preserve">Навигация между страницами реализована через шапку сайта. В левой части шапки расположен логотип и текстовая ссылка. Текст ссылки меняется в зависимости от текущей страницы: на главной это «категории», на странице категорий </w:t>
+      </w:r>
+      <w:r>
+        <w:rPr>
+          <w:rFonts w:ascii="Times New Roman" w:hAnsi="Times New Roman" w:cs="Times New Roman"/>
+          <w:color w:val="0F1115"/>
+          <w:sz w:val="28"/>
+          <w:szCs w:val="28"/>
+        </w:rPr>
+        <w:t>-</w:t>
+      </w:r>
+      <w:r>
+        <w:rPr>
+          <w:rFonts w:ascii="Times New Roman" w:hAnsi="Times New Roman" w:cs="Times New Roman"/>
+          <w:color w:val="0F1115"/>
+          <w:sz w:val="28"/>
+          <w:szCs w:val="28"/>
+        </w:rPr>
+        <w:t xml:space="preserve"> «главное окно», на странице рецептов </w:t>
+      </w:r>
+      <w:r>
+        <w:rPr>
+          <w:rFonts w:ascii="Times New Roman" w:hAnsi="Times New Roman" w:cs="Times New Roman"/>
+          <w:color w:val="0F1115"/>
+          <w:sz w:val="28"/>
+          <w:szCs w:val="28"/>
+        </w:rPr>
+        <w:t>-</w:t>
+      </w:r>
+      <w:r>
+        <w:rPr>
+          <w:rFonts w:ascii="Times New Roman" w:hAnsi="Times New Roman" w:cs="Times New Roman"/>
+          <w:color w:val="0F1115"/>
+          <w:sz w:val="28"/>
+          <w:szCs w:val="28"/>
+        </w:rPr>
+        <w:t xml:space="preserve"> «категории», в карточке рецепта </w:t>
+      </w:r>
+      <w:r>
+        <w:rPr>
+          <w:rFonts w:ascii="Times New Roman" w:hAnsi="Times New Roman" w:cs="Times New Roman"/>
+          <w:color w:val="0F1115"/>
+          <w:sz w:val="28"/>
+          <w:szCs w:val="28"/>
+        </w:rPr>
+        <w:t>-</w:t>
+      </w:r>
+      <w:r>
+        <w:rPr>
+          <w:rFonts w:ascii="Times New Roman" w:hAnsi="Times New Roman" w:cs="Times New Roman"/>
+          <w:color w:val="0F1115"/>
+          <w:sz w:val="28"/>
+          <w:szCs w:val="28"/>
+        </w:rPr>
+        <w:t xml:space="preserve"> название категории, из которой был открыт рецепт. Это обеспечивает возможность вернуться на предыдущий уровень навигации в один клик.</w:t>
+      </w:r>
+    </w:p>
+    <w:p>
+      <w:pPr>
         <w:pStyle w:val="ad"/>
         <w:numPr>
           <w:ilvl w:val="1"/>
@@ -7018,6 +9713,1589 @@
         <w:spacing w:after="0" w:line="360" w:lineRule="auto"/>
         <w:ind w:firstLine="851"/>
         <w:jc w:val="both"/>
+        <w:rPr>
+          <w:rFonts w:ascii="Times New Roman" w:hAnsi="Times New Roman" w:cs="Times New Roman"/>
+          <w:sz w:val="28"/>
+          <w:szCs w:val="28"/>
+        </w:rPr>
+      </w:pPr>
+      <w:r>
+        <w:rPr>
+          <w:rFonts w:ascii="Times New Roman" w:hAnsi="Times New Roman" w:cs="Times New Roman"/>
+          <w:sz w:val="28"/>
+          <w:szCs w:val="28"/>
+        </w:rPr>
+        <w:t>Серверная логика веб-сайта реализована на языке PHP.</w:t>
+      </w:r>
+    </w:p>
+    <w:p>
+      <w:pPr>
+        <w:spacing w:after="0" w:line="360" w:lineRule="auto"/>
+        <w:ind w:firstLine="851"/>
+        <w:jc w:val="both"/>
+        <w:rPr>
+          <w:rFonts w:ascii="Times New Roman" w:hAnsi="Times New Roman" w:cs="Times New Roman"/>
+          <w:sz w:val="28"/>
+          <w:szCs w:val="28"/>
+        </w:rPr>
+      </w:pPr>
+      <w:r>
+        <w:rPr>
+          <w:rFonts w:ascii="Times New Roman" w:hAnsi="Times New Roman" w:cs="Times New Roman"/>
+          <w:sz w:val="28"/>
+          <w:szCs w:val="28"/>
+        </w:rPr>
+        <w:lastRenderedPageBreak/>
+        <w:t>Модуль авторизации и регистрации. Страница регистрации (</w:t>
+      </w:r>
+      <w:proofErr w:type="spellStart"/>
+      <w:r>
+        <w:rPr>
+          <w:rFonts w:ascii="Times New Roman" w:hAnsi="Times New Roman" w:cs="Times New Roman"/>
+          <w:sz w:val="28"/>
+          <w:szCs w:val="28"/>
+        </w:rPr>
+        <w:t>register.php</w:t>
+      </w:r>
+      <w:proofErr w:type="spellEnd"/>
+      <w:r>
+        <w:rPr>
+          <w:rFonts w:ascii="Times New Roman" w:hAnsi="Times New Roman" w:cs="Times New Roman"/>
+          <w:sz w:val="28"/>
+          <w:szCs w:val="28"/>
+        </w:rPr>
+        <w:t xml:space="preserve">) содержит форму с тремя полями: логин, пароль и подтверждение пароля. При отправке формы выполняется проверка: логин должен содержать только латинские буквы, цифры и знак подчёркивания, его длина </w:t>
+      </w:r>
+      <w:r>
+        <w:rPr>
+          <w:rFonts w:ascii="Times New Roman" w:hAnsi="Times New Roman" w:cs="Times New Roman"/>
+          <w:sz w:val="28"/>
+          <w:szCs w:val="28"/>
+        </w:rPr>
+        <w:t>-</w:t>
+      </w:r>
+      <w:r>
+        <w:rPr>
+          <w:rFonts w:ascii="Times New Roman" w:hAnsi="Times New Roman" w:cs="Times New Roman"/>
+          <w:sz w:val="28"/>
+          <w:szCs w:val="28"/>
+        </w:rPr>
+        <w:t xml:space="preserve"> не менее 3 символов. Пароль должен быть не менее 4 символов, а также совпадать с подтверждением. Если проверка пройдена, выполняется запрос к базе данных для проверки уникальности логина. При отсутствии дубликата пароль </w:t>
+      </w:r>
+      <w:proofErr w:type="spellStart"/>
+      <w:r>
+        <w:rPr>
+          <w:rFonts w:ascii="Times New Roman" w:hAnsi="Times New Roman" w:cs="Times New Roman"/>
+          <w:sz w:val="28"/>
+          <w:szCs w:val="28"/>
+        </w:rPr>
+        <w:t>хешируется</w:t>
+      </w:r>
+      <w:proofErr w:type="spellEnd"/>
+      <w:r>
+        <w:rPr>
+          <w:rFonts w:ascii="Times New Roman" w:hAnsi="Times New Roman" w:cs="Times New Roman"/>
+          <w:sz w:val="28"/>
+          <w:szCs w:val="28"/>
+        </w:rPr>
+        <w:t xml:space="preserve"> с помощью встроенной функции PHP</w:t>
+      </w:r>
+      <w:r>
+        <w:rPr>
+          <w:rFonts w:ascii="Times New Roman" w:hAnsi="Times New Roman" w:cs="Times New Roman"/>
+          <w:sz w:val="28"/>
+          <w:szCs w:val="28"/>
+        </w:rPr>
+        <w:t xml:space="preserve"> </w:t>
+      </w:r>
+      <w:proofErr w:type="spellStart"/>
+      <w:r>
+        <w:rPr>
+          <w:rFonts w:ascii="Times New Roman" w:hAnsi="Times New Roman" w:cs="Times New Roman"/>
+          <w:sz w:val="28"/>
+          <w:szCs w:val="28"/>
+        </w:rPr>
+        <w:t>password_</w:t>
+      </w:r>
+      <w:proofErr w:type="gramStart"/>
+      <w:r>
+        <w:rPr>
+          <w:rFonts w:ascii="Times New Roman" w:hAnsi="Times New Roman" w:cs="Times New Roman"/>
+          <w:sz w:val="28"/>
+          <w:szCs w:val="28"/>
+        </w:rPr>
+        <w:t>hash</w:t>
+      </w:r>
+      <w:proofErr w:type="spellEnd"/>
+      <w:r>
+        <w:rPr>
+          <w:rFonts w:ascii="Times New Roman" w:hAnsi="Times New Roman" w:cs="Times New Roman"/>
+          <w:sz w:val="28"/>
+          <w:szCs w:val="28"/>
+        </w:rPr>
+        <w:t>(</w:t>
+      </w:r>
+      <w:proofErr w:type="gramEnd"/>
+      <w:r>
+        <w:rPr>
+          <w:rFonts w:ascii="Times New Roman" w:hAnsi="Times New Roman" w:cs="Times New Roman"/>
+          <w:sz w:val="28"/>
+          <w:szCs w:val="28"/>
+        </w:rPr>
+        <w:t>)</w:t>
+      </w:r>
+      <w:r>
+        <w:rPr>
+          <w:rFonts w:ascii="Times New Roman" w:hAnsi="Times New Roman" w:cs="Times New Roman"/>
+          <w:sz w:val="28"/>
+          <w:szCs w:val="28"/>
+        </w:rPr>
+        <w:t xml:space="preserve"> </w:t>
+      </w:r>
+      <w:r>
+        <w:rPr>
+          <w:rFonts w:ascii="Times New Roman" w:hAnsi="Times New Roman" w:cs="Times New Roman"/>
+          <w:sz w:val="28"/>
+          <w:szCs w:val="28"/>
+        </w:rPr>
+        <w:t>с алгоритмом</w:t>
+      </w:r>
+      <w:r>
+        <w:rPr>
+          <w:rFonts w:ascii="Times New Roman" w:hAnsi="Times New Roman" w:cs="Times New Roman"/>
+          <w:sz w:val="28"/>
+          <w:szCs w:val="28"/>
+        </w:rPr>
+        <w:t xml:space="preserve"> </w:t>
+      </w:r>
+      <w:r>
+        <w:rPr>
+          <w:rFonts w:ascii="Times New Roman" w:hAnsi="Times New Roman" w:cs="Times New Roman"/>
+          <w:sz w:val="28"/>
+          <w:szCs w:val="28"/>
+        </w:rPr>
+        <w:t>PASSWORD_DEFAULT, и пользователь добавляется в таблицу</w:t>
+      </w:r>
+      <w:r>
+        <w:rPr>
+          <w:rFonts w:ascii="Times New Roman" w:hAnsi="Times New Roman" w:cs="Times New Roman"/>
+          <w:sz w:val="28"/>
+          <w:szCs w:val="28"/>
+        </w:rPr>
+        <w:t xml:space="preserve"> </w:t>
+      </w:r>
+      <w:proofErr w:type="spellStart"/>
+      <w:r>
+        <w:rPr>
+          <w:rFonts w:ascii="Times New Roman" w:hAnsi="Times New Roman" w:cs="Times New Roman"/>
+          <w:sz w:val="28"/>
+          <w:szCs w:val="28"/>
+        </w:rPr>
+        <w:t>users</w:t>
+      </w:r>
+      <w:proofErr w:type="spellEnd"/>
+      <w:r>
+        <w:rPr>
+          <w:rFonts w:ascii="Times New Roman" w:hAnsi="Times New Roman" w:cs="Times New Roman"/>
+          <w:sz w:val="28"/>
+          <w:szCs w:val="28"/>
+        </w:rPr>
+        <w:t>. После успешной регистрации происходит перенаправление на страницу входа.</w:t>
+      </w:r>
+    </w:p>
+    <w:p>
+      <w:pPr>
+        <w:spacing w:after="0" w:line="360" w:lineRule="auto"/>
+        <w:ind w:firstLine="851"/>
+        <w:jc w:val="both"/>
+        <w:rPr>
+          <w:rFonts w:ascii="Times New Roman" w:hAnsi="Times New Roman" w:cs="Times New Roman"/>
+          <w:sz w:val="28"/>
+          <w:szCs w:val="28"/>
+        </w:rPr>
+      </w:pPr>
+      <w:r>
+        <w:rPr>
+          <w:rFonts w:ascii="Times New Roman" w:hAnsi="Times New Roman" w:cs="Times New Roman"/>
+          <w:sz w:val="28"/>
+          <w:szCs w:val="28"/>
+        </w:rPr>
+        <w:t>Страница входа (</w:t>
+      </w:r>
+      <w:proofErr w:type="spellStart"/>
+      <w:r>
+        <w:rPr>
+          <w:rFonts w:ascii="Times New Roman" w:hAnsi="Times New Roman" w:cs="Times New Roman"/>
+          <w:sz w:val="28"/>
+          <w:szCs w:val="28"/>
+        </w:rPr>
+        <w:t>login.php</w:t>
+      </w:r>
+      <w:proofErr w:type="spellEnd"/>
+      <w:r>
+        <w:rPr>
+          <w:rFonts w:ascii="Times New Roman" w:hAnsi="Times New Roman" w:cs="Times New Roman"/>
+          <w:sz w:val="28"/>
+          <w:szCs w:val="28"/>
+        </w:rPr>
+        <w:t xml:space="preserve">) проверяет введённые логин и пароль. Пароль сверяется с </w:t>
+      </w:r>
+      <w:proofErr w:type="spellStart"/>
+      <w:r>
+        <w:rPr>
+          <w:rFonts w:ascii="Times New Roman" w:hAnsi="Times New Roman" w:cs="Times New Roman"/>
+          <w:sz w:val="28"/>
+          <w:szCs w:val="28"/>
+        </w:rPr>
+        <w:t>хешем</w:t>
+      </w:r>
+      <w:proofErr w:type="spellEnd"/>
+      <w:r>
+        <w:rPr>
+          <w:rFonts w:ascii="Times New Roman" w:hAnsi="Times New Roman" w:cs="Times New Roman"/>
+          <w:sz w:val="28"/>
+          <w:szCs w:val="28"/>
+        </w:rPr>
+        <w:t xml:space="preserve"> из базы данных через функцию</w:t>
+      </w:r>
+      <w:r>
+        <w:rPr>
+          <w:rFonts w:ascii="Times New Roman" w:hAnsi="Times New Roman" w:cs="Times New Roman"/>
+          <w:sz w:val="28"/>
+          <w:szCs w:val="28"/>
+        </w:rPr>
+        <w:t xml:space="preserve"> </w:t>
+      </w:r>
+      <w:proofErr w:type="spellStart"/>
+      <w:r>
+        <w:rPr>
+          <w:rFonts w:ascii="Times New Roman" w:hAnsi="Times New Roman" w:cs="Times New Roman"/>
+          <w:sz w:val="28"/>
+          <w:szCs w:val="28"/>
+        </w:rPr>
+        <w:t>password_</w:t>
+      </w:r>
+      <w:proofErr w:type="gramStart"/>
+      <w:r>
+        <w:rPr>
+          <w:rFonts w:ascii="Times New Roman" w:hAnsi="Times New Roman" w:cs="Times New Roman"/>
+          <w:sz w:val="28"/>
+          <w:szCs w:val="28"/>
+        </w:rPr>
+        <w:t>verify</w:t>
+      </w:r>
+      <w:proofErr w:type="spellEnd"/>
+      <w:r>
+        <w:rPr>
+          <w:rFonts w:ascii="Times New Roman" w:hAnsi="Times New Roman" w:cs="Times New Roman"/>
+          <w:sz w:val="28"/>
+          <w:szCs w:val="28"/>
+        </w:rPr>
+        <w:t>(</w:t>
+      </w:r>
+      <w:proofErr w:type="gramEnd"/>
+      <w:r>
+        <w:rPr>
+          <w:rFonts w:ascii="Times New Roman" w:hAnsi="Times New Roman" w:cs="Times New Roman"/>
+          <w:sz w:val="28"/>
+          <w:szCs w:val="28"/>
+        </w:rPr>
+        <w:t>). При совпадении идентификатор и логин пользователя сохраняются в сессию ($_SESSION['</w:t>
+      </w:r>
+      <w:proofErr w:type="spellStart"/>
+      <w:r>
+        <w:rPr>
+          <w:rFonts w:ascii="Times New Roman" w:hAnsi="Times New Roman" w:cs="Times New Roman"/>
+          <w:sz w:val="28"/>
+          <w:szCs w:val="28"/>
+        </w:rPr>
+        <w:t>user_id</w:t>
+      </w:r>
+      <w:proofErr w:type="spellEnd"/>
+      <w:r>
+        <w:rPr>
+          <w:rFonts w:ascii="Times New Roman" w:hAnsi="Times New Roman" w:cs="Times New Roman"/>
+          <w:sz w:val="28"/>
+          <w:szCs w:val="28"/>
+        </w:rPr>
+        <w:t>']</w:t>
+      </w:r>
+      <w:r>
+        <w:rPr>
+          <w:rFonts w:ascii="Times New Roman" w:hAnsi="Times New Roman" w:cs="Times New Roman"/>
+          <w:sz w:val="28"/>
+          <w:szCs w:val="28"/>
+        </w:rPr>
+        <w:t xml:space="preserve"> </w:t>
+      </w:r>
+      <w:r>
+        <w:rPr>
+          <w:rFonts w:ascii="Times New Roman" w:hAnsi="Times New Roman" w:cs="Times New Roman"/>
+          <w:sz w:val="28"/>
+          <w:szCs w:val="28"/>
+        </w:rPr>
+        <w:t>и</w:t>
+      </w:r>
+      <w:r>
+        <w:rPr>
+          <w:rFonts w:ascii="Times New Roman" w:hAnsi="Times New Roman" w:cs="Times New Roman"/>
+          <w:sz w:val="28"/>
+          <w:szCs w:val="28"/>
+        </w:rPr>
+        <w:t xml:space="preserve"> </w:t>
+      </w:r>
+      <w:r>
+        <w:rPr>
+          <w:rFonts w:ascii="Times New Roman" w:hAnsi="Times New Roman" w:cs="Times New Roman"/>
+          <w:sz w:val="28"/>
+          <w:szCs w:val="28"/>
+        </w:rPr>
+        <w:t>$_SESSION['</w:t>
+      </w:r>
+      <w:proofErr w:type="spellStart"/>
+      <w:r>
+        <w:rPr>
+          <w:rFonts w:ascii="Times New Roman" w:hAnsi="Times New Roman" w:cs="Times New Roman"/>
+          <w:sz w:val="28"/>
+          <w:szCs w:val="28"/>
+        </w:rPr>
+        <w:t>user_login</w:t>
+      </w:r>
+      <w:proofErr w:type="spellEnd"/>
+      <w:r>
+        <w:rPr>
+          <w:rFonts w:ascii="Times New Roman" w:hAnsi="Times New Roman" w:cs="Times New Roman"/>
+          <w:sz w:val="28"/>
+          <w:szCs w:val="28"/>
+        </w:rPr>
+        <w:t>']), после чего пользователь перенаправляется на главную страницу. Если пользователь уже авторизован, вместо формы входа показывается сообщение «Вы уже вошли» и ссылка «Хотите выйти?».</w:t>
+      </w:r>
+    </w:p>
+    <w:p>
+      <w:pPr>
+        <w:spacing w:after="0" w:line="360" w:lineRule="auto"/>
+        <w:ind w:firstLine="851"/>
+        <w:jc w:val="both"/>
+        <w:rPr>
+          <w:rFonts w:ascii="Times New Roman" w:hAnsi="Times New Roman" w:cs="Times New Roman"/>
+          <w:sz w:val="28"/>
+          <w:szCs w:val="28"/>
+        </w:rPr>
+      </w:pPr>
+      <w:r>
+        <w:rPr>
+          <w:rFonts w:ascii="Times New Roman" w:hAnsi="Times New Roman" w:cs="Times New Roman"/>
+          <w:sz w:val="28"/>
+          <w:szCs w:val="28"/>
+        </w:rPr>
+        <w:t>Файл</w:t>
+      </w:r>
+      <w:r>
+        <w:rPr>
+          <w:rFonts w:ascii="Times New Roman" w:hAnsi="Times New Roman" w:cs="Times New Roman"/>
+          <w:sz w:val="28"/>
+          <w:szCs w:val="28"/>
+        </w:rPr>
+        <w:t xml:space="preserve"> </w:t>
+      </w:r>
+      <w:proofErr w:type="spellStart"/>
+      <w:r>
+        <w:rPr>
+          <w:rFonts w:ascii="Times New Roman" w:hAnsi="Times New Roman" w:cs="Times New Roman"/>
+          <w:sz w:val="28"/>
+          <w:szCs w:val="28"/>
+        </w:rPr>
+        <w:t>logout.php</w:t>
+      </w:r>
+      <w:proofErr w:type="spellEnd"/>
+      <w:r>
+        <w:rPr>
+          <w:rFonts w:ascii="Times New Roman" w:hAnsi="Times New Roman" w:cs="Times New Roman"/>
+          <w:sz w:val="28"/>
+          <w:szCs w:val="28"/>
+        </w:rPr>
+        <w:t xml:space="preserve"> </w:t>
+      </w:r>
+      <w:r>
+        <w:rPr>
+          <w:rFonts w:ascii="Times New Roman" w:hAnsi="Times New Roman" w:cs="Times New Roman"/>
+          <w:sz w:val="28"/>
+          <w:szCs w:val="28"/>
+        </w:rPr>
+        <w:t>завершает сессию пользователя с помощью</w:t>
+      </w:r>
+      <w:r>
+        <w:rPr>
+          <w:rFonts w:ascii="Times New Roman" w:hAnsi="Times New Roman" w:cs="Times New Roman"/>
+          <w:sz w:val="28"/>
+          <w:szCs w:val="28"/>
+        </w:rPr>
+        <w:t xml:space="preserve"> </w:t>
+      </w:r>
+      <w:proofErr w:type="spellStart"/>
+      <w:r>
+        <w:rPr>
+          <w:rFonts w:ascii="Times New Roman" w:hAnsi="Times New Roman" w:cs="Times New Roman"/>
+          <w:sz w:val="28"/>
+          <w:szCs w:val="28"/>
+        </w:rPr>
+        <w:t>session_</w:t>
+      </w:r>
+      <w:proofErr w:type="gramStart"/>
+      <w:r>
+        <w:rPr>
+          <w:rFonts w:ascii="Times New Roman" w:hAnsi="Times New Roman" w:cs="Times New Roman"/>
+          <w:sz w:val="28"/>
+          <w:szCs w:val="28"/>
+        </w:rPr>
+        <w:t>destroy</w:t>
+      </w:r>
+      <w:proofErr w:type="spellEnd"/>
+      <w:r>
+        <w:rPr>
+          <w:rFonts w:ascii="Times New Roman" w:hAnsi="Times New Roman" w:cs="Times New Roman"/>
+          <w:sz w:val="28"/>
+          <w:szCs w:val="28"/>
+        </w:rPr>
+        <w:t>(</w:t>
+      </w:r>
+      <w:proofErr w:type="gramEnd"/>
+      <w:r>
+        <w:rPr>
+          <w:rFonts w:ascii="Times New Roman" w:hAnsi="Times New Roman" w:cs="Times New Roman"/>
+          <w:sz w:val="28"/>
+          <w:szCs w:val="28"/>
+        </w:rPr>
+        <w:t>)</w:t>
+      </w:r>
+      <w:r>
+        <w:rPr>
+          <w:rFonts w:ascii="Times New Roman" w:hAnsi="Times New Roman" w:cs="Times New Roman"/>
+          <w:sz w:val="28"/>
+          <w:szCs w:val="28"/>
+        </w:rPr>
+        <w:t xml:space="preserve"> </w:t>
+      </w:r>
+      <w:r>
+        <w:rPr>
+          <w:rFonts w:ascii="Times New Roman" w:hAnsi="Times New Roman" w:cs="Times New Roman"/>
+          <w:sz w:val="28"/>
+          <w:szCs w:val="28"/>
+        </w:rPr>
+        <w:t>и перенаправляет на страницу входа с параметром</w:t>
+      </w:r>
+      <w:r>
+        <w:rPr>
+          <w:rFonts w:ascii="Times New Roman" w:hAnsi="Times New Roman" w:cs="Times New Roman"/>
+          <w:sz w:val="28"/>
+          <w:szCs w:val="28"/>
+        </w:rPr>
+        <w:t xml:space="preserve"> </w:t>
+      </w:r>
+      <w:proofErr w:type="spellStart"/>
+      <w:r>
+        <w:rPr>
+          <w:rFonts w:ascii="Times New Roman" w:hAnsi="Times New Roman" w:cs="Times New Roman"/>
+          <w:sz w:val="28"/>
+          <w:szCs w:val="28"/>
+        </w:rPr>
+        <w:t>logout</w:t>
+      </w:r>
+      <w:proofErr w:type="spellEnd"/>
+      <w:r>
+        <w:rPr>
+          <w:rFonts w:ascii="Times New Roman" w:hAnsi="Times New Roman" w:cs="Times New Roman"/>
+          <w:sz w:val="28"/>
+          <w:szCs w:val="28"/>
+        </w:rPr>
+        <w:t>=1.</w:t>
+      </w:r>
+    </w:p>
+    <w:p>
+      <w:pPr>
+        <w:spacing w:after="0" w:line="360" w:lineRule="auto"/>
+        <w:ind w:firstLine="851"/>
+        <w:jc w:val="both"/>
+        <w:rPr>
+          <w:rFonts w:ascii="Times New Roman" w:hAnsi="Times New Roman" w:cs="Times New Roman"/>
+          <w:sz w:val="28"/>
+          <w:szCs w:val="28"/>
+        </w:rPr>
+      </w:pPr>
+      <w:r>
+        <w:rPr>
+          <w:rFonts w:ascii="Times New Roman" w:hAnsi="Times New Roman" w:cs="Times New Roman"/>
+          <w:sz w:val="28"/>
+          <w:szCs w:val="28"/>
+        </w:rPr>
+        <w:t>Модуль отображения категорий и рецептов.</w:t>
+      </w:r>
+      <w:r>
+        <w:rPr>
+          <w:rFonts w:ascii="Times New Roman" w:hAnsi="Times New Roman" w:cs="Times New Roman"/>
+          <w:sz w:val="28"/>
+          <w:szCs w:val="28"/>
+        </w:rPr>
+        <w:t xml:space="preserve"> </w:t>
+      </w:r>
+      <w:r>
+        <w:rPr>
+          <w:rFonts w:ascii="Times New Roman" w:hAnsi="Times New Roman" w:cs="Times New Roman"/>
+          <w:sz w:val="28"/>
+          <w:szCs w:val="28"/>
+        </w:rPr>
+        <w:t>На странице категорий выполняется SQL-запрос</w:t>
+      </w:r>
+      <w:r>
+        <w:rPr>
+          <w:rFonts w:ascii="Times New Roman" w:hAnsi="Times New Roman" w:cs="Times New Roman"/>
+          <w:sz w:val="28"/>
+          <w:szCs w:val="28"/>
+        </w:rPr>
+        <w:t xml:space="preserve"> </w:t>
+      </w:r>
+      <w:r>
+        <w:rPr>
+          <w:rFonts w:ascii="Times New Roman" w:hAnsi="Times New Roman" w:cs="Times New Roman"/>
+          <w:sz w:val="28"/>
+          <w:szCs w:val="28"/>
+        </w:rPr>
+        <w:t xml:space="preserve">SELECT * FROM </w:t>
+      </w:r>
+      <w:proofErr w:type="spellStart"/>
+      <w:r>
+        <w:rPr>
+          <w:rFonts w:ascii="Times New Roman" w:hAnsi="Times New Roman" w:cs="Times New Roman"/>
+          <w:sz w:val="28"/>
+          <w:szCs w:val="28"/>
+        </w:rPr>
+        <w:t>categories</w:t>
+      </w:r>
+      <w:proofErr w:type="spellEnd"/>
+      <w:r>
+        <w:rPr>
+          <w:rFonts w:ascii="Times New Roman" w:hAnsi="Times New Roman" w:cs="Times New Roman"/>
+          <w:sz w:val="28"/>
+          <w:szCs w:val="28"/>
+        </w:rPr>
+        <w:t>. Полученные данные в цикле выводятся в виде карточек. Если передан параметр поиска, к запросу добавляется условие</w:t>
+      </w:r>
+      <w:r>
+        <w:rPr>
+          <w:rFonts w:ascii="Times New Roman" w:hAnsi="Times New Roman" w:cs="Times New Roman"/>
+          <w:sz w:val="28"/>
+          <w:szCs w:val="28"/>
+        </w:rPr>
+        <w:t xml:space="preserve"> </w:t>
+      </w:r>
+      <w:r>
+        <w:rPr>
+          <w:rFonts w:ascii="Times New Roman" w:hAnsi="Times New Roman" w:cs="Times New Roman"/>
+          <w:sz w:val="28"/>
+          <w:szCs w:val="28"/>
+        </w:rPr>
+        <w:t xml:space="preserve">WHERE </w:t>
+      </w:r>
+      <w:proofErr w:type="spellStart"/>
+      <w:r>
+        <w:rPr>
+          <w:rFonts w:ascii="Times New Roman" w:hAnsi="Times New Roman" w:cs="Times New Roman"/>
+          <w:sz w:val="28"/>
+          <w:szCs w:val="28"/>
+        </w:rPr>
+        <w:t>title</w:t>
+      </w:r>
+      <w:proofErr w:type="spellEnd"/>
+      <w:r>
+        <w:rPr>
+          <w:rFonts w:ascii="Times New Roman" w:hAnsi="Times New Roman" w:cs="Times New Roman"/>
+          <w:sz w:val="28"/>
+          <w:szCs w:val="28"/>
+        </w:rPr>
+        <w:t xml:space="preserve"> LIKE '%поиск%'.</w:t>
+      </w:r>
+    </w:p>
+    <w:p>
+      <w:pPr>
+        <w:spacing w:after="0" w:line="360" w:lineRule="auto"/>
+        <w:ind w:firstLine="851"/>
+        <w:jc w:val="both"/>
+        <w:rPr>
+          <w:rFonts w:ascii="Times New Roman" w:hAnsi="Times New Roman" w:cs="Times New Roman"/>
+          <w:sz w:val="28"/>
+          <w:szCs w:val="28"/>
+        </w:rPr>
+      </w:pPr>
+      <w:r>
+        <w:rPr>
+          <w:rFonts w:ascii="Times New Roman" w:hAnsi="Times New Roman" w:cs="Times New Roman"/>
+          <w:sz w:val="28"/>
+          <w:szCs w:val="28"/>
+        </w:rPr>
+        <w:t>На странице рецептов аналогичным образом извлекаются записи из таблицы</w:t>
+      </w:r>
+      <w:r>
+        <w:rPr>
+          <w:rFonts w:ascii="Times New Roman" w:hAnsi="Times New Roman" w:cs="Times New Roman"/>
+          <w:sz w:val="28"/>
+          <w:szCs w:val="28"/>
+        </w:rPr>
+        <w:t xml:space="preserve"> </w:t>
+      </w:r>
+      <w:proofErr w:type="spellStart"/>
+      <w:r>
+        <w:rPr>
+          <w:rFonts w:ascii="Times New Roman" w:hAnsi="Times New Roman" w:cs="Times New Roman"/>
+          <w:sz w:val="28"/>
+          <w:szCs w:val="28"/>
+        </w:rPr>
+        <w:t>recipes</w:t>
+      </w:r>
+      <w:proofErr w:type="spellEnd"/>
+      <w:r>
+        <w:rPr>
+          <w:rFonts w:ascii="Times New Roman" w:hAnsi="Times New Roman" w:cs="Times New Roman"/>
+          <w:sz w:val="28"/>
+          <w:szCs w:val="28"/>
+        </w:rPr>
+        <w:t xml:space="preserve"> </w:t>
+      </w:r>
+      <w:r>
+        <w:rPr>
+          <w:rFonts w:ascii="Times New Roman" w:hAnsi="Times New Roman" w:cs="Times New Roman"/>
+          <w:sz w:val="28"/>
+          <w:szCs w:val="28"/>
+        </w:rPr>
+        <w:t>с фильтрацией по полю</w:t>
+      </w:r>
+      <w:r>
+        <w:rPr>
+          <w:rFonts w:ascii="Times New Roman" w:hAnsi="Times New Roman" w:cs="Times New Roman"/>
+          <w:sz w:val="28"/>
+          <w:szCs w:val="28"/>
+        </w:rPr>
+        <w:t xml:space="preserve"> </w:t>
+      </w:r>
+      <w:proofErr w:type="spellStart"/>
+      <w:r>
+        <w:rPr>
+          <w:rFonts w:ascii="Times New Roman" w:hAnsi="Times New Roman" w:cs="Times New Roman"/>
+          <w:sz w:val="28"/>
+          <w:szCs w:val="28"/>
+        </w:rPr>
+        <w:t>categories</w:t>
+      </w:r>
+      <w:proofErr w:type="spellEnd"/>
+      <w:r>
+        <w:rPr>
+          <w:rFonts w:ascii="Times New Roman" w:hAnsi="Times New Roman" w:cs="Times New Roman"/>
+          <w:sz w:val="28"/>
+          <w:szCs w:val="28"/>
+        </w:rPr>
+        <w:t>, равному идентификатору выбранной категории. Для поиска по рецептам к запросу добавляется условие</w:t>
+      </w:r>
+      <w:r>
+        <w:rPr>
+          <w:rFonts w:ascii="Times New Roman" w:hAnsi="Times New Roman" w:cs="Times New Roman"/>
+          <w:sz w:val="28"/>
+          <w:szCs w:val="28"/>
+        </w:rPr>
+        <w:t xml:space="preserve"> </w:t>
+      </w:r>
+      <w:r>
+        <w:rPr>
+          <w:rFonts w:ascii="Times New Roman" w:hAnsi="Times New Roman" w:cs="Times New Roman"/>
+          <w:sz w:val="28"/>
+          <w:szCs w:val="28"/>
+        </w:rPr>
+        <w:t>AND (</w:t>
+      </w:r>
+      <w:proofErr w:type="spellStart"/>
+      <w:r>
+        <w:rPr>
+          <w:rFonts w:ascii="Times New Roman" w:hAnsi="Times New Roman" w:cs="Times New Roman"/>
+          <w:sz w:val="28"/>
+          <w:szCs w:val="28"/>
+        </w:rPr>
+        <w:t>title</w:t>
+      </w:r>
+      <w:proofErr w:type="spellEnd"/>
+      <w:r>
+        <w:rPr>
+          <w:rFonts w:ascii="Times New Roman" w:hAnsi="Times New Roman" w:cs="Times New Roman"/>
+          <w:sz w:val="28"/>
+          <w:szCs w:val="28"/>
+        </w:rPr>
+        <w:t xml:space="preserve"> LIKE '%поиск%' OR </w:t>
+      </w:r>
+      <w:proofErr w:type="spellStart"/>
+      <w:r>
+        <w:rPr>
+          <w:rFonts w:ascii="Times New Roman" w:hAnsi="Times New Roman" w:cs="Times New Roman"/>
+          <w:sz w:val="28"/>
+          <w:szCs w:val="28"/>
+        </w:rPr>
+        <w:t>description</w:t>
+      </w:r>
+      <w:proofErr w:type="spellEnd"/>
+      <w:r>
+        <w:rPr>
+          <w:rFonts w:ascii="Times New Roman" w:hAnsi="Times New Roman" w:cs="Times New Roman"/>
+          <w:sz w:val="28"/>
+          <w:szCs w:val="28"/>
+        </w:rPr>
+        <w:t xml:space="preserve"> LIKE '%поиск%').</w:t>
+      </w:r>
+    </w:p>
+    <w:p>
+      <w:pPr>
+        <w:spacing w:after="0" w:line="360" w:lineRule="auto"/>
+        <w:ind w:firstLine="851"/>
+        <w:jc w:val="both"/>
+        <w:rPr>
+          <w:rFonts w:ascii="Times New Roman" w:hAnsi="Times New Roman" w:cs="Times New Roman"/>
+          <w:sz w:val="28"/>
+          <w:szCs w:val="28"/>
+        </w:rPr>
+      </w:pPr>
+      <w:r>
+        <w:rPr>
+          <w:rFonts w:ascii="Times New Roman" w:hAnsi="Times New Roman" w:cs="Times New Roman"/>
+          <w:sz w:val="28"/>
+          <w:szCs w:val="28"/>
+        </w:rPr>
+        <w:t>Модуль детального просмотра рецепта.</w:t>
+      </w:r>
+      <w:r>
+        <w:rPr>
+          <w:rFonts w:ascii="Times New Roman" w:hAnsi="Times New Roman" w:cs="Times New Roman"/>
+          <w:sz w:val="28"/>
+          <w:szCs w:val="28"/>
+        </w:rPr>
+        <w:t xml:space="preserve"> </w:t>
+      </w:r>
+      <w:r>
+        <w:rPr>
+          <w:rFonts w:ascii="Times New Roman" w:hAnsi="Times New Roman" w:cs="Times New Roman"/>
+          <w:sz w:val="28"/>
+          <w:szCs w:val="28"/>
+        </w:rPr>
+        <w:t>Страница</w:t>
+      </w:r>
+      <w:r>
+        <w:rPr>
+          <w:rFonts w:ascii="Times New Roman" w:hAnsi="Times New Roman" w:cs="Times New Roman"/>
+          <w:sz w:val="28"/>
+          <w:szCs w:val="28"/>
+        </w:rPr>
+        <w:t xml:space="preserve"> </w:t>
+      </w:r>
+      <w:proofErr w:type="spellStart"/>
+      <w:r>
+        <w:rPr>
+          <w:rFonts w:ascii="Times New Roman" w:hAnsi="Times New Roman" w:cs="Times New Roman"/>
+          <w:sz w:val="28"/>
+          <w:szCs w:val="28"/>
+        </w:rPr>
+        <w:t>recipe_card.php</w:t>
+      </w:r>
+      <w:proofErr w:type="spellEnd"/>
+      <w:r>
+        <w:rPr>
+          <w:rFonts w:ascii="Times New Roman" w:hAnsi="Times New Roman" w:cs="Times New Roman"/>
+          <w:sz w:val="28"/>
+          <w:szCs w:val="28"/>
+        </w:rPr>
+        <w:t xml:space="preserve"> </w:t>
+      </w:r>
+      <w:r>
+        <w:rPr>
+          <w:rFonts w:ascii="Times New Roman" w:hAnsi="Times New Roman" w:cs="Times New Roman"/>
+          <w:sz w:val="28"/>
+          <w:szCs w:val="28"/>
+        </w:rPr>
+        <w:t>получает идентификатор рецепта из параметра URL ($_GET['</w:t>
+      </w:r>
+      <w:proofErr w:type="spellStart"/>
+      <w:r>
+        <w:rPr>
+          <w:rFonts w:ascii="Times New Roman" w:hAnsi="Times New Roman" w:cs="Times New Roman"/>
+          <w:sz w:val="28"/>
+          <w:szCs w:val="28"/>
+        </w:rPr>
+        <w:t>recipe_id</w:t>
+      </w:r>
+      <w:proofErr w:type="spellEnd"/>
+      <w:r>
+        <w:rPr>
+          <w:rFonts w:ascii="Times New Roman" w:hAnsi="Times New Roman" w:cs="Times New Roman"/>
+          <w:sz w:val="28"/>
+          <w:szCs w:val="28"/>
+        </w:rPr>
+        <w:t xml:space="preserve">']), </w:t>
+      </w:r>
+      <w:r>
+        <w:rPr>
+          <w:rFonts w:ascii="Times New Roman" w:hAnsi="Times New Roman" w:cs="Times New Roman"/>
+          <w:sz w:val="28"/>
+          <w:szCs w:val="28"/>
+        </w:rPr>
+        <w:lastRenderedPageBreak/>
+        <w:t>выполняет запрос</w:t>
+      </w:r>
+      <w:r>
+        <w:rPr>
+          <w:rFonts w:ascii="Times New Roman" w:hAnsi="Times New Roman" w:cs="Times New Roman"/>
+          <w:sz w:val="28"/>
+          <w:szCs w:val="28"/>
+        </w:rPr>
+        <w:t xml:space="preserve"> </w:t>
+      </w:r>
+      <w:r>
+        <w:rPr>
+          <w:rFonts w:ascii="Times New Roman" w:hAnsi="Times New Roman" w:cs="Times New Roman"/>
+          <w:sz w:val="28"/>
+          <w:szCs w:val="28"/>
+        </w:rPr>
+        <w:t xml:space="preserve">SELECT * FROM </w:t>
+      </w:r>
+      <w:proofErr w:type="spellStart"/>
+      <w:r>
+        <w:rPr>
+          <w:rFonts w:ascii="Times New Roman" w:hAnsi="Times New Roman" w:cs="Times New Roman"/>
+          <w:sz w:val="28"/>
+          <w:szCs w:val="28"/>
+        </w:rPr>
+        <w:t>recipes</w:t>
+      </w:r>
+      <w:proofErr w:type="spellEnd"/>
+      <w:r>
+        <w:rPr>
+          <w:rFonts w:ascii="Times New Roman" w:hAnsi="Times New Roman" w:cs="Times New Roman"/>
+          <w:sz w:val="28"/>
+          <w:szCs w:val="28"/>
+        </w:rPr>
+        <w:t xml:space="preserve"> WHERE </w:t>
+      </w:r>
+      <w:proofErr w:type="spellStart"/>
+      <w:r>
+        <w:rPr>
+          <w:rFonts w:ascii="Times New Roman" w:hAnsi="Times New Roman" w:cs="Times New Roman"/>
+          <w:sz w:val="28"/>
+          <w:szCs w:val="28"/>
+        </w:rPr>
+        <w:t>id</w:t>
+      </w:r>
+      <w:proofErr w:type="spellEnd"/>
+      <w:r>
+        <w:rPr>
+          <w:rFonts w:ascii="Times New Roman" w:hAnsi="Times New Roman" w:cs="Times New Roman"/>
+          <w:sz w:val="28"/>
+          <w:szCs w:val="28"/>
+        </w:rPr>
+        <w:t xml:space="preserve"> </w:t>
+      </w:r>
+      <w:r>
+        <w:rPr>
+          <w:rFonts w:ascii="Times New Roman" w:hAnsi="Times New Roman" w:cs="Times New Roman"/>
+          <w:sz w:val="28"/>
+          <w:szCs w:val="28"/>
+        </w:rPr>
+        <w:t>=</w:t>
+      </w:r>
+      <w:r>
+        <w:rPr>
+          <w:rFonts w:ascii="Times New Roman" w:hAnsi="Times New Roman" w:cs="Times New Roman"/>
+          <w:sz w:val="28"/>
+          <w:szCs w:val="28"/>
+        </w:rPr>
+        <w:t xml:space="preserve"> ...</w:t>
+      </w:r>
+      <w:r>
+        <w:rPr>
+          <w:rFonts w:ascii="Times New Roman" w:hAnsi="Times New Roman" w:cs="Times New Roman"/>
+          <w:sz w:val="28"/>
+          <w:szCs w:val="28"/>
+        </w:rPr>
+        <w:t xml:space="preserve"> </w:t>
+      </w:r>
+      <w:r>
+        <w:rPr>
+          <w:rFonts w:ascii="Times New Roman" w:hAnsi="Times New Roman" w:cs="Times New Roman"/>
+          <w:sz w:val="28"/>
+          <w:szCs w:val="28"/>
+        </w:rPr>
+        <w:t>и выводит все данные. Пошаговая инструкция, хранящаяся в поле </w:t>
+      </w:r>
+      <w:proofErr w:type="spellStart"/>
+      <w:r>
+        <w:rPr>
+          <w:rFonts w:ascii="Times New Roman" w:hAnsi="Times New Roman" w:cs="Times New Roman"/>
+          <w:sz w:val="28"/>
+          <w:szCs w:val="28"/>
+        </w:rPr>
+        <w:t>tutorial</w:t>
+      </w:r>
+      <w:proofErr w:type="spellEnd"/>
+      <w:r>
+        <w:rPr>
+          <w:rFonts w:ascii="Times New Roman" w:hAnsi="Times New Roman" w:cs="Times New Roman"/>
+          <w:sz w:val="28"/>
+          <w:szCs w:val="28"/>
+        </w:rPr>
+        <w:t>, разбивается на отдельные шаги с помощью функции</w:t>
+      </w:r>
+      <w:r>
+        <w:rPr>
+          <w:rFonts w:ascii="Times New Roman" w:hAnsi="Times New Roman" w:cs="Times New Roman"/>
+          <w:sz w:val="28"/>
+          <w:szCs w:val="28"/>
+        </w:rPr>
+        <w:t xml:space="preserve"> </w:t>
+      </w:r>
+      <w:proofErr w:type="spellStart"/>
+      <w:proofErr w:type="gramStart"/>
+      <w:r>
+        <w:rPr>
+          <w:rFonts w:ascii="Times New Roman" w:hAnsi="Times New Roman" w:cs="Times New Roman"/>
+          <w:sz w:val="28"/>
+          <w:szCs w:val="28"/>
+        </w:rPr>
+        <w:t>explode</w:t>
+      </w:r>
+      <w:proofErr w:type="spellEnd"/>
+      <w:r>
+        <w:rPr>
+          <w:rFonts w:ascii="Times New Roman" w:hAnsi="Times New Roman" w:cs="Times New Roman"/>
+          <w:sz w:val="28"/>
+          <w:szCs w:val="28"/>
+        </w:rPr>
+        <w:t>(</w:t>
+      </w:r>
+      <w:proofErr w:type="gramEnd"/>
+      <w:r>
+        <w:rPr>
+          <w:rFonts w:ascii="Times New Roman" w:hAnsi="Times New Roman" w:cs="Times New Roman"/>
+          <w:sz w:val="28"/>
+          <w:szCs w:val="28"/>
+        </w:rPr>
+        <w:t>"\n", ...). Список изображений для шагов, хранящийся в поле</w:t>
+      </w:r>
+      <w:r>
+        <w:rPr>
+          <w:rFonts w:ascii="Times New Roman" w:hAnsi="Times New Roman" w:cs="Times New Roman"/>
+          <w:sz w:val="28"/>
+          <w:szCs w:val="28"/>
+        </w:rPr>
+        <w:t xml:space="preserve"> </w:t>
+      </w:r>
+      <w:proofErr w:type="spellStart"/>
+      <w:r>
+        <w:rPr>
+          <w:rFonts w:ascii="Times New Roman" w:hAnsi="Times New Roman" w:cs="Times New Roman"/>
+          <w:sz w:val="28"/>
+          <w:szCs w:val="28"/>
+        </w:rPr>
+        <w:t>images</w:t>
+      </w:r>
+      <w:proofErr w:type="spellEnd"/>
+      <w:r>
+        <w:rPr>
+          <w:rFonts w:ascii="Times New Roman" w:hAnsi="Times New Roman" w:cs="Times New Roman"/>
+          <w:sz w:val="28"/>
+          <w:szCs w:val="28"/>
+        </w:rPr>
+        <w:t xml:space="preserve"> </w:t>
+      </w:r>
+      <w:r>
+        <w:rPr>
+          <w:rFonts w:ascii="Times New Roman" w:hAnsi="Times New Roman" w:cs="Times New Roman"/>
+          <w:sz w:val="28"/>
+          <w:szCs w:val="28"/>
+        </w:rPr>
+        <w:t>в виде строки с именами файлов через запятую, также разбивается в массив. Каждому шагу сопоставляется соответствующее изображение по индексу.</w:t>
+      </w:r>
+    </w:p>
+    <w:p>
+      <w:pPr>
+        <w:spacing w:after="0" w:line="360" w:lineRule="auto"/>
+        <w:ind w:firstLine="851"/>
+        <w:jc w:val="both"/>
+        <w:rPr>
+          <w:rFonts w:ascii="Times New Roman" w:hAnsi="Times New Roman" w:cs="Times New Roman"/>
+          <w:sz w:val="28"/>
+          <w:szCs w:val="28"/>
+        </w:rPr>
+      </w:pPr>
+      <w:r>
+        <w:rPr>
+          <w:rFonts w:ascii="Times New Roman" w:hAnsi="Times New Roman" w:cs="Times New Roman"/>
+          <w:sz w:val="28"/>
+          <w:szCs w:val="28"/>
+        </w:rPr>
+        <w:t>Модуль лайков.</w:t>
+      </w:r>
+      <w:r>
+        <w:rPr>
+          <w:rFonts w:ascii="Times New Roman" w:hAnsi="Times New Roman" w:cs="Times New Roman"/>
+          <w:sz w:val="28"/>
+          <w:szCs w:val="28"/>
+        </w:rPr>
+        <w:t xml:space="preserve"> </w:t>
+      </w:r>
+      <w:r>
+        <w:rPr>
+          <w:rFonts w:ascii="Times New Roman" w:hAnsi="Times New Roman" w:cs="Times New Roman"/>
+          <w:sz w:val="28"/>
+          <w:szCs w:val="28"/>
+        </w:rPr>
+        <w:t>Система лайков реализована с использованием асинхронных запросов (AJAX) через JavaScript-функцию</w:t>
+      </w:r>
+      <w:r>
+        <w:rPr>
+          <w:rFonts w:ascii="Times New Roman" w:hAnsi="Times New Roman" w:cs="Times New Roman"/>
+          <w:sz w:val="28"/>
+          <w:szCs w:val="28"/>
+        </w:rPr>
+        <w:t xml:space="preserve"> </w:t>
+      </w:r>
+      <w:proofErr w:type="spellStart"/>
+      <w:proofErr w:type="gramStart"/>
+      <w:r>
+        <w:rPr>
+          <w:rFonts w:ascii="Times New Roman" w:hAnsi="Times New Roman" w:cs="Times New Roman"/>
+          <w:sz w:val="28"/>
+          <w:szCs w:val="28"/>
+        </w:rPr>
+        <w:t>fetch</w:t>
+      </w:r>
+      <w:proofErr w:type="spellEnd"/>
+      <w:r>
+        <w:rPr>
+          <w:rFonts w:ascii="Times New Roman" w:hAnsi="Times New Roman" w:cs="Times New Roman"/>
+          <w:sz w:val="28"/>
+          <w:szCs w:val="28"/>
+        </w:rPr>
+        <w:t>(</w:t>
+      </w:r>
+      <w:proofErr w:type="gramEnd"/>
+      <w:r>
+        <w:rPr>
+          <w:rFonts w:ascii="Times New Roman" w:hAnsi="Times New Roman" w:cs="Times New Roman"/>
+          <w:sz w:val="28"/>
+          <w:szCs w:val="28"/>
+        </w:rPr>
+        <w:t>). Это позволяет обновлять счётчик лайков и иконку сердца без перезагрузки страницы.</w:t>
+      </w:r>
+    </w:p>
+    <w:p>
+      <w:pPr>
+        <w:spacing w:after="0" w:line="360" w:lineRule="auto"/>
+        <w:ind w:firstLine="851"/>
+        <w:jc w:val="both"/>
+        <w:rPr>
+          <w:rFonts w:ascii="Times New Roman" w:hAnsi="Times New Roman" w:cs="Times New Roman"/>
+          <w:sz w:val="28"/>
+          <w:szCs w:val="28"/>
+        </w:rPr>
+      </w:pPr>
+      <w:r>
+        <w:rPr>
+          <w:rFonts w:ascii="Times New Roman" w:hAnsi="Times New Roman" w:cs="Times New Roman"/>
+          <w:sz w:val="28"/>
+          <w:szCs w:val="28"/>
+        </w:rPr>
+        <w:t>Файл</w:t>
+      </w:r>
+      <w:r>
+        <w:rPr>
+          <w:rFonts w:ascii="Times New Roman" w:hAnsi="Times New Roman" w:cs="Times New Roman"/>
+          <w:sz w:val="28"/>
+          <w:szCs w:val="28"/>
+        </w:rPr>
+        <w:t xml:space="preserve"> </w:t>
+      </w:r>
+      <w:proofErr w:type="spellStart"/>
+      <w:r>
+        <w:rPr>
+          <w:rFonts w:ascii="Times New Roman" w:hAnsi="Times New Roman" w:cs="Times New Roman"/>
+          <w:sz w:val="28"/>
+          <w:szCs w:val="28"/>
+        </w:rPr>
+        <w:t>api</w:t>
+      </w:r>
+      <w:proofErr w:type="spellEnd"/>
+      <w:r>
+        <w:rPr>
+          <w:rFonts w:ascii="Times New Roman" w:hAnsi="Times New Roman" w:cs="Times New Roman"/>
+          <w:sz w:val="28"/>
+          <w:szCs w:val="28"/>
+        </w:rPr>
+        <w:t>/</w:t>
+      </w:r>
+      <w:proofErr w:type="spellStart"/>
+      <w:r>
+        <w:rPr>
+          <w:rFonts w:ascii="Times New Roman" w:hAnsi="Times New Roman" w:cs="Times New Roman"/>
+          <w:sz w:val="28"/>
+          <w:szCs w:val="28"/>
+        </w:rPr>
+        <w:t>toggle_like.php</w:t>
+      </w:r>
+      <w:proofErr w:type="spellEnd"/>
+      <w:r>
+        <w:rPr>
+          <w:rFonts w:ascii="Times New Roman" w:hAnsi="Times New Roman" w:cs="Times New Roman"/>
+          <w:sz w:val="28"/>
+          <w:szCs w:val="28"/>
+        </w:rPr>
+        <w:t xml:space="preserve"> </w:t>
+      </w:r>
+      <w:r>
+        <w:rPr>
+          <w:rFonts w:ascii="Times New Roman" w:hAnsi="Times New Roman" w:cs="Times New Roman"/>
+          <w:sz w:val="28"/>
+          <w:szCs w:val="28"/>
+        </w:rPr>
+        <w:t>обрабатывает добавление и удаление лайка. Если передан параметр</w:t>
+      </w:r>
+      <w:r>
+        <w:rPr>
+          <w:rFonts w:ascii="Times New Roman" w:hAnsi="Times New Roman" w:cs="Times New Roman"/>
+          <w:sz w:val="28"/>
+          <w:szCs w:val="28"/>
+        </w:rPr>
+        <w:t xml:space="preserve"> </w:t>
+      </w:r>
+      <w:proofErr w:type="spellStart"/>
+      <w:r>
+        <w:rPr>
+          <w:rFonts w:ascii="Times New Roman" w:hAnsi="Times New Roman" w:cs="Times New Roman"/>
+          <w:sz w:val="28"/>
+          <w:szCs w:val="28"/>
+        </w:rPr>
+        <w:t>action</w:t>
+      </w:r>
+      <w:proofErr w:type="spellEnd"/>
+      <w:r>
+        <w:rPr>
+          <w:rFonts w:ascii="Times New Roman" w:hAnsi="Times New Roman" w:cs="Times New Roman"/>
+          <w:sz w:val="28"/>
+          <w:szCs w:val="28"/>
+        </w:rPr>
+        <w:t xml:space="preserve"> = '</w:t>
+      </w:r>
+      <w:proofErr w:type="spellStart"/>
+      <w:r>
+        <w:rPr>
+          <w:rFonts w:ascii="Times New Roman" w:hAnsi="Times New Roman" w:cs="Times New Roman"/>
+          <w:sz w:val="28"/>
+          <w:szCs w:val="28"/>
+        </w:rPr>
+        <w:t>like</w:t>
+      </w:r>
+      <w:proofErr w:type="spellEnd"/>
+      <w:r>
+        <w:rPr>
+          <w:rFonts w:ascii="Times New Roman" w:hAnsi="Times New Roman" w:cs="Times New Roman"/>
+          <w:sz w:val="28"/>
+          <w:szCs w:val="28"/>
+        </w:rPr>
+        <w:t>', в таблицу</w:t>
+      </w:r>
+      <w:r>
+        <w:rPr>
+          <w:rFonts w:ascii="Times New Roman" w:hAnsi="Times New Roman" w:cs="Times New Roman"/>
+          <w:sz w:val="28"/>
+          <w:szCs w:val="28"/>
+        </w:rPr>
+        <w:t xml:space="preserve"> </w:t>
+      </w:r>
+      <w:proofErr w:type="spellStart"/>
+      <w:r>
+        <w:rPr>
+          <w:rFonts w:ascii="Times New Roman" w:hAnsi="Times New Roman" w:cs="Times New Roman"/>
+          <w:sz w:val="28"/>
+          <w:szCs w:val="28"/>
+        </w:rPr>
+        <w:t>user_likes</w:t>
+      </w:r>
+      <w:proofErr w:type="spellEnd"/>
+      <w:r>
+        <w:rPr>
+          <w:rFonts w:ascii="Times New Roman" w:hAnsi="Times New Roman" w:cs="Times New Roman"/>
+          <w:sz w:val="28"/>
+          <w:szCs w:val="28"/>
+        </w:rPr>
+        <w:t xml:space="preserve"> </w:t>
+      </w:r>
+      <w:r>
+        <w:rPr>
+          <w:rFonts w:ascii="Times New Roman" w:hAnsi="Times New Roman" w:cs="Times New Roman"/>
+          <w:sz w:val="28"/>
+          <w:szCs w:val="28"/>
+        </w:rPr>
+        <w:t>добавляется запись с идентификаторами пользователя и рецепта, а счётчик лайков в таблице</w:t>
+      </w:r>
+      <w:r>
+        <w:rPr>
+          <w:rFonts w:ascii="Times New Roman" w:hAnsi="Times New Roman" w:cs="Times New Roman"/>
+          <w:sz w:val="28"/>
+          <w:szCs w:val="28"/>
+        </w:rPr>
+        <w:t xml:space="preserve"> </w:t>
+      </w:r>
+      <w:proofErr w:type="spellStart"/>
+      <w:r>
+        <w:rPr>
+          <w:rFonts w:ascii="Times New Roman" w:hAnsi="Times New Roman" w:cs="Times New Roman"/>
+          <w:sz w:val="28"/>
+          <w:szCs w:val="28"/>
+        </w:rPr>
+        <w:t>recipes</w:t>
+      </w:r>
+      <w:proofErr w:type="spellEnd"/>
+      <w:r>
+        <w:rPr>
+          <w:rFonts w:ascii="Times New Roman" w:hAnsi="Times New Roman" w:cs="Times New Roman"/>
+          <w:sz w:val="28"/>
+          <w:szCs w:val="28"/>
+        </w:rPr>
+        <w:t xml:space="preserve"> </w:t>
+      </w:r>
+      <w:r>
+        <w:rPr>
+          <w:rFonts w:ascii="Times New Roman" w:hAnsi="Times New Roman" w:cs="Times New Roman"/>
+          <w:sz w:val="28"/>
+          <w:szCs w:val="28"/>
+        </w:rPr>
+        <w:t>увеличивается на единицу. Если</w:t>
+      </w:r>
+      <w:r>
+        <w:rPr>
+          <w:rFonts w:ascii="Times New Roman" w:hAnsi="Times New Roman" w:cs="Times New Roman"/>
+          <w:sz w:val="28"/>
+          <w:szCs w:val="28"/>
+        </w:rPr>
+        <w:t xml:space="preserve"> </w:t>
+      </w:r>
+      <w:proofErr w:type="spellStart"/>
+      <w:r>
+        <w:rPr>
+          <w:rFonts w:ascii="Times New Roman" w:hAnsi="Times New Roman" w:cs="Times New Roman"/>
+          <w:sz w:val="28"/>
+          <w:szCs w:val="28"/>
+        </w:rPr>
+        <w:t>action</w:t>
+      </w:r>
+      <w:proofErr w:type="spellEnd"/>
+      <w:r>
+        <w:rPr>
+          <w:rFonts w:ascii="Times New Roman" w:hAnsi="Times New Roman" w:cs="Times New Roman"/>
+          <w:sz w:val="28"/>
+          <w:szCs w:val="28"/>
+        </w:rPr>
+        <w:t xml:space="preserve"> = '</w:t>
+      </w:r>
+      <w:proofErr w:type="spellStart"/>
+      <w:r>
+        <w:rPr>
+          <w:rFonts w:ascii="Times New Roman" w:hAnsi="Times New Roman" w:cs="Times New Roman"/>
+          <w:sz w:val="28"/>
+          <w:szCs w:val="28"/>
+        </w:rPr>
+        <w:t>unlike</w:t>
+      </w:r>
+      <w:proofErr w:type="spellEnd"/>
+      <w:r>
+        <w:rPr>
+          <w:rFonts w:ascii="Times New Roman" w:hAnsi="Times New Roman" w:cs="Times New Roman"/>
+          <w:sz w:val="28"/>
+          <w:szCs w:val="28"/>
+        </w:rPr>
+        <w:t>'</w:t>
+      </w:r>
+      <w:r>
+        <w:rPr>
+          <w:rFonts w:ascii="Times New Roman" w:hAnsi="Times New Roman" w:cs="Times New Roman"/>
+          <w:sz w:val="28"/>
+          <w:szCs w:val="28"/>
+        </w:rPr>
+        <w:t xml:space="preserve"> -</w:t>
+      </w:r>
+      <w:r>
+        <w:rPr>
+          <w:rFonts w:ascii="Times New Roman" w:hAnsi="Times New Roman" w:cs="Times New Roman"/>
+          <w:sz w:val="28"/>
+          <w:szCs w:val="28"/>
+        </w:rPr>
+        <w:t xml:space="preserve"> запись удаляется, счётчик уменьшается. Защита от отрицательных значений реализована через функцию</w:t>
+      </w:r>
+      <w:r>
+        <w:rPr>
+          <w:rFonts w:ascii="Times New Roman" w:hAnsi="Times New Roman" w:cs="Times New Roman"/>
+          <w:sz w:val="28"/>
+          <w:szCs w:val="28"/>
+        </w:rPr>
+        <w:t xml:space="preserve"> GREATEST (</w:t>
+      </w:r>
+      <w:proofErr w:type="spellStart"/>
+      <w:r>
+        <w:rPr>
+          <w:rFonts w:ascii="Times New Roman" w:hAnsi="Times New Roman" w:cs="Times New Roman"/>
+          <w:sz w:val="28"/>
+          <w:szCs w:val="28"/>
+        </w:rPr>
+        <w:t>likes</w:t>
+      </w:r>
+      <w:proofErr w:type="spellEnd"/>
+      <w:r>
+        <w:rPr>
+          <w:rFonts w:ascii="Times New Roman" w:hAnsi="Times New Roman" w:cs="Times New Roman"/>
+          <w:sz w:val="28"/>
+          <w:szCs w:val="28"/>
+        </w:rPr>
+        <w:t xml:space="preserve"> - 1,</w:t>
+      </w:r>
+      <w:r>
+        <w:rPr>
+          <w:rFonts w:ascii="Times New Roman" w:hAnsi="Times New Roman" w:cs="Times New Roman"/>
+          <w:sz w:val="28"/>
+          <w:szCs w:val="28"/>
+        </w:rPr>
+        <w:t>-</w:t>
+      </w:r>
+      <w:r>
+        <w:rPr>
+          <w:rFonts w:ascii="Times New Roman" w:hAnsi="Times New Roman" w:cs="Times New Roman"/>
+          <w:sz w:val="28"/>
+          <w:szCs w:val="28"/>
+        </w:rPr>
+        <w:t>0).</w:t>
+      </w:r>
+    </w:p>
+    <w:p>
+      <w:pPr>
+        <w:spacing w:after="0" w:line="360" w:lineRule="auto"/>
+        <w:ind w:firstLine="851"/>
+        <w:jc w:val="both"/>
+        <w:rPr>
+          <w:rFonts w:ascii="Times New Roman" w:hAnsi="Times New Roman" w:cs="Times New Roman"/>
+          <w:sz w:val="28"/>
+          <w:szCs w:val="28"/>
+        </w:rPr>
+      </w:pPr>
+      <w:r>
+        <w:rPr>
+          <w:rFonts w:ascii="Times New Roman" w:hAnsi="Times New Roman" w:cs="Times New Roman"/>
+          <w:sz w:val="28"/>
+          <w:szCs w:val="28"/>
+        </w:rPr>
+        <w:t>Файл</w:t>
+      </w:r>
+      <w:r>
+        <w:rPr>
+          <w:rFonts w:ascii="Times New Roman" w:hAnsi="Times New Roman" w:cs="Times New Roman"/>
+          <w:sz w:val="28"/>
+          <w:szCs w:val="28"/>
+        </w:rPr>
+        <w:t xml:space="preserve"> </w:t>
+      </w:r>
+      <w:r>
+        <w:rPr>
+          <w:rFonts w:ascii="Times New Roman" w:hAnsi="Times New Roman" w:cs="Times New Roman"/>
+          <w:sz w:val="28"/>
+          <w:szCs w:val="28"/>
+        </w:rPr>
+        <w:t>api/check_like.ph</w:t>
+      </w:r>
+      <w:r>
+        <w:rPr>
+          <w:rFonts w:ascii="Times New Roman" w:hAnsi="Times New Roman" w:cs="Times New Roman"/>
+          <w:sz w:val="28"/>
+          <w:szCs w:val="28"/>
+          <w:lang w:val="en-US"/>
+        </w:rPr>
+        <w:t>p</w:t>
+      </w:r>
+      <w:r>
+        <w:rPr>
+          <w:rFonts w:ascii="Times New Roman" w:hAnsi="Times New Roman" w:cs="Times New Roman"/>
+          <w:sz w:val="28"/>
+          <w:szCs w:val="28"/>
+        </w:rPr>
+        <w:t xml:space="preserve"> </w:t>
+      </w:r>
+      <w:r>
+        <w:rPr>
+          <w:rFonts w:ascii="Times New Roman" w:hAnsi="Times New Roman" w:cs="Times New Roman"/>
+          <w:sz w:val="28"/>
+          <w:szCs w:val="28"/>
+        </w:rPr>
+        <w:t>проверяет, поставил ли текущий пользователь лайк на указанный рецепт. Результат возвращается в формате JSON и используется на странице карточки рецепта для отображения актуального состояния сердечка (пустое или заполненное).</w:t>
+      </w:r>
+    </w:p>
+    <w:p>
+      <w:pPr>
+        <w:spacing w:after="0" w:line="360" w:lineRule="auto"/>
+        <w:ind w:firstLine="851"/>
+        <w:jc w:val="both"/>
+        <w:rPr>
+          <w:rFonts w:ascii="Times New Roman" w:hAnsi="Times New Roman" w:cs="Times New Roman"/>
+          <w:sz w:val="28"/>
+          <w:szCs w:val="28"/>
+        </w:rPr>
+      </w:pPr>
+      <w:r>
+        <w:rPr>
+          <w:rFonts w:ascii="Times New Roman" w:hAnsi="Times New Roman" w:cs="Times New Roman"/>
+          <w:sz w:val="28"/>
+          <w:szCs w:val="28"/>
+        </w:rPr>
+        <w:t>Файл</w:t>
+      </w:r>
+      <w:r>
+        <w:rPr>
+          <w:rFonts w:ascii="Times New Roman" w:hAnsi="Times New Roman" w:cs="Times New Roman"/>
+          <w:sz w:val="28"/>
+          <w:szCs w:val="28"/>
+        </w:rPr>
+        <w:t xml:space="preserve"> </w:t>
+      </w:r>
+      <w:proofErr w:type="spellStart"/>
+      <w:r>
+        <w:rPr>
+          <w:rFonts w:ascii="Times New Roman" w:hAnsi="Times New Roman" w:cs="Times New Roman"/>
+          <w:sz w:val="28"/>
+          <w:szCs w:val="28"/>
+        </w:rPr>
+        <w:t>api</w:t>
+      </w:r>
+      <w:proofErr w:type="spellEnd"/>
+      <w:r>
+        <w:rPr>
+          <w:rFonts w:ascii="Times New Roman" w:hAnsi="Times New Roman" w:cs="Times New Roman"/>
+          <w:sz w:val="28"/>
+          <w:szCs w:val="28"/>
+        </w:rPr>
+        <w:t>/</w:t>
+      </w:r>
+      <w:proofErr w:type="spellStart"/>
+      <w:r>
+        <w:rPr>
+          <w:rFonts w:ascii="Times New Roman" w:hAnsi="Times New Roman" w:cs="Times New Roman"/>
+          <w:sz w:val="28"/>
+          <w:szCs w:val="28"/>
+        </w:rPr>
+        <w:t>get_user_likes.php</w:t>
+      </w:r>
+      <w:proofErr w:type="spellEnd"/>
+      <w:r>
+        <w:rPr>
+          <w:rFonts w:ascii="Times New Roman" w:hAnsi="Times New Roman" w:cs="Times New Roman"/>
+          <w:sz w:val="28"/>
+          <w:szCs w:val="28"/>
+        </w:rPr>
+        <w:t xml:space="preserve"> </w:t>
+      </w:r>
+      <w:r>
+        <w:rPr>
+          <w:rFonts w:ascii="Times New Roman" w:hAnsi="Times New Roman" w:cs="Times New Roman"/>
+          <w:sz w:val="28"/>
+          <w:szCs w:val="28"/>
+        </w:rPr>
+        <w:t xml:space="preserve">возвращает массив идентификаторов рецептов, </w:t>
+      </w:r>
+      <w:proofErr w:type="spellStart"/>
+      <w:r>
+        <w:rPr>
+          <w:rFonts w:ascii="Times New Roman" w:hAnsi="Times New Roman" w:cs="Times New Roman"/>
+          <w:sz w:val="28"/>
+          <w:szCs w:val="28"/>
+        </w:rPr>
+        <w:t>лайкнутых</w:t>
+      </w:r>
+      <w:proofErr w:type="spellEnd"/>
+      <w:r>
+        <w:rPr>
+          <w:rFonts w:ascii="Times New Roman" w:hAnsi="Times New Roman" w:cs="Times New Roman"/>
+          <w:sz w:val="28"/>
+          <w:szCs w:val="28"/>
+        </w:rPr>
+        <w:t xml:space="preserve"> пользователем. Этот массив используется на странице списка рецептов для подсветки сердечек у ранее </w:t>
+      </w:r>
+      <w:proofErr w:type="spellStart"/>
+      <w:r>
+        <w:rPr>
+          <w:rFonts w:ascii="Times New Roman" w:hAnsi="Times New Roman" w:cs="Times New Roman"/>
+          <w:sz w:val="28"/>
+          <w:szCs w:val="28"/>
+        </w:rPr>
+        <w:t>лайкнутых</w:t>
+      </w:r>
+      <w:proofErr w:type="spellEnd"/>
+      <w:r>
+        <w:rPr>
+          <w:rFonts w:ascii="Times New Roman" w:hAnsi="Times New Roman" w:cs="Times New Roman"/>
+          <w:sz w:val="28"/>
+          <w:szCs w:val="28"/>
+        </w:rPr>
+        <w:t xml:space="preserve"> блюд.</w:t>
+      </w:r>
+    </w:p>
+    <w:p>
+      <w:pPr>
+        <w:spacing w:after="0" w:line="360" w:lineRule="auto"/>
+        <w:ind w:firstLine="851"/>
+        <w:jc w:val="both"/>
+        <w:rPr>
+          <w:rFonts w:ascii="Times New Roman" w:hAnsi="Times New Roman" w:cs="Times New Roman"/>
+          <w:sz w:val="28"/>
+          <w:szCs w:val="28"/>
+        </w:rPr>
+      </w:pPr>
+      <w:r>
+        <w:rPr>
+          <w:rFonts w:ascii="Times New Roman" w:hAnsi="Times New Roman" w:cs="Times New Roman"/>
+          <w:sz w:val="28"/>
+          <w:szCs w:val="28"/>
+        </w:rPr>
+        <w:t>Защита от несанкционированного доступа.</w:t>
+      </w:r>
+      <w:r>
+        <w:rPr>
+          <w:rFonts w:ascii="Times New Roman" w:hAnsi="Times New Roman" w:cs="Times New Roman"/>
+          <w:sz w:val="28"/>
+          <w:szCs w:val="28"/>
+        </w:rPr>
+        <w:t xml:space="preserve"> </w:t>
+      </w:r>
+      <w:r>
+        <w:rPr>
+          <w:rFonts w:ascii="Times New Roman" w:hAnsi="Times New Roman" w:cs="Times New Roman"/>
+          <w:sz w:val="28"/>
+          <w:szCs w:val="28"/>
+        </w:rPr>
+        <w:t>Если неавторизованный пользователь пытается нажать на кнопку лайка, JavaScript показывает всплывающее уведомление «Чтобы ставить лайки, нужно войти в аккаунт!» без перенаправления на страницу входа. Серверная часть также проверяет авторизацию перед выполнением операций с лайками.</w:t>
+      </w:r>
+    </w:p>
+    <w:p>
+      <w:pPr>
+        <w:spacing w:after="0" w:line="360" w:lineRule="auto"/>
+        <w:ind w:firstLine="851"/>
+        <w:jc w:val="both"/>
+        <w:rPr>
+          <w:rFonts w:ascii="Times New Roman" w:hAnsi="Times New Roman" w:cs="Times New Roman"/>
+          <w:sz w:val="28"/>
+          <w:szCs w:val="28"/>
+        </w:rPr>
+      </w:pPr>
+    </w:p>
+    <w:p>
+      <w:pPr>
+        <w:spacing w:after="0" w:line="360" w:lineRule="auto"/>
+        <w:ind w:firstLine="851"/>
+        <w:jc w:val="both"/>
       </w:pPr>
       <w:r>
         <w:br w:type="page"/>
@@ -7047,6 +11325,323 @@
         <w:lastRenderedPageBreak/>
         <w:t>ЗАКЛЮЧЕНИЕ</w:t>
       </w:r>
+    </w:p>
+    <w:p>
+      <w:pPr>
+        <w:spacing w:after="0" w:line="360" w:lineRule="auto"/>
+        <w:ind w:firstLine="851"/>
+        <w:jc w:val="center"/>
+        <w:rPr>
+          <w:rFonts w:ascii="Times New Roman" w:hAnsi="Times New Roman" w:cs="Times New Roman"/>
+          <w:b/>
+          <w:bCs/>
+          <w:sz w:val="28"/>
+          <w:szCs w:val="28"/>
+        </w:rPr>
+      </w:pPr>
+    </w:p>
+    <w:p>
+      <w:pPr>
+        <w:spacing w:after="0" w:line="360" w:lineRule="auto"/>
+        <w:ind w:firstLine="851"/>
+        <w:jc w:val="both"/>
+        <w:rPr>
+          <w:rFonts w:ascii="Times New Roman" w:hAnsi="Times New Roman" w:cs="Times New Roman"/>
+          <w:sz w:val="28"/>
+          <w:szCs w:val="28"/>
+        </w:rPr>
+      </w:pPr>
+      <w:r>
+        <w:rPr>
+          <w:rFonts w:ascii="Times New Roman" w:hAnsi="Times New Roman" w:cs="Times New Roman"/>
+          <w:sz w:val="28"/>
+          <w:szCs w:val="28"/>
+        </w:rPr>
+        <w:t>В ходе выполнения курсовой работы был разработан веб-сайт кулинарных рецептов «COOK GO!», предназначенный для поиска и просмотра рецептов с удобной навигацией по категориям и возможностью сохранения понравившихся блюд</w:t>
+      </w:r>
+      <w:r>
+        <w:rPr>
+          <w:rFonts w:ascii="Times New Roman" w:hAnsi="Times New Roman" w:cs="Times New Roman"/>
+          <w:sz w:val="28"/>
+          <w:szCs w:val="28"/>
+        </w:rPr>
+        <w:t xml:space="preserve">. </w:t>
+      </w:r>
+      <w:r>
+        <w:rPr>
+          <w:rFonts w:ascii="Times New Roman" w:hAnsi="Times New Roman" w:cs="Times New Roman"/>
+          <w:sz w:val="28"/>
+          <w:szCs w:val="28"/>
+        </w:rPr>
+        <w:t>В процессе работы были решены следующие задачи:</w:t>
+      </w:r>
+    </w:p>
+    <w:p>
+      <w:pPr>
+        <w:numPr>
+          <w:ilvl w:val="0"/>
+          <w:numId w:val="36"/>
+        </w:numPr>
+        <w:spacing w:after="0" w:line="360" w:lineRule="auto"/>
+        <w:ind w:left="0" w:firstLine="851"/>
+        <w:jc w:val="both"/>
+        <w:rPr>
+          <w:rFonts w:ascii="Times New Roman" w:hAnsi="Times New Roman" w:cs="Times New Roman"/>
+          <w:sz w:val="28"/>
+          <w:szCs w:val="28"/>
+        </w:rPr>
+      </w:pPr>
+      <w:r>
+        <w:rPr>
+          <w:rFonts w:ascii="Times New Roman" w:hAnsi="Times New Roman" w:cs="Times New Roman"/>
+          <w:sz w:val="28"/>
+          <w:szCs w:val="28"/>
+        </w:rPr>
+        <w:t>Проведён анализ существующих кулинарных веб-сайтов, выявлены их достоинства и недостатки, на основе чего сформулированы требования к разрабатываемому проекту.</w:t>
+      </w:r>
+    </w:p>
+    <w:p>
+      <w:pPr>
+        <w:numPr>
+          <w:ilvl w:val="0"/>
+          <w:numId w:val="36"/>
+        </w:numPr>
+        <w:spacing w:after="0" w:line="360" w:lineRule="auto"/>
+        <w:ind w:left="0" w:firstLine="851"/>
+        <w:jc w:val="both"/>
+        <w:rPr>
+          <w:rFonts w:ascii="Times New Roman" w:hAnsi="Times New Roman" w:cs="Times New Roman"/>
+          <w:sz w:val="28"/>
+          <w:szCs w:val="28"/>
+        </w:rPr>
+      </w:pPr>
+      <w:r>
+        <w:rPr>
+          <w:rFonts w:ascii="Times New Roman" w:hAnsi="Times New Roman" w:cs="Times New Roman"/>
+          <w:sz w:val="28"/>
+          <w:szCs w:val="28"/>
+        </w:rPr>
+        <w:t>Спроектирована база данных из четырёх таблиц (</w:t>
+      </w:r>
+      <w:proofErr w:type="spellStart"/>
+      <w:r>
+        <w:rPr>
+          <w:rFonts w:ascii="Times New Roman" w:hAnsi="Times New Roman" w:cs="Times New Roman"/>
+          <w:sz w:val="28"/>
+          <w:szCs w:val="28"/>
+        </w:rPr>
+        <w:t>categories</w:t>
+      </w:r>
+      <w:proofErr w:type="spellEnd"/>
+      <w:r>
+        <w:rPr>
+          <w:rFonts w:ascii="Times New Roman" w:hAnsi="Times New Roman" w:cs="Times New Roman"/>
+          <w:sz w:val="28"/>
+          <w:szCs w:val="28"/>
+        </w:rPr>
+        <w:t>,</w:t>
+      </w:r>
+      <w:r>
+        <w:rPr>
+          <w:rFonts w:ascii="Times New Roman" w:hAnsi="Times New Roman" w:cs="Times New Roman"/>
+          <w:sz w:val="28"/>
+          <w:szCs w:val="28"/>
+        </w:rPr>
+        <w:t xml:space="preserve"> </w:t>
+      </w:r>
+      <w:proofErr w:type="spellStart"/>
+      <w:r>
+        <w:rPr>
+          <w:rFonts w:ascii="Times New Roman" w:hAnsi="Times New Roman" w:cs="Times New Roman"/>
+          <w:sz w:val="28"/>
+          <w:szCs w:val="28"/>
+        </w:rPr>
+        <w:t>recipes</w:t>
+      </w:r>
+      <w:proofErr w:type="spellEnd"/>
+      <w:r>
+        <w:rPr>
+          <w:rFonts w:ascii="Times New Roman" w:hAnsi="Times New Roman" w:cs="Times New Roman"/>
+          <w:sz w:val="28"/>
+          <w:szCs w:val="28"/>
+        </w:rPr>
+        <w:t>,</w:t>
+      </w:r>
+      <w:r>
+        <w:rPr>
+          <w:rFonts w:ascii="Times New Roman" w:hAnsi="Times New Roman" w:cs="Times New Roman"/>
+          <w:sz w:val="28"/>
+          <w:szCs w:val="28"/>
+        </w:rPr>
+        <w:t xml:space="preserve"> </w:t>
+      </w:r>
+      <w:proofErr w:type="spellStart"/>
+      <w:r>
+        <w:rPr>
+          <w:rFonts w:ascii="Times New Roman" w:hAnsi="Times New Roman" w:cs="Times New Roman"/>
+          <w:sz w:val="28"/>
+          <w:szCs w:val="28"/>
+        </w:rPr>
+        <w:t>users</w:t>
+      </w:r>
+      <w:proofErr w:type="spellEnd"/>
+      <w:r>
+        <w:rPr>
+          <w:rFonts w:ascii="Times New Roman" w:hAnsi="Times New Roman" w:cs="Times New Roman"/>
+          <w:sz w:val="28"/>
+          <w:szCs w:val="28"/>
+        </w:rPr>
+        <w:t>,</w:t>
+      </w:r>
+      <w:r>
+        <w:rPr>
+          <w:rFonts w:ascii="Times New Roman" w:hAnsi="Times New Roman" w:cs="Times New Roman"/>
+          <w:sz w:val="28"/>
+          <w:szCs w:val="28"/>
+        </w:rPr>
+        <w:t xml:space="preserve"> </w:t>
+      </w:r>
+      <w:proofErr w:type="spellStart"/>
+      <w:r>
+        <w:rPr>
+          <w:rFonts w:ascii="Times New Roman" w:hAnsi="Times New Roman" w:cs="Times New Roman"/>
+          <w:sz w:val="28"/>
+          <w:szCs w:val="28"/>
+        </w:rPr>
+        <w:t>user_likes</w:t>
+      </w:r>
+      <w:proofErr w:type="spellEnd"/>
+      <w:r>
+        <w:rPr>
+          <w:rFonts w:ascii="Times New Roman" w:hAnsi="Times New Roman" w:cs="Times New Roman"/>
+          <w:sz w:val="28"/>
+          <w:szCs w:val="28"/>
+        </w:rPr>
+        <w:t>) с внешними ключами, обеспечивающими целостность данных.</w:t>
+      </w:r>
+    </w:p>
+    <w:p>
+      <w:pPr>
+        <w:numPr>
+          <w:ilvl w:val="0"/>
+          <w:numId w:val="36"/>
+        </w:numPr>
+        <w:spacing w:after="0" w:line="360" w:lineRule="auto"/>
+        <w:ind w:left="0" w:firstLine="851"/>
+        <w:jc w:val="both"/>
+        <w:rPr>
+          <w:rFonts w:ascii="Times New Roman" w:hAnsi="Times New Roman" w:cs="Times New Roman"/>
+          <w:sz w:val="28"/>
+          <w:szCs w:val="28"/>
+        </w:rPr>
+      </w:pPr>
+      <w:r>
+        <w:rPr>
+          <w:rFonts w:ascii="Times New Roman" w:hAnsi="Times New Roman" w:cs="Times New Roman"/>
+          <w:sz w:val="28"/>
+          <w:szCs w:val="28"/>
+        </w:rPr>
+        <w:t xml:space="preserve">Разработан пользовательский интерфейс в едином стиле с использованием HTML, CSS и JavaScript. Все страницы имеют одинаковое оформление шапки и подвала за счёт применения Web </w:t>
+      </w:r>
+      <w:proofErr w:type="spellStart"/>
+      <w:r>
+        <w:rPr>
+          <w:rFonts w:ascii="Times New Roman" w:hAnsi="Times New Roman" w:cs="Times New Roman"/>
+          <w:sz w:val="28"/>
+          <w:szCs w:val="28"/>
+        </w:rPr>
+        <w:t>Components</w:t>
+      </w:r>
+      <w:proofErr w:type="spellEnd"/>
+      <w:r>
+        <w:rPr>
+          <w:rFonts w:ascii="Times New Roman" w:hAnsi="Times New Roman" w:cs="Times New Roman"/>
+          <w:sz w:val="28"/>
+          <w:szCs w:val="28"/>
+        </w:rPr>
+        <w:t>.</w:t>
+      </w:r>
+    </w:p>
+    <w:p>
+      <w:pPr>
+        <w:numPr>
+          <w:ilvl w:val="0"/>
+          <w:numId w:val="36"/>
+        </w:numPr>
+        <w:spacing w:after="0" w:line="360" w:lineRule="auto"/>
+        <w:ind w:left="0" w:firstLine="851"/>
+        <w:jc w:val="both"/>
+        <w:rPr>
+          <w:rFonts w:ascii="Times New Roman" w:hAnsi="Times New Roman" w:cs="Times New Roman"/>
+          <w:sz w:val="28"/>
+          <w:szCs w:val="28"/>
+        </w:rPr>
+      </w:pPr>
+      <w:r>
+        <w:rPr>
+          <w:rFonts w:ascii="Times New Roman" w:hAnsi="Times New Roman" w:cs="Times New Roman"/>
+          <w:sz w:val="28"/>
+          <w:szCs w:val="28"/>
+        </w:rPr>
+        <w:t>Реализована серверная логика на языке PHP: вывод категорий и рецептов, постраничная навигация, поиск по названиям, регистрация и авторизация с безопасным хранением паролей.</w:t>
+      </w:r>
+    </w:p>
+    <w:p>
+      <w:pPr>
+        <w:numPr>
+          <w:ilvl w:val="0"/>
+          <w:numId w:val="36"/>
+        </w:numPr>
+        <w:spacing w:after="0" w:line="360" w:lineRule="auto"/>
+        <w:ind w:left="0" w:firstLine="851"/>
+        <w:jc w:val="both"/>
+        <w:rPr>
+          <w:rFonts w:ascii="Times New Roman" w:hAnsi="Times New Roman" w:cs="Times New Roman"/>
+          <w:sz w:val="28"/>
+          <w:szCs w:val="28"/>
+        </w:rPr>
+      </w:pPr>
+      <w:r>
+        <w:rPr>
+          <w:rFonts w:ascii="Times New Roman" w:hAnsi="Times New Roman" w:cs="Times New Roman"/>
+          <w:sz w:val="28"/>
+          <w:szCs w:val="28"/>
+        </w:rPr>
+        <w:t>Внедрена система лайков с асинхронным обновлением данных через AJAX-запросы. Авторизованные пользователи могут отмечать понравившиеся рецепты и просматривать их на главной странице в разделе «Вам понравилось».</w:t>
+      </w:r>
+    </w:p>
+    <w:p>
+      <w:pPr>
+        <w:spacing w:after="0" w:line="360" w:lineRule="auto"/>
+        <w:ind w:firstLine="851"/>
+        <w:jc w:val="both"/>
+        <w:rPr>
+          <w:rFonts w:ascii="Times New Roman" w:hAnsi="Times New Roman" w:cs="Times New Roman"/>
+          <w:sz w:val="28"/>
+          <w:szCs w:val="28"/>
+        </w:rPr>
+      </w:pPr>
+      <w:r>
+        <w:rPr>
+          <w:rFonts w:ascii="Times New Roman" w:hAnsi="Times New Roman" w:cs="Times New Roman"/>
+          <w:sz w:val="28"/>
+          <w:szCs w:val="28"/>
+        </w:rPr>
+        <w:t>Разработанный веб-сайт полностью выполняет поставленные задачи и может использоваться как персональная кулинарная книга.</w:t>
+      </w:r>
+    </w:p>
+    <w:p>
+      <w:pPr>
+        <w:spacing w:after="0" w:line="360" w:lineRule="auto"/>
+        <w:ind w:firstLine="851"/>
+        <w:rPr>
+          <w:rFonts w:ascii="Times New Roman" w:hAnsi="Times New Roman" w:cs="Times New Roman"/>
+          <w:b/>
+          <w:bCs/>
+          <w:sz w:val="28"/>
+          <w:szCs w:val="28"/>
+        </w:rPr>
+      </w:pPr>
     </w:p>
     <w:p>
       <w:pPr>
@@ -7101,9 +11696,9 @@
         <w:pStyle w:val="a9"/>
         <w:spacing w:line="360" w:lineRule="auto"/>
         <w:ind w:firstLine="851"/>
-        <w:jc w:val="both"/>
-        <w:rPr>
-          <w:b/>
+        <w:jc w:val="center"/>
+        <w:rPr>
+          <w:bCs/>
           <w:sz w:val="28"/>
           <w:szCs w:val="28"/>
           <w:lang w:val="sah-RU"/>
@@ -7112,6 +11707,843 @@
     </w:p>
     <w:p>
       <w:pPr>
+        <w:pStyle w:val="a9"/>
+        <w:numPr>
+          <w:ilvl w:val="0"/>
+          <w:numId w:val="36"/>
+        </w:numPr>
+        <w:spacing w:line="360" w:lineRule="auto"/>
+        <w:ind w:left="0" w:firstLine="851"/>
+        <w:jc w:val="both"/>
+        <w:rPr>
+          <w:bCs/>
+          <w:sz w:val="28"/>
+          <w:szCs w:val="28"/>
+        </w:rPr>
+      </w:pPr>
+      <w:r>
+        <w:rPr>
+          <w:bCs/>
+          <w:sz w:val="28"/>
+          <w:szCs w:val="28"/>
+        </w:rPr>
+        <w:t xml:space="preserve">1. </w:t>
+      </w:r>
+      <w:r>
+        <w:rPr>
+          <w:bCs/>
+          <w:sz w:val="28"/>
+          <w:szCs w:val="28"/>
+        </w:rPr>
+        <w:t>Современный учебник JavaScript</w:t>
+      </w:r>
+      <w:r>
+        <w:rPr>
+          <w:bCs/>
+          <w:sz w:val="28"/>
+          <w:szCs w:val="28"/>
+        </w:rPr>
+        <w:t xml:space="preserve"> </w:t>
+      </w:r>
+      <w:hyperlink r:id="rId8" w:history="1">
+        <w:r>
+          <w:rPr>
+            <w:rStyle w:val="ab"/>
+            <w:bCs/>
+            <w:sz w:val="28"/>
+            <w:szCs w:val="28"/>
+            <w:lang w:val="en-US"/>
+          </w:rPr>
+          <w:t>https</w:t>
+        </w:r>
+        <w:r>
+          <w:rPr>
+            <w:rStyle w:val="ab"/>
+            <w:bCs/>
+            <w:sz w:val="28"/>
+            <w:szCs w:val="28"/>
+          </w:rPr>
+          <w:t>://</w:t>
+        </w:r>
+        <w:r>
+          <w:rPr>
+            <w:rStyle w:val="ab"/>
+            <w:bCs/>
+            <w:sz w:val="28"/>
+            <w:szCs w:val="28"/>
+            <w:lang w:val="en-US"/>
+          </w:rPr>
+          <w:t>lea</w:t>
+        </w:r>
+        <w:r>
+          <w:rPr>
+            <w:rStyle w:val="ab"/>
+            <w:bCs/>
+            <w:sz w:val="28"/>
+            <w:szCs w:val="28"/>
+            <w:lang w:val="en-US"/>
+          </w:rPr>
+          <w:t>r</w:t>
+        </w:r>
+        <w:r>
+          <w:rPr>
+            <w:rStyle w:val="ab"/>
+            <w:bCs/>
+            <w:sz w:val="28"/>
+            <w:szCs w:val="28"/>
+            <w:lang w:val="en-US"/>
+          </w:rPr>
+          <w:t>n</w:t>
+        </w:r>
+        <w:r>
+          <w:rPr>
+            <w:rStyle w:val="ab"/>
+            <w:bCs/>
+            <w:sz w:val="28"/>
+            <w:szCs w:val="28"/>
+          </w:rPr>
+          <w:t>.</w:t>
+        </w:r>
+        <w:proofErr w:type="spellStart"/>
+        <w:r>
+          <w:rPr>
+            <w:rStyle w:val="ab"/>
+            <w:bCs/>
+            <w:sz w:val="28"/>
+            <w:szCs w:val="28"/>
+            <w:lang w:val="en-US"/>
+          </w:rPr>
+          <w:t>javascript</w:t>
+        </w:r>
+        <w:proofErr w:type="spellEnd"/>
+        <w:r>
+          <w:rPr>
+            <w:rStyle w:val="ab"/>
+            <w:bCs/>
+            <w:sz w:val="28"/>
+            <w:szCs w:val="28"/>
+          </w:rPr>
+          <w:t>.</w:t>
+        </w:r>
+        <w:proofErr w:type="spellStart"/>
+        <w:r>
+          <w:rPr>
+            <w:rStyle w:val="ab"/>
+            <w:bCs/>
+            <w:sz w:val="28"/>
+            <w:szCs w:val="28"/>
+            <w:lang w:val="en-US"/>
+          </w:rPr>
+          <w:t>ru</w:t>
+        </w:r>
+        <w:proofErr w:type="spellEnd"/>
+        <w:r>
+          <w:rPr>
+            <w:rStyle w:val="ab"/>
+            <w:bCs/>
+            <w:sz w:val="28"/>
+            <w:szCs w:val="28"/>
+          </w:rPr>
+          <w:t>/</w:t>
+        </w:r>
+      </w:hyperlink>
+    </w:p>
+    <w:p>
+      <w:pPr>
+        <w:pStyle w:val="a9"/>
+        <w:numPr>
+          <w:ilvl w:val="0"/>
+          <w:numId w:val="36"/>
+        </w:numPr>
+        <w:spacing w:line="360" w:lineRule="auto"/>
+        <w:ind w:left="0" w:firstLine="851"/>
+        <w:jc w:val="both"/>
+        <w:rPr>
+          <w:bCs/>
+          <w:sz w:val="28"/>
+          <w:szCs w:val="28"/>
+        </w:rPr>
+      </w:pPr>
+      <w:r>
+        <w:rPr>
+          <w:bCs/>
+          <w:sz w:val="28"/>
+          <w:szCs w:val="28"/>
+        </w:rPr>
+        <w:t xml:space="preserve">2. </w:t>
+      </w:r>
+      <w:r>
+        <w:rPr>
+          <w:bCs/>
+          <w:sz w:val="28"/>
+          <w:szCs w:val="28"/>
+        </w:rPr>
+        <w:t>Создаем интерактивные сайты на JavaScript: руководство для новичков</w:t>
+      </w:r>
+      <w:r>
+        <w:rPr>
+          <w:bCs/>
+          <w:sz w:val="28"/>
+          <w:szCs w:val="28"/>
+        </w:rPr>
+        <w:t xml:space="preserve"> </w:t>
+      </w:r>
+      <w:hyperlink r:id="rId9" w:history="1">
+        <w:r>
+          <w:rPr>
+            <w:rStyle w:val="ab"/>
+            <w:bCs/>
+            <w:sz w:val="28"/>
+            <w:szCs w:val="28"/>
+          </w:rPr>
+          <w:t>https://sky.pro/wiki/javascript/sozdanie-sajta-s-nulya-ispolzovanie-javascript/</w:t>
+        </w:r>
+      </w:hyperlink>
+    </w:p>
+    <w:p>
+      <w:pPr>
+        <w:pStyle w:val="a9"/>
+        <w:numPr>
+          <w:ilvl w:val="0"/>
+          <w:numId w:val="36"/>
+        </w:numPr>
+        <w:spacing w:line="360" w:lineRule="auto"/>
+        <w:ind w:left="0" w:firstLine="851"/>
+        <w:jc w:val="both"/>
+        <w:rPr>
+          <w:bCs/>
+          <w:sz w:val="28"/>
+          <w:szCs w:val="28"/>
+        </w:rPr>
+      </w:pPr>
+      <w:r>
+        <w:rPr>
+          <w:bCs/>
+          <w:sz w:val="28"/>
+          <w:szCs w:val="28"/>
+        </w:rPr>
+        <w:t xml:space="preserve">3. </w:t>
+      </w:r>
+      <w:r>
+        <w:rPr>
+          <w:bCs/>
+          <w:sz w:val="28"/>
+          <w:szCs w:val="28"/>
+        </w:rPr>
+        <w:t>Создание веб-сайта. Курс молодого бойца</w:t>
+      </w:r>
+      <w:r>
+        <w:rPr>
+          <w:bCs/>
+          <w:sz w:val="28"/>
+          <w:szCs w:val="28"/>
+        </w:rPr>
+        <w:t xml:space="preserve"> </w:t>
+      </w:r>
+      <w:hyperlink r:id="rId10" w:history="1">
+        <w:r>
+          <w:rPr>
+            <w:rStyle w:val="ab"/>
+            <w:bCs/>
+            <w:sz w:val="28"/>
+            <w:szCs w:val="28"/>
+          </w:rPr>
+          <w:t>https://habr.com/ru/articles/273795/</w:t>
+        </w:r>
+      </w:hyperlink>
+    </w:p>
+    <w:p>
+      <w:pPr>
+        <w:pStyle w:val="a9"/>
+        <w:numPr>
+          <w:ilvl w:val="0"/>
+          <w:numId w:val="36"/>
+        </w:numPr>
+        <w:spacing w:line="360" w:lineRule="auto"/>
+        <w:ind w:left="0" w:firstLine="851"/>
+        <w:jc w:val="both"/>
+        <w:rPr>
+          <w:bCs/>
+          <w:sz w:val="28"/>
+          <w:szCs w:val="28"/>
+        </w:rPr>
+      </w:pPr>
+      <w:r>
+        <w:rPr>
+          <w:bCs/>
+          <w:sz w:val="28"/>
+          <w:szCs w:val="28"/>
+        </w:rPr>
+        <w:t xml:space="preserve">4. </w:t>
+      </w:r>
+      <w:r>
+        <w:rPr>
+          <w:bCs/>
+          <w:sz w:val="28"/>
+          <w:szCs w:val="28"/>
+        </w:rPr>
+        <w:t>Базовые CSS-стили различных элементов</w:t>
+      </w:r>
+      <w:r>
+        <w:rPr>
+          <w:bCs/>
+          <w:sz w:val="28"/>
+          <w:szCs w:val="28"/>
+        </w:rPr>
+        <w:t xml:space="preserve"> </w:t>
+      </w:r>
+      <w:hyperlink r:id="rId11" w:history="1">
+        <w:r>
+          <w:rPr>
+            <w:rStyle w:val="ab"/>
+            <w:bCs/>
+            <w:sz w:val="28"/>
+            <w:szCs w:val="28"/>
+            <w:lang w:val="en-US"/>
+          </w:rPr>
+          <w:t>https</w:t>
+        </w:r>
+        <w:r>
+          <w:rPr>
+            <w:rStyle w:val="ab"/>
+            <w:bCs/>
+            <w:sz w:val="28"/>
+            <w:szCs w:val="28"/>
+          </w:rPr>
+          <w:t>://</w:t>
+        </w:r>
+        <w:proofErr w:type="spellStart"/>
+        <w:r>
+          <w:rPr>
+            <w:rStyle w:val="ab"/>
+            <w:bCs/>
+            <w:sz w:val="28"/>
+            <w:szCs w:val="28"/>
+            <w:lang w:val="en-US"/>
+          </w:rPr>
+          <w:t>habr</w:t>
+        </w:r>
+        <w:proofErr w:type="spellEnd"/>
+        <w:r>
+          <w:rPr>
+            <w:rStyle w:val="ab"/>
+            <w:bCs/>
+            <w:sz w:val="28"/>
+            <w:szCs w:val="28"/>
+          </w:rPr>
+          <w:t>.</w:t>
+        </w:r>
+        <w:r>
+          <w:rPr>
+            <w:rStyle w:val="ab"/>
+            <w:bCs/>
+            <w:sz w:val="28"/>
+            <w:szCs w:val="28"/>
+            <w:lang w:val="en-US"/>
+          </w:rPr>
+          <w:t>com</w:t>
+        </w:r>
+        <w:r>
+          <w:rPr>
+            <w:rStyle w:val="ab"/>
+            <w:bCs/>
+            <w:sz w:val="28"/>
+            <w:szCs w:val="28"/>
+          </w:rPr>
+          <w:t>/</w:t>
+        </w:r>
+        <w:proofErr w:type="spellStart"/>
+        <w:r>
+          <w:rPr>
+            <w:rStyle w:val="ab"/>
+            <w:bCs/>
+            <w:sz w:val="28"/>
+            <w:szCs w:val="28"/>
+            <w:lang w:val="en-US"/>
+          </w:rPr>
+          <w:t>ru</w:t>
+        </w:r>
+        <w:proofErr w:type="spellEnd"/>
+        <w:r>
+          <w:rPr>
+            <w:rStyle w:val="ab"/>
+            <w:bCs/>
+            <w:sz w:val="28"/>
+            <w:szCs w:val="28"/>
+          </w:rPr>
+          <w:t>/</w:t>
+        </w:r>
+        <w:r>
+          <w:rPr>
+            <w:rStyle w:val="ab"/>
+            <w:bCs/>
+            <w:sz w:val="28"/>
+            <w:szCs w:val="28"/>
+            <w:lang w:val="en-US"/>
+          </w:rPr>
+          <w:t>articles</w:t>
+        </w:r>
+        <w:r>
+          <w:rPr>
+            <w:rStyle w:val="ab"/>
+            <w:bCs/>
+            <w:sz w:val="28"/>
+            <w:szCs w:val="28"/>
+          </w:rPr>
+          <w:t>/155875/</w:t>
+        </w:r>
+      </w:hyperlink>
+    </w:p>
+    <w:p>
+      <w:pPr>
+        <w:pStyle w:val="a9"/>
+        <w:numPr>
+          <w:ilvl w:val="0"/>
+          <w:numId w:val="36"/>
+        </w:numPr>
+        <w:spacing w:line="360" w:lineRule="auto"/>
+        <w:ind w:left="0" w:firstLine="851"/>
+        <w:jc w:val="both"/>
+        <w:rPr>
+          <w:bCs/>
+          <w:sz w:val="28"/>
+          <w:szCs w:val="28"/>
+        </w:rPr>
+      </w:pPr>
+      <w:r>
+        <w:rPr>
+          <w:bCs/>
+          <w:sz w:val="28"/>
+          <w:szCs w:val="28"/>
+        </w:rPr>
+        <w:t xml:space="preserve">5. </w:t>
+      </w:r>
+      <w:r>
+        <w:rPr>
+          <w:bCs/>
+          <w:sz w:val="28"/>
+          <w:szCs w:val="28"/>
+        </w:rPr>
+        <w:t xml:space="preserve">Встроенные стили, атрибут </w:t>
+      </w:r>
+      <w:proofErr w:type="spellStart"/>
+      <w:r>
+        <w:rPr>
+          <w:bCs/>
+          <w:sz w:val="28"/>
+          <w:szCs w:val="28"/>
+        </w:rPr>
+        <w:t>style</w:t>
+      </w:r>
+      <w:proofErr w:type="spellEnd"/>
+      <w:r>
+        <w:rPr>
+          <w:bCs/>
+          <w:sz w:val="28"/>
+          <w:szCs w:val="28"/>
+        </w:rPr>
+        <w:t xml:space="preserve"> </w:t>
+      </w:r>
+      <w:hyperlink r:id="rId12" w:history="1">
+        <w:r>
+          <w:rPr>
+            <w:rStyle w:val="ab"/>
+            <w:bCs/>
+            <w:sz w:val="28"/>
+            <w:szCs w:val="28"/>
+            <w:lang w:val="en-US"/>
+          </w:rPr>
+          <w:t>https</w:t>
+        </w:r>
+        <w:r>
+          <w:rPr>
+            <w:rStyle w:val="ab"/>
+            <w:bCs/>
+            <w:sz w:val="28"/>
+            <w:szCs w:val="28"/>
+          </w:rPr>
+          <w:t>://</w:t>
+        </w:r>
+        <w:proofErr w:type="spellStart"/>
+        <w:r>
+          <w:rPr>
+            <w:rStyle w:val="ab"/>
+            <w:bCs/>
+            <w:sz w:val="28"/>
+            <w:szCs w:val="28"/>
+            <w:lang w:val="en-US"/>
+          </w:rPr>
+          <w:t>htmlacademy</w:t>
+        </w:r>
+        <w:proofErr w:type="spellEnd"/>
+        <w:r>
+          <w:rPr>
+            <w:rStyle w:val="ab"/>
+            <w:bCs/>
+            <w:sz w:val="28"/>
+            <w:szCs w:val="28"/>
+          </w:rPr>
+          <w:t>.</w:t>
+        </w:r>
+        <w:proofErr w:type="spellStart"/>
+        <w:r>
+          <w:rPr>
+            <w:rStyle w:val="ab"/>
+            <w:bCs/>
+            <w:sz w:val="28"/>
+            <w:szCs w:val="28"/>
+            <w:lang w:val="en-US"/>
+          </w:rPr>
+          <w:t>ru</w:t>
+        </w:r>
+        <w:proofErr w:type="spellEnd"/>
+        <w:r>
+          <w:rPr>
+            <w:rStyle w:val="ab"/>
+            <w:bCs/>
+            <w:sz w:val="28"/>
+            <w:szCs w:val="28"/>
+          </w:rPr>
+          <w:t>/</w:t>
+        </w:r>
+        <w:r>
+          <w:rPr>
+            <w:rStyle w:val="ab"/>
+            <w:bCs/>
+            <w:sz w:val="28"/>
+            <w:szCs w:val="28"/>
+            <w:lang w:val="en-US"/>
+          </w:rPr>
+          <w:t>courses</w:t>
+        </w:r>
+        <w:r>
+          <w:rPr>
+            <w:rStyle w:val="ab"/>
+            <w:bCs/>
+            <w:sz w:val="28"/>
+            <w:szCs w:val="28"/>
+          </w:rPr>
+          <w:t>/307/</w:t>
+        </w:r>
+        <w:r>
+          <w:rPr>
+            <w:rStyle w:val="ab"/>
+            <w:bCs/>
+            <w:sz w:val="28"/>
+            <w:szCs w:val="28"/>
+            <w:lang w:val="en-US"/>
+          </w:rPr>
+          <w:t>run</w:t>
+        </w:r>
+        <w:r>
+          <w:rPr>
+            <w:rStyle w:val="ab"/>
+            <w:bCs/>
+            <w:sz w:val="28"/>
+            <w:szCs w:val="28"/>
+          </w:rPr>
+          <w:t>/15</w:t>
+        </w:r>
+      </w:hyperlink>
+    </w:p>
+    <w:p>
+      <w:pPr>
+        <w:pStyle w:val="a9"/>
+        <w:numPr>
+          <w:ilvl w:val="0"/>
+          <w:numId w:val="36"/>
+        </w:numPr>
+        <w:spacing w:line="360" w:lineRule="auto"/>
+        <w:ind w:left="0" w:firstLine="851"/>
+        <w:jc w:val="both"/>
+        <w:rPr>
+          <w:bCs/>
+          <w:sz w:val="28"/>
+          <w:szCs w:val="28"/>
+        </w:rPr>
+      </w:pPr>
+      <w:r>
+        <w:rPr>
+          <w:bCs/>
+          <w:sz w:val="28"/>
+          <w:szCs w:val="28"/>
+        </w:rPr>
+        <w:t xml:space="preserve">6. </w:t>
+      </w:r>
+      <w:r>
+        <w:rPr>
+          <w:bCs/>
+          <w:sz w:val="28"/>
+          <w:szCs w:val="28"/>
+        </w:rPr>
+        <w:t>Работа в</w:t>
+      </w:r>
+      <w:r>
+        <w:rPr>
+          <w:bCs/>
+          <w:sz w:val="28"/>
+          <w:szCs w:val="28"/>
+        </w:rPr>
+        <w:t xml:space="preserve"> </w:t>
+      </w:r>
+      <w:proofErr w:type="spellStart"/>
+      <w:r>
+        <w:rPr>
+          <w:bCs/>
+          <w:sz w:val="28"/>
+          <w:szCs w:val="28"/>
+        </w:rPr>
+        <w:t>phpMyAdmin</w:t>
+      </w:r>
+      <w:proofErr w:type="spellEnd"/>
+      <w:r>
+        <w:rPr>
+          <w:bCs/>
+          <w:sz w:val="28"/>
+          <w:szCs w:val="28"/>
+        </w:rPr>
+        <w:t xml:space="preserve"> </w:t>
+      </w:r>
+      <w:hyperlink r:id="rId13" w:history="1">
+        <w:r>
+          <w:rPr>
+            <w:rStyle w:val="ab"/>
+            <w:bCs/>
+            <w:sz w:val="28"/>
+            <w:szCs w:val="28"/>
+          </w:rPr>
+          <w:t>https://help.reg.ru/support/hosting/bazy-dannykh/rabota-v-phpmyadmin</w:t>
+        </w:r>
+      </w:hyperlink>
+    </w:p>
+    <w:p>
+      <w:pPr>
+        <w:pStyle w:val="a9"/>
+        <w:numPr>
+          <w:ilvl w:val="0"/>
+          <w:numId w:val="36"/>
+        </w:numPr>
+        <w:spacing w:line="360" w:lineRule="auto"/>
+        <w:ind w:left="0" w:firstLine="851"/>
+        <w:jc w:val="both"/>
+        <w:rPr>
+          <w:bCs/>
+          <w:sz w:val="28"/>
+          <w:szCs w:val="28"/>
+        </w:rPr>
+      </w:pPr>
+      <w:r>
+        <w:rPr>
+          <w:bCs/>
+          <w:sz w:val="28"/>
+          <w:szCs w:val="28"/>
+        </w:rPr>
+        <w:t xml:space="preserve">7. </w:t>
+      </w:r>
+      <w:r>
+        <w:rPr>
+          <w:bCs/>
+          <w:sz w:val="28"/>
+          <w:szCs w:val="28"/>
+        </w:rPr>
+        <w:t>Начало работы с Visual Studio Code</w:t>
+      </w:r>
+      <w:r>
+        <w:rPr>
+          <w:bCs/>
+          <w:sz w:val="28"/>
+          <w:szCs w:val="28"/>
+        </w:rPr>
+        <w:t xml:space="preserve">. </w:t>
+      </w:r>
+      <w:hyperlink r:id="rId14" w:history="1">
+        <w:r>
+          <w:rPr>
+            <w:rStyle w:val="ab"/>
+            <w:bCs/>
+            <w:sz w:val="28"/>
+            <w:szCs w:val="28"/>
+          </w:rPr>
+          <w:t>http://web-verstka.ru/uchebnyie-kursyi/sozdanie-sajta-na-html5/urok-1.-nachalo-rabotyi-s-visual-studio-code.-sozdanie-dizajna-stranicz.html</w:t>
+        </w:r>
+      </w:hyperlink>
+    </w:p>
+    <w:p>
+      <w:pPr>
+        <w:pStyle w:val="a9"/>
+        <w:numPr>
+          <w:ilvl w:val="0"/>
+          <w:numId w:val="36"/>
+        </w:numPr>
+        <w:spacing w:line="360" w:lineRule="auto"/>
+        <w:ind w:left="0" w:firstLine="851"/>
+        <w:jc w:val="both"/>
+        <w:rPr>
+          <w:bCs/>
+          <w:sz w:val="28"/>
+          <w:szCs w:val="28"/>
+        </w:rPr>
+      </w:pPr>
+      <w:r>
+        <w:rPr>
+          <w:bCs/>
+          <w:sz w:val="28"/>
+          <w:szCs w:val="28"/>
+        </w:rPr>
+        <w:t xml:space="preserve">8. </w:t>
+      </w:r>
+      <w:r>
+        <w:rPr>
+          <w:bCs/>
+          <w:sz w:val="28"/>
+          <w:szCs w:val="28"/>
+        </w:rPr>
+        <w:t>Главные правила и принципы оформления сайтов для новичков</w:t>
+      </w:r>
+      <w:r>
+        <w:rPr>
+          <w:bCs/>
+          <w:sz w:val="28"/>
+          <w:szCs w:val="28"/>
+        </w:rPr>
+        <w:t xml:space="preserve"> </w:t>
+      </w:r>
+      <w:hyperlink r:id="rId15" w:history="1">
+        <w:r>
+          <w:rPr>
+            <w:rStyle w:val="ab"/>
+            <w:bCs/>
+            <w:sz w:val="28"/>
+            <w:szCs w:val="28"/>
+          </w:rPr>
+          <w:t>https://habr.com/ru/articles/921922/</w:t>
+        </w:r>
+      </w:hyperlink>
+    </w:p>
+    <w:p>
+      <w:pPr>
+        <w:pStyle w:val="a9"/>
+        <w:numPr>
+          <w:ilvl w:val="0"/>
+          <w:numId w:val="36"/>
+        </w:numPr>
+        <w:spacing w:line="360" w:lineRule="auto"/>
+        <w:ind w:left="0" w:firstLine="851"/>
+        <w:jc w:val="both"/>
+        <w:rPr>
+          <w:bCs/>
+          <w:sz w:val="28"/>
+          <w:szCs w:val="28"/>
+        </w:rPr>
+      </w:pPr>
+      <w:r>
+        <w:rPr>
+          <w:bCs/>
+          <w:sz w:val="28"/>
+          <w:szCs w:val="28"/>
+        </w:rPr>
+        <w:t xml:space="preserve">9. </w:t>
+      </w:r>
+      <w:r>
+        <w:rPr>
+          <w:bCs/>
+          <w:sz w:val="28"/>
+          <w:szCs w:val="28"/>
+        </w:rPr>
+        <w:t>Что нужно обязательно учитывать при разработке сайта</w:t>
+      </w:r>
+      <w:r>
+        <w:rPr>
+          <w:bCs/>
+          <w:sz w:val="28"/>
+          <w:szCs w:val="28"/>
+        </w:rPr>
+        <w:t xml:space="preserve"> </w:t>
+      </w:r>
+      <w:hyperlink r:id="rId16" w:history="1">
+        <w:r>
+          <w:rPr>
+            <w:rStyle w:val="ab"/>
+            <w:bCs/>
+            <w:sz w:val="28"/>
+            <w:szCs w:val="28"/>
+          </w:rPr>
+          <w:t>https://edisonstudio.ru/blog/about-razrabotka/chto-nuzhno-obyazatelno-uchityvat-pri-razrabotke-sayta/</w:t>
+        </w:r>
+      </w:hyperlink>
+    </w:p>
+    <w:p>
+      <w:pPr>
+        <w:pStyle w:val="a9"/>
+        <w:numPr>
+          <w:ilvl w:val="0"/>
+          <w:numId w:val="36"/>
+        </w:numPr>
+        <w:spacing w:line="360" w:lineRule="auto"/>
+        <w:ind w:left="0" w:firstLine="851"/>
+        <w:jc w:val="both"/>
+        <w:rPr>
+          <w:bCs/>
+          <w:sz w:val="28"/>
+          <w:szCs w:val="28"/>
+        </w:rPr>
+      </w:pPr>
+      <w:r>
+        <w:rPr>
+          <w:bCs/>
+          <w:sz w:val="28"/>
+          <w:szCs w:val="28"/>
+        </w:rPr>
+        <w:t xml:space="preserve">10. </w:t>
+      </w:r>
+      <w:r>
+        <w:rPr>
+          <w:bCs/>
+          <w:sz w:val="28"/>
+          <w:szCs w:val="28"/>
+        </w:rPr>
+        <w:t xml:space="preserve">Как работать в </w:t>
+      </w:r>
+      <w:proofErr w:type="spellStart"/>
+      <w:r>
+        <w:rPr>
+          <w:bCs/>
+          <w:sz w:val="28"/>
+          <w:szCs w:val="28"/>
+        </w:rPr>
+        <w:t>Figma</w:t>
+      </w:r>
+      <w:proofErr w:type="spellEnd"/>
+      <w:r>
+        <w:rPr>
+          <w:bCs/>
+          <w:sz w:val="28"/>
+          <w:szCs w:val="28"/>
+        </w:rPr>
+        <w:t>: обзор основных функций</w:t>
+      </w:r>
+      <w:r>
+        <w:rPr>
+          <w:bCs/>
+          <w:sz w:val="28"/>
+          <w:szCs w:val="28"/>
+        </w:rPr>
+        <w:t xml:space="preserve"> </w:t>
+      </w:r>
+      <w:hyperlink r:id="rId17" w:history="1">
+        <w:r>
+          <w:rPr>
+            <w:rStyle w:val="ab"/>
+            <w:bCs/>
+            <w:sz w:val="28"/>
+            <w:szCs w:val="28"/>
+          </w:rPr>
+          <w:t>https://netology.ru/blog/figma-guide</w:t>
+        </w:r>
+      </w:hyperlink>
+    </w:p>
+    <w:p>
+      <w:pPr>
         <w:rPr>
           <w:rFonts w:ascii="Times New Roman" w:eastAsia="Times New Roman" w:hAnsi="Times New Roman" w:cs="Times New Roman"/>
           <w:lang w:val="sah-RU" w:eastAsia="ru-RU"/>
@@ -7119,7 +12551,7 @@
       </w:pPr>
     </w:p>
     <w:sectPr>
-      <w:footerReference w:type="default" r:id="rId8"/>
+      <w:footerReference w:type="default" r:id="rId18"/>
       <w:pgSz w:w="11906" w:h="16838" w:code="9"/>
       <w:pgMar w:top="1134" w:right="850" w:bottom="1134" w:left="1701" w:header="709" w:footer="709" w:gutter="0"/>
       <w:cols w:space="708"/>
@@ -7670,6 +13102,155 @@
     </w:lvl>
   </w:abstractNum>
   <w:abstractNum w:abstractNumId="3" w15:restartNumberingAfterBreak="0">
+    <w:nsid w:val="084E37EB"/>
+    <w:multiLevelType w:val="multilevel"/>
+    <w:tmpl w:val="F2DEE950"/>
+    <w:lvl w:ilvl="0">
+      <w:start w:val="1"/>
+      <w:numFmt w:val="bullet"/>
+      <w:lvlText w:val=""/>
+      <w:lvlJc w:val="left"/>
+      <w:pPr>
+        <w:tabs>
+          <w:tab w:val="num" w:pos="720"/>
+        </w:tabs>
+        <w:ind w:left="720" w:hanging="360"/>
+      </w:pPr>
+      <w:rPr>
+        <w:rFonts w:ascii="Symbol" w:hAnsi="Symbol" w:hint="default"/>
+        <w:sz w:val="20"/>
+      </w:rPr>
+    </w:lvl>
+    <w:lvl w:ilvl="1" w:tentative="1">
+      <w:start w:val="1"/>
+      <w:numFmt w:val="bullet"/>
+      <w:lvlText w:val="o"/>
+      <w:lvlJc w:val="left"/>
+      <w:pPr>
+        <w:tabs>
+          <w:tab w:val="num" w:pos="1440"/>
+        </w:tabs>
+        <w:ind w:left="1440" w:hanging="360"/>
+      </w:pPr>
+      <w:rPr>
+        <w:rFonts w:ascii="Courier New" w:hAnsi="Courier New" w:hint="default"/>
+        <w:sz w:val="20"/>
+      </w:rPr>
+    </w:lvl>
+    <w:lvl w:ilvl="2" w:tentative="1">
+      <w:start w:val="1"/>
+      <w:numFmt w:val="bullet"/>
+      <w:lvlText w:val=""/>
+      <w:lvlJc w:val="left"/>
+      <w:pPr>
+        <w:tabs>
+          <w:tab w:val="num" w:pos="2160"/>
+        </w:tabs>
+        <w:ind w:left="2160" w:hanging="360"/>
+      </w:pPr>
+      <w:rPr>
+        <w:rFonts w:ascii="Wingdings" w:hAnsi="Wingdings" w:hint="default"/>
+        <w:sz w:val="20"/>
+      </w:rPr>
+    </w:lvl>
+    <w:lvl w:ilvl="3" w:tentative="1">
+      <w:start w:val="1"/>
+      <w:numFmt w:val="bullet"/>
+      <w:lvlText w:val=""/>
+      <w:lvlJc w:val="left"/>
+      <w:pPr>
+        <w:tabs>
+          <w:tab w:val="num" w:pos="2880"/>
+        </w:tabs>
+        <w:ind w:left="2880" w:hanging="360"/>
+      </w:pPr>
+      <w:rPr>
+        <w:rFonts w:ascii="Wingdings" w:hAnsi="Wingdings" w:hint="default"/>
+        <w:sz w:val="20"/>
+      </w:rPr>
+    </w:lvl>
+    <w:lvl w:ilvl="4" w:tentative="1">
+      <w:start w:val="1"/>
+      <w:numFmt w:val="bullet"/>
+      <w:lvlText w:val=""/>
+      <w:lvlJc w:val="left"/>
+      <w:pPr>
+        <w:tabs>
+          <w:tab w:val="num" w:pos="3600"/>
+        </w:tabs>
+        <w:ind w:left="3600" w:hanging="360"/>
+      </w:pPr>
+      <w:rPr>
+        <w:rFonts w:ascii="Wingdings" w:hAnsi="Wingdings" w:hint="default"/>
+        <w:sz w:val="20"/>
+      </w:rPr>
+    </w:lvl>
+    <w:lvl w:ilvl="5" w:tentative="1">
+      <w:start w:val="1"/>
+      <w:numFmt w:val="bullet"/>
+      <w:lvlText w:val=""/>
+      <w:lvlJc w:val="left"/>
+      <w:pPr>
+        <w:tabs>
+          <w:tab w:val="num" w:pos="4320"/>
+        </w:tabs>
+        <w:ind w:left="4320" w:hanging="360"/>
+      </w:pPr>
+      <w:rPr>
+        <w:rFonts w:ascii="Wingdings" w:hAnsi="Wingdings" w:hint="default"/>
+        <w:sz w:val="20"/>
+      </w:rPr>
+    </w:lvl>
+    <w:lvl w:ilvl="6" w:tentative="1">
+      <w:start w:val="1"/>
+      <w:numFmt w:val="bullet"/>
+      <w:lvlText w:val=""/>
+      <w:lvlJc w:val="left"/>
+      <w:pPr>
+        <w:tabs>
+          <w:tab w:val="num" w:pos="5040"/>
+        </w:tabs>
+        <w:ind w:left="5040" w:hanging="360"/>
+      </w:pPr>
+      <w:rPr>
+        <w:rFonts w:ascii="Wingdings" w:hAnsi="Wingdings" w:hint="default"/>
+        <w:sz w:val="20"/>
+      </w:rPr>
+    </w:lvl>
+    <w:lvl w:ilvl="7" w:tentative="1">
+      <w:start w:val="1"/>
+      <w:numFmt w:val="bullet"/>
+      <w:lvlText w:val=""/>
+      <w:lvlJc w:val="left"/>
+      <w:pPr>
+        <w:tabs>
+          <w:tab w:val="num" w:pos="5760"/>
+        </w:tabs>
+        <w:ind w:left="5760" w:hanging="360"/>
+      </w:pPr>
+      <w:rPr>
+        <w:rFonts w:ascii="Wingdings" w:hAnsi="Wingdings" w:hint="default"/>
+        <w:sz w:val="20"/>
+      </w:rPr>
+    </w:lvl>
+    <w:lvl w:ilvl="8" w:tentative="1">
+      <w:start w:val="1"/>
+      <w:numFmt w:val="bullet"/>
+      <w:lvlText w:val=""/>
+      <w:lvlJc w:val="left"/>
+      <w:pPr>
+        <w:tabs>
+          <w:tab w:val="num" w:pos="6480"/>
+        </w:tabs>
+        <w:ind w:left="6480" w:hanging="360"/>
+      </w:pPr>
+      <w:rPr>
+        <w:rFonts w:ascii="Wingdings" w:hAnsi="Wingdings" w:hint="default"/>
+        <w:sz w:val="20"/>
+      </w:rPr>
+    </w:lvl>
+  </w:abstractNum>
+  <w:abstractNum w:abstractNumId="4" w15:restartNumberingAfterBreak="0">
     <w:nsid w:val="084F020B"/>
     <w:multiLevelType w:val="multilevel"/>
     <w:tmpl w:val="32869A1E"/>
@@ -7818,7 +13399,7 @@
       </w:rPr>
     </w:lvl>
   </w:abstractNum>
-  <w:abstractNum w:abstractNumId="4" w15:restartNumberingAfterBreak="0">
+  <w:abstractNum w:abstractNumId="5" w15:restartNumberingAfterBreak="0">
     <w:nsid w:val="0CD86032"/>
     <w:multiLevelType w:val="multilevel"/>
     <w:tmpl w:val="690A1810"/>
@@ -7931,7 +13512,7 @@
       </w:rPr>
     </w:lvl>
   </w:abstractNum>
-  <w:abstractNum w:abstractNumId="5" w15:restartNumberingAfterBreak="0">
+  <w:abstractNum w:abstractNumId="6" w15:restartNumberingAfterBreak="0">
     <w:nsid w:val="0F8A6219"/>
     <w:multiLevelType w:val="multilevel"/>
     <w:tmpl w:val="321EF73C"/>
@@ -8080,7 +13661,269 @@
       </w:rPr>
     </w:lvl>
   </w:abstractNum>
-  <w:abstractNum w:abstractNumId="6" w15:restartNumberingAfterBreak="0">
+  <w:abstractNum w:abstractNumId="7" w15:restartNumberingAfterBreak="0">
+    <w:nsid w:val="12A91C87"/>
+    <w:multiLevelType w:val="multilevel"/>
+    <w:tmpl w:val="53485C2E"/>
+    <w:lvl w:ilvl="0">
+      <w:start w:val="1"/>
+      <w:numFmt w:val="decimal"/>
+      <w:lvlText w:val="%1."/>
+      <w:lvlJc w:val="left"/>
+      <w:pPr>
+        <w:tabs>
+          <w:tab w:val="num" w:pos="720"/>
+        </w:tabs>
+        <w:ind w:left="720" w:hanging="360"/>
+      </w:pPr>
+    </w:lvl>
+    <w:lvl w:ilvl="1" w:tentative="1">
+      <w:start w:val="1"/>
+      <w:numFmt w:val="decimal"/>
+      <w:lvlText w:val="%2."/>
+      <w:lvlJc w:val="left"/>
+      <w:pPr>
+        <w:tabs>
+          <w:tab w:val="num" w:pos="1440"/>
+        </w:tabs>
+        <w:ind w:left="1440" w:hanging="360"/>
+      </w:pPr>
+    </w:lvl>
+    <w:lvl w:ilvl="2" w:tentative="1">
+      <w:start w:val="1"/>
+      <w:numFmt w:val="decimal"/>
+      <w:lvlText w:val="%3."/>
+      <w:lvlJc w:val="left"/>
+      <w:pPr>
+        <w:tabs>
+          <w:tab w:val="num" w:pos="2160"/>
+        </w:tabs>
+        <w:ind w:left="2160" w:hanging="360"/>
+      </w:pPr>
+    </w:lvl>
+    <w:lvl w:ilvl="3" w:tentative="1">
+      <w:start w:val="1"/>
+      <w:numFmt w:val="decimal"/>
+      <w:lvlText w:val="%4."/>
+      <w:lvlJc w:val="left"/>
+      <w:pPr>
+        <w:tabs>
+          <w:tab w:val="num" w:pos="2880"/>
+        </w:tabs>
+        <w:ind w:left="2880" w:hanging="360"/>
+      </w:pPr>
+    </w:lvl>
+    <w:lvl w:ilvl="4" w:tentative="1">
+      <w:start w:val="1"/>
+      <w:numFmt w:val="decimal"/>
+      <w:lvlText w:val="%5."/>
+      <w:lvlJc w:val="left"/>
+      <w:pPr>
+        <w:tabs>
+          <w:tab w:val="num" w:pos="3600"/>
+        </w:tabs>
+        <w:ind w:left="3600" w:hanging="360"/>
+      </w:pPr>
+    </w:lvl>
+    <w:lvl w:ilvl="5" w:tentative="1">
+      <w:start w:val="1"/>
+      <w:numFmt w:val="decimal"/>
+      <w:lvlText w:val="%6."/>
+      <w:lvlJc w:val="left"/>
+      <w:pPr>
+        <w:tabs>
+          <w:tab w:val="num" w:pos="4320"/>
+        </w:tabs>
+        <w:ind w:left="4320" w:hanging="360"/>
+      </w:pPr>
+    </w:lvl>
+    <w:lvl w:ilvl="6" w:tentative="1">
+      <w:start w:val="1"/>
+      <w:numFmt w:val="decimal"/>
+      <w:lvlText w:val="%7."/>
+      <w:lvlJc w:val="left"/>
+      <w:pPr>
+        <w:tabs>
+          <w:tab w:val="num" w:pos="5040"/>
+        </w:tabs>
+        <w:ind w:left="5040" w:hanging="360"/>
+      </w:pPr>
+    </w:lvl>
+    <w:lvl w:ilvl="7" w:tentative="1">
+      <w:start w:val="1"/>
+      <w:numFmt w:val="decimal"/>
+      <w:lvlText w:val="%8."/>
+      <w:lvlJc w:val="left"/>
+      <w:pPr>
+        <w:tabs>
+          <w:tab w:val="num" w:pos="5760"/>
+        </w:tabs>
+        <w:ind w:left="5760" w:hanging="360"/>
+      </w:pPr>
+    </w:lvl>
+    <w:lvl w:ilvl="8" w:tentative="1">
+      <w:start w:val="1"/>
+      <w:numFmt w:val="decimal"/>
+      <w:lvlText w:val="%9."/>
+      <w:lvlJc w:val="left"/>
+      <w:pPr>
+        <w:tabs>
+          <w:tab w:val="num" w:pos="6480"/>
+        </w:tabs>
+        <w:ind w:left="6480" w:hanging="360"/>
+      </w:pPr>
+    </w:lvl>
+  </w:abstractNum>
+  <w:abstractNum w:abstractNumId="8" w15:restartNumberingAfterBreak="0">
+    <w:nsid w:val="199E05CA"/>
+    <w:multiLevelType w:val="multilevel"/>
+    <w:tmpl w:val="4846341C"/>
+    <w:lvl w:ilvl="0">
+      <w:start w:val="1"/>
+      <w:numFmt w:val="bullet"/>
+      <w:lvlText w:val=""/>
+      <w:lvlJc w:val="left"/>
+      <w:pPr>
+        <w:tabs>
+          <w:tab w:val="num" w:pos="720"/>
+        </w:tabs>
+        <w:ind w:left="720" w:hanging="360"/>
+      </w:pPr>
+      <w:rPr>
+        <w:rFonts w:ascii="Symbol" w:hAnsi="Symbol" w:hint="default"/>
+        <w:sz w:val="20"/>
+      </w:rPr>
+    </w:lvl>
+    <w:lvl w:ilvl="1" w:tentative="1">
+      <w:start w:val="1"/>
+      <w:numFmt w:val="bullet"/>
+      <w:lvlText w:val="o"/>
+      <w:lvlJc w:val="left"/>
+      <w:pPr>
+        <w:tabs>
+          <w:tab w:val="num" w:pos="1440"/>
+        </w:tabs>
+        <w:ind w:left="1440" w:hanging="360"/>
+      </w:pPr>
+      <w:rPr>
+        <w:rFonts w:ascii="Courier New" w:hAnsi="Courier New" w:hint="default"/>
+        <w:sz w:val="20"/>
+      </w:rPr>
+    </w:lvl>
+    <w:lvl w:ilvl="2" w:tentative="1">
+      <w:start w:val="1"/>
+      <w:numFmt w:val="bullet"/>
+      <w:lvlText w:val=""/>
+      <w:lvlJc w:val="left"/>
+      <w:pPr>
+        <w:tabs>
+          <w:tab w:val="num" w:pos="2160"/>
+        </w:tabs>
+        <w:ind w:left="2160" w:hanging="360"/>
+      </w:pPr>
+      <w:rPr>
+        <w:rFonts w:ascii="Wingdings" w:hAnsi="Wingdings" w:hint="default"/>
+        <w:sz w:val="20"/>
+      </w:rPr>
+    </w:lvl>
+    <w:lvl w:ilvl="3" w:tentative="1">
+      <w:start w:val="1"/>
+      <w:numFmt w:val="bullet"/>
+      <w:lvlText w:val=""/>
+      <w:lvlJc w:val="left"/>
+      <w:pPr>
+        <w:tabs>
+          <w:tab w:val="num" w:pos="2880"/>
+        </w:tabs>
+        <w:ind w:left="2880" w:hanging="360"/>
+      </w:pPr>
+      <w:rPr>
+        <w:rFonts w:ascii="Wingdings" w:hAnsi="Wingdings" w:hint="default"/>
+        <w:sz w:val="20"/>
+      </w:rPr>
+    </w:lvl>
+    <w:lvl w:ilvl="4" w:tentative="1">
+      <w:start w:val="1"/>
+      <w:numFmt w:val="bullet"/>
+      <w:lvlText w:val=""/>
+      <w:lvlJc w:val="left"/>
+      <w:pPr>
+        <w:tabs>
+          <w:tab w:val="num" w:pos="3600"/>
+        </w:tabs>
+        <w:ind w:left="3600" w:hanging="360"/>
+      </w:pPr>
+      <w:rPr>
+        <w:rFonts w:ascii="Wingdings" w:hAnsi="Wingdings" w:hint="default"/>
+        <w:sz w:val="20"/>
+      </w:rPr>
+    </w:lvl>
+    <w:lvl w:ilvl="5" w:tentative="1">
+      <w:start w:val="1"/>
+      <w:numFmt w:val="bullet"/>
+      <w:lvlText w:val=""/>
+      <w:lvlJc w:val="left"/>
+      <w:pPr>
+        <w:tabs>
+          <w:tab w:val="num" w:pos="4320"/>
+        </w:tabs>
+        <w:ind w:left="4320" w:hanging="360"/>
+      </w:pPr>
+      <w:rPr>
+        <w:rFonts w:ascii="Wingdings" w:hAnsi="Wingdings" w:hint="default"/>
+        <w:sz w:val="20"/>
+      </w:rPr>
+    </w:lvl>
+    <w:lvl w:ilvl="6" w:tentative="1">
+      <w:start w:val="1"/>
+      <w:numFmt w:val="bullet"/>
+      <w:lvlText w:val=""/>
+      <w:lvlJc w:val="left"/>
+      <w:pPr>
+        <w:tabs>
+          <w:tab w:val="num" w:pos="5040"/>
+        </w:tabs>
+        <w:ind w:left="5040" w:hanging="360"/>
+      </w:pPr>
+      <w:rPr>
+        <w:rFonts w:ascii="Wingdings" w:hAnsi="Wingdings" w:hint="default"/>
+        <w:sz w:val="20"/>
+      </w:rPr>
+    </w:lvl>
+    <w:lvl w:ilvl="7" w:tentative="1">
+      <w:start w:val="1"/>
+      <w:numFmt w:val="bullet"/>
+      <w:lvlText w:val=""/>
+      <w:lvlJc w:val="left"/>
+      <w:pPr>
+        <w:tabs>
+          <w:tab w:val="num" w:pos="5760"/>
+        </w:tabs>
+        <w:ind w:left="5760" w:hanging="360"/>
+      </w:pPr>
+      <w:rPr>
+        <w:rFonts w:ascii="Wingdings" w:hAnsi="Wingdings" w:hint="default"/>
+        <w:sz w:val="20"/>
+      </w:rPr>
+    </w:lvl>
+    <w:lvl w:ilvl="8" w:tentative="1">
+      <w:start w:val="1"/>
+      <w:numFmt w:val="bullet"/>
+      <w:lvlText w:val=""/>
+      <w:lvlJc w:val="left"/>
+      <w:pPr>
+        <w:tabs>
+          <w:tab w:val="num" w:pos="6480"/>
+        </w:tabs>
+        <w:ind w:left="6480" w:hanging="360"/>
+      </w:pPr>
+      <w:rPr>
+        <w:rFonts w:ascii="Wingdings" w:hAnsi="Wingdings" w:hint="default"/>
+        <w:sz w:val="20"/>
+      </w:rPr>
+    </w:lvl>
+  </w:abstractNum>
+  <w:abstractNum w:abstractNumId="9" w15:restartNumberingAfterBreak="0">
     <w:nsid w:val="1BFB107E"/>
     <w:multiLevelType w:val="multilevel"/>
     <w:tmpl w:val="E18A1ECA"/>
@@ -8229,7 +14072,7 @@
       </w:rPr>
     </w:lvl>
   </w:abstractNum>
-  <w:abstractNum w:abstractNumId="7" w15:restartNumberingAfterBreak="0">
+  <w:abstractNum w:abstractNumId="10" w15:restartNumberingAfterBreak="0">
     <w:nsid w:val="2348348E"/>
     <w:multiLevelType w:val="multilevel"/>
     <w:tmpl w:val="CD7CA0EE"/>
@@ -8378,7 +14221,7 @@
       </w:rPr>
     </w:lvl>
   </w:abstractNum>
-  <w:abstractNum w:abstractNumId="8" w15:restartNumberingAfterBreak="0">
+  <w:abstractNum w:abstractNumId="11" w15:restartNumberingAfterBreak="0">
     <w:nsid w:val="274002D8"/>
     <w:multiLevelType w:val="hybridMultilevel"/>
     <w:tmpl w:val="7F405F4E"/>
@@ -8467,7 +14310,7 @@
       </w:pPr>
     </w:lvl>
   </w:abstractNum>
-  <w:abstractNum w:abstractNumId="9" w15:restartNumberingAfterBreak="0">
+  <w:abstractNum w:abstractNumId="12" w15:restartNumberingAfterBreak="0">
     <w:nsid w:val="296C5DCB"/>
     <w:multiLevelType w:val="multilevel"/>
     <w:tmpl w:val="057A6BDC"/>
@@ -8580,7 +14423,7 @@
       </w:rPr>
     </w:lvl>
   </w:abstractNum>
-  <w:abstractNum w:abstractNumId="10" w15:restartNumberingAfterBreak="0">
+  <w:abstractNum w:abstractNumId="13" w15:restartNumberingAfterBreak="0">
     <w:nsid w:val="2C0917B3"/>
     <w:multiLevelType w:val="multilevel"/>
     <w:tmpl w:val="CD2CCF5C"/>
@@ -8693,7 +14536,7 @@
       </w:pPr>
     </w:lvl>
   </w:abstractNum>
-  <w:abstractNum w:abstractNumId="11" w15:restartNumberingAfterBreak="0">
+  <w:abstractNum w:abstractNumId="14" w15:restartNumberingAfterBreak="0">
     <w:nsid w:val="2DC80584"/>
     <w:multiLevelType w:val="multilevel"/>
     <w:tmpl w:val="B0206084"/>
@@ -8806,7 +14649,7 @@
       </w:pPr>
     </w:lvl>
   </w:abstractNum>
-  <w:abstractNum w:abstractNumId="12" w15:restartNumberingAfterBreak="0">
+  <w:abstractNum w:abstractNumId="15" w15:restartNumberingAfterBreak="0">
     <w:nsid w:val="32302364"/>
     <w:multiLevelType w:val="multilevel"/>
     <w:tmpl w:val="FB2ECEEA"/>
@@ -8955,7 +14798,7 @@
       </w:rPr>
     </w:lvl>
   </w:abstractNum>
-  <w:abstractNum w:abstractNumId="13" w15:restartNumberingAfterBreak="0">
+  <w:abstractNum w:abstractNumId="16" w15:restartNumberingAfterBreak="0">
     <w:nsid w:val="3B8E0074"/>
     <w:multiLevelType w:val="multilevel"/>
     <w:tmpl w:val="3968954E"/>
@@ -9104,7 +14947,7 @@
       </w:rPr>
     </w:lvl>
   </w:abstractNum>
-  <w:abstractNum w:abstractNumId="14" w15:restartNumberingAfterBreak="0">
+  <w:abstractNum w:abstractNumId="17" w15:restartNumberingAfterBreak="0">
     <w:nsid w:val="3FEF05E4"/>
     <w:multiLevelType w:val="multilevel"/>
     <w:tmpl w:val="48206178"/>
@@ -9253,7 +15096,120 @@
       </w:rPr>
     </w:lvl>
   </w:abstractNum>
-  <w:abstractNum w:abstractNumId="15" w15:restartNumberingAfterBreak="0">
+  <w:abstractNum w:abstractNumId="18" w15:restartNumberingAfterBreak="0">
+    <w:nsid w:val="41E94FDF"/>
+    <w:multiLevelType w:val="multilevel"/>
+    <w:tmpl w:val="53485C2E"/>
+    <w:lvl w:ilvl="0">
+      <w:start w:val="1"/>
+      <w:numFmt w:val="decimal"/>
+      <w:lvlText w:val="%1."/>
+      <w:lvlJc w:val="left"/>
+      <w:pPr>
+        <w:tabs>
+          <w:tab w:val="num" w:pos="720"/>
+        </w:tabs>
+        <w:ind w:left="720" w:hanging="360"/>
+      </w:pPr>
+    </w:lvl>
+    <w:lvl w:ilvl="1" w:tentative="1">
+      <w:start w:val="1"/>
+      <w:numFmt w:val="decimal"/>
+      <w:lvlText w:val="%2."/>
+      <w:lvlJc w:val="left"/>
+      <w:pPr>
+        <w:tabs>
+          <w:tab w:val="num" w:pos="1440"/>
+        </w:tabs>
+        <w:ind w:left="1440" w:hanging="360"/>
+      </w:pPr>
+    </w:lvl>
+    <w:lvl w:ilvl="2" w:tentative="1">
+      <w:start w:val="1"/>
+      <w:numFmt w:val="decimal"/>
+      <w:lvlText w:val="%3."/>
+      <w:lvlJc w:val="left"/>
+      <w:pPr>
+        <w:tabs>
+          <w:tab w:val="num" w:pos="2160"/>
+        </w:tabs>
+        <w:ind w:left="2160" w:hanging="360"/>
+      </w:pPr>
+    </w:lvl>
+    <w:lvl w:ilvl="3" w:tentative="1">
+      <w:start w:val="1"/>
+      <w:numFmt w:val="decimal"/>
+      <w:lvlText w:val="%4."/>
+      <w:lvlJc w:val="left"/>
+      <w:pPr>
+        <w:tabs>
+          <w:tab w:val="num" w:pos="2880"/>
+        </w:tabs>
+        <w:ind w:left="2880" w:hanging="360"/>
+      </w:pPr>
+    </w:lvl>
+    <w:lvl w:ilvl="4" w:tentative="1">
+      <w:start w:val="1"/>
+      <w:numFmt w:val="decimal"/>
+      <w:lvlText w:val="%5."/>
+      <w:lvlJc w:val="left"/>
+      <w:pPr>
+        <w:tabs>
+          <w:tab w:val="num" w:pos="3600"/>
+        </w:tabs>
+        <w:ind w:left="3600" w:hanging="360"/>
+      </w:pPr>
+    </w:lvl>
+    <w:lvl w:ilvl="5" w:tentative="1">
+      <w:start w:val="1"/>
+      <w:numFmt w:val="decimal"/>
+      <w:lvlText w:val="%6."/>
+      <w:lvlJc w:val="left"/>
+      <w:pPr>
+        <w:tabs>
+          <w:tab w:val="num" w:pos="4320"/>
+        </w:tabs>
+        <w:ind w:left="4320" w:hanging="360"/>
+      </w:pPr>
+    </w:lvl>
+    <w:lvl w:ilvl="6" w:tentative="1">
+      <w:start w:val="1"/>
+      <w:numFmt w:val="decimal"/>
+      <w:lvlText w:val="%7."/>
+      <w:lvlJc w:val="left"/>
+      <w:pPr>
+        <w:tabs>
+          <w:tab w:val="num" w:pos="5040"/>
+        </w:tabs>
+        <w:ind w:left="5040" w:hanging="360"/>
+      </w:pPr>
+    </w:lvl>
+    <w:lvl w:ilvl="7" w:tentative="1">
+      <w:start w:val="1"/>
+      <w:numFmt w:val="decimal"/>
+      <w:lvlText w:val="%8."/>
+      <w:lvlJc w:val="left"/>
+      <w:pPr>
+        <w:tabs>
+          <w:tab w:val="num" w:pos="5760"/>
+        </w:tabs>
+        <w:ind w:left="5760" w:hanging="360"/>
+      </w:pPr>
+    </w:lvl>
+    <w:lvl w:ilvl="8" w:tentative="1">
+      <w:start w:val="1"/>
+      <w:numFmt w:val="decimal"/>
+      <w:lvlText w:val="%9."/>
+      <w:lvlJc w:val="left"/>
+      <w:pPr>
+        <w:tabs>
+          <w:tab w:val="num" w:pos="6480"/>
+        </w:tabs>
+        <w:ind w:left="6480" w:hanging="360"/>
+      </w:pPr>
+    </w:lvl>
+  </w:abstractNum>
+  <w:abstractNum w:abstractNumId="19" w15:restartNumberingAfterBreak="0">
     <w:nsid w:val="43BA739D"/>
     <w:multiLevelType w:val="multilevel"/>
     <w:tmpl w:val="6048312C"/>
@@ -9402,7 +15358,7 @@
       </w:rPr>
     </w:lvl>
   </w:abstractNum>
-  <w:abstractNum w:abstractNumId="16" w15:restartNumberingAfterBreak="0">
+  <w:abstractNum w:abstractNumId="20" w15:restartNumberingAfterBreak="0">
     <w:nsid w:val="44D90926"/>
     <w:multiLevelType w:val="multilevel"/>
     <w:tmpl w:val="5A887630"/>
@@ -9551,7 +15507,7 @@
       </w:rPr>
     </w:lvl>
   </w:abstractNum>
-  <w:abstractNum w:abstractNumId="17" w15:restartNumberingAfterBreak="0">
+  <w:abstractNum w:abstractNumId="21" w15:restartNumberingAfterBreak="0">
     <w:nsid w:val="4A350804"/>
     <w:multiLevelType w:val="multilevel"/>
     <w:tmpl w:val="642459EA"/>
@@ -9664,7 +15620,7 @@
       </w:pPr>
     </w:lvl>
   </w:abstractNum>
-  <w:abstractNum w:abstractNumId="18" w15:restartNumberingAfterBreak="0">
+  <w:abstractNum w:abstractNumId="22" w15:restartNumberingAfterBreak="0">
     <w:nsid w:val="4B4F5726"/>
     <w:multiLevelType w:val="multilevel"/>
     <w:tmpl w:val="477E437C"/>
@@ -9813,7 +15769,7 @@
       </w:rPr>
     </w:lvl>
   </w:abstractNum>
-  <w:abstractNum w:abstractNumId="19" w15:restartNumberingAfterBreak="0">
+  <w:abstractNum w:abstractNumId="23" w15:restartNumberingAfterBreak="0">
     <w:nsid w:val="4C35441E"/>
     <w:multiLevelType w:val="multilevel"/>
     <w:tmpl w:val="D6481B4C"/>
@@ -9926,7 +15882,156 @@
       </w:pPr>
     </w:lvl>
   </w:abstractNum>
-  <w:abstractNum w:abstractNumId="20" w15:restartNumberingAfterBreak="0">
+  <w:abstractNum w:abstractNumId="24" w15:restartNumberingAfterBreak="0">
+    <w:nsid w:val="544409A4"/>
+    <w:multiLevelType w:val="multilevel"/>
+    <w:tmpl w:val="F29830D4"/>
+    <w:lvl w:ilvl="0">
+      <w:start w:val="1"/>
+      <w:numFmt w:val="bullet"/>
+      <w:lvlText w:val=""/>
+      <w:lvlJc w:val="left"/>
+      <w:pPr>
+        <w:tabs>
+          <w:tab w:val="num" w:pos="720"/>
+        </w:tabs>
+        <w:ind w:left="720" w:hanging="360"/>
+      </w:pPr>
+      <w:rPr>
+        <w:rFonts w:ascii="Symbol" w:hAnsi="Symbol" w:hint="default"/>
+        <w:sz w:val="20"/>
+      </w:rPr>
+    </w:lvl>
+    <w:lvl w:ilvl="1" w:tentative="1">
+      <w:start w:val="1"/>
+      <w:numFmt w:val="bullet"/>
+      <w:lvlText w:val="o"/>
+      <w:lvlJc w:val="left"/>
+      <w:pPr>
+        <w:tabs>
+          <w:tab w:val="num" w:pos="1440"/>
+        </w:tabs>
+        <w:ind w:left="1440" w:hanging="360"/>
+      </w:pPr>
+      <w:rPr>
+        <w:rFonts w:ascii="Courier New" w:hAnsi="Courier New" w:hint="default"/>
+        <w:sz w:val="20"/>
+      </w:rPr>
+    </w:lvl>
+    <w:lvl w:ilvl="2" w:tentative="1">
+      <w:start w:val="1"/>
+      <w:numFmt w:val="bullet"/>
+      <w:lvlText w:val=""/>
+      <w:lvlJc w:val="left"/>
+      <w:pPr>
+        <w:tabs>
+          <w:tab w:val="num" w:pos="2160"/>
+        </w:tabs>
+        <w:ind w:left="2160" w:hanging="360"/>
+      </w:pPr>
+      <w:rPr>
+        <w:rFonts w:ascii="Wingdings" w:hAnsi="Wingdings" w:hint="default"/>
+        <w:sz w:val="20"/>
+      </w:rPr>
+    </w:lvl>
+    <w:lvl w:ilvl="3" w:tentative="1">
+      <w:start w:val="1"/>
+      <w:numFmt w:val="bullet"/>
+      <w:lvlText w:val=""/>
+      <w:lvlJc w:val="left"/>
+      <w:pPr>
+        <w:tabs>
+          <w:tab w:val="num" w:pos="2880"/>
+        </w:tabs>
+        <w:ind w:left="2880" w:hanging="360"/>
+      </w:pPr>
+      <w:rPr>
+        <w:rFonts w:ascii="Wingdings" w:hAnsi="Wingdings" w:hint="default"/>
+        <w:sz w:val="20"/>
+      </w:rPr>
+    </w:lvl>
+    <w:lvl w:ilvl="4" w:tentative="1">
+      <w:start w:val="1"/>
+      <w:numFmt w:val="bullet"/>
+      <w:lvlText w:val=""/>
+      <w:lvlJc w:val="left"/>
+      <w:pPr>
+        <w:tabs>
+          <w:tab w:val="num" w:pos="3600"/>
+        </w:tabs>
+        <w:ind w:left="3600" w:hanging="360"/>
+      </w:pPr>
+      <w:rPr>
+        <w:rFonts w:ascii="Wingdings" w:hAnsi="Wingdings" w:hint="default"/>
+        <w:sz w:val="20"/>
+      </w:rPr>
+    </w:lvl>
+    <w:lvl w:ilvl="5" w:tentative="1">
+      <w:start w:val="1"/>
+      <w:numFmt w:val="bullet"/>
+      <w:lvlText w:val=""/>
+      <w:lvlJc w:val="left"/>
+      <w:pPr>
+        <w:tabs>
+          <w:tab w:val="num" w:pos="4320"/>
+        </w:tabs>
+        <w:ind w:left="4320" w:hanging="360"/>
+      </w:pPr>
+      <w:rPr>
+        <w:rFonts w:ascii="Wingdings" w:hAnsi="Wingdings" w:hint="default"/>
+        <w:sz w:val="20"/>
+      </w:rPr>
+    </w:lvl>
+    <w:lvl w:ilvl="6" w:tentative="1">
+      <w:start w:val="1"/>
+      <w:numFmt w:val="bullet"/>
+      <w:lvlText w:val=""/>
+      <w:lvlJc w:val="left"/>
+      <w:pPr>
+        <w:tabs>
+          <w:tab w:val="num" w:pos="5040"/>
+        </w:tabs>
+        <w:ind w:left="5040" w:hanging="360"/>
+      </w:pPr>
+      <w:rPr>
+        <w:rFonts w:ascii="Wingdings" w:hAnsi="Wingdings" w:hint="default"/>
+        <w:sz w:val="20"/>
+      </w:rPr>
+    </w:lvl>
+    <w:lvl w:ilvl="7" w:tentative="1">
+      <w:start w:val="1"/>
+      <w:numFmt w:val="bullet"/>
+      <w:lvlText w:val=""/>
+      <w:lvlJc w:val="left"/>
+      <w:pPr>
+        <w:tabs>
+          <w:tab w:val="num" w:pos="5760"/>
+        </w:tabs>
+        <w:ind w:left="5760" w:hanging="360"/>
+      </w:pPr>
+      <w:rPr>
+        <w:rFonts w:ascii="Wingdings" w:hAnsi="Wingdings" w:hint="default"/>
+        <w:sz w:val="20"/>
+      </w:rPr>
+    </w:lvl>
+    <w:lvl w:ilvl="8" w:tentative="1">
+      <w:start w:val="1"/>
+      <w:numFmt w:val="bullet"/>
+      <w:lvlText w:val=""/>
+      <w:lvlJc w:val="left"/>
+      <w:pPr>
+        <w:tabs>
+          <w:tab w:val="num" w:pos="6480"/>
+        </w:tabs>
+        <w:ind w:left="6480" w:hanging="360"/>
+      </w:pPr>
+      <w:rPr>
+        <w:rFonts w:ascii="Wingdings" w:hAnsi="Wingdings" w:hint="default"/>
+        <w:sz w:val="20"/>
+      </w:rPr>
+    </w:lvl>
+  </w:abstractNum>
+  <w:abstractNum w:abstractNumId="25" w15:restartNumberingAfterBreak="0">
     <w:nsid w:val="576929A4"/>
     <w:multiLevelType w:val="multilevel"/>
     <w:tmpl w:val="18642C2C"/>
@@ -10072,7 +16177,7 @@
       </w:rPr>
     </w:lvl>
   </w:abstractNum>
-  <w:abstractNum w:abstractNumId="21" w15:restartNumberingAfterBreak="0">
+  <w:abstractNum w:abstractNumId="26" w15:restartNumberingAfterBreak="0">
     <w:nsid w:val="5F230138"/>
     <w:multiLevelType w:val="multilevel"/>
     <w:tmpl w:val="D3A4E550"/>
@@ -10221,7 +16326,7 @@
       </w:rPr>
     </w:lvl>
   </w:abstractNum>
-  <w:abstractNum w:abstractNumId="22" w15:restartNumberingAfterBreak="0">
+  <w:abstractNum w:abstractNumId="27" w15:restartNumberingAfterBreak="0">
     <w:nsid w:val="62A774B2"/>
     <w:multiLevelType w:val="hybridMultilevel"/>
     <w:tmpl w:val="06F0A1FE"/>
@@ -10312,7 +16417,156 @@
       </w:pPr>
     </w:lvl>
   </w:abstractNum>
-  <w:abstractNum w:abstractNumId="23" w15:restartNumberingAfterBreak="0">
+  <w:abstractNum w:abstractNumId="28" w15:restartNumberingAfterBreak="0">
+    <w:nsid w:val="62AD65A8"/>
+    <w:multiLevelType w:val="multilevel"/>
+    <w:tmpl w:val="79C05658"/>
+    <w:lvl w:ilvl="0">
+      <w:start w:val="1"/>
+      <w:numFmt w:val="bullet"/>
+      <w:lvlText w:val=""/>
+      <w:lvlJc w:val="left"/>
+      <w:pPr>
+        <w:tabs>
+          <w:tab w:val="num" w:pos="720"/>
+        </w:tabs>
+        <w:ind w:left="720" w:hanging="360"/>
+      </w:pPr>
+      <w:rPr>
+        <w:rFonts w:ascii="Symbol" w:hAnsi="Symbol" w:hint="default"/>
+        <w:sz w:val="20"/>
+      </w:rPr>
+    </w:lvl>
+    <w:lvl w:ilvl="1" w:tentative="1">
+      <w:start w:val="1"/>
+      <w:numFmt w:val="bullet"/>
+      <w:lvlText w:val="o"/>
+      <w:lvlJc w:val="left"/>
+      <w:pPr>
+        <w:tabs>
+          <w:tab w:val="num" w:pos="1440"/>
+        </w:tabs>
+        <w:ind w:left="1440" w:hanging="360"/>
+      </w:pPr>
+      <w:rPr>
+        <w:rFonts w:ascii="Courier New" w:hAnsi="Courier New" w:hint="default"/>
+        <w:sz w:val="20"/>
+      </w:rPr>
+    </w:lvl>
+    <w:lvl w:ilvl="2" w:tentative="1">
+      <w:start w:val="1"/>
+      <w:numFmt w:val="bullet"/>
+      <w:lvlText w:val=""/>
+      <w:lvlJc w:val="left"/>
+      <w:pPr>
+        <w:tabs>
+          <w:tab w:val="num" w:pos="2160"/>
+        </w:tabs>
+        <w:ind w:left="2160" w:hanging="360"/>
+      </w:pPr>
+      <w:rPr>
+        <w:rFonts w:ascii="Wingdings" w:hAnsi="Wingdings" w:hint="default"/>
+        <w:sz w:val="20"/>
+      </w:rPr>
+    </w:lvl>
+    <w:lvl w:ilvl="3" w:tentative="1">
+      <w:start w:val="1"/>
+      <w:numFmt w:val="bullet"/>
+      <w:lvlText w:val=""/>
+      <w:lvlJc w:val="left"/>
+      <w:pPr>
+        <w:tabs>
+          <w:tab w:val="num" w:pos="2880"/>
+        </w:tabs>
+        <w:ind w:left="2880" w:hanging="360"/>
+      </w:pPr>
+      <w:rPr>
+        <w:rFonts w:ascii="Wingdings" w:hAnsi="Wingdings" w:hint="default"/>
+        <w:sz w:val="20"/>
+      </w:rPr>
+    </w:lvl>
+    <w:lvl w:ilvl="4" w:tentative="1">
+      <w:start w:val="1"/>
+      <w:numFmt w:val="bullet"/>
+      <w:lvlText w:val=""/>
+      <w:lvlJc w:val="left"/>
+      <w:pPr>
+        <w:tabs>
+          <w:tab w:val="num" w:pos="3600"/>
+        </w:tabs>
+        <w:ind w:left="3600" w:hanging="360"/>
+      </w:pPr>
+      <w:rPr>
+        <w:rFonts w:ascii="Wingdings" w:hAnsi="Wingdings" w:hint="default"/>
+        <w:sz w:val="20"/>
+      </w:rPr>
+    </w:lvl>
+    <w:lvl w:ilvl="5" w:tentative="1">
+      <w:start w:val="1"/>
+      <w:numFmt w:val="bullet"/>
+      <w:lvlText w:val=""/>
+      <w:lvlJc w:val="left"/>
+      <w:pPr>
+        <w:tabs>
+          <w:tab w:val="num" w:pos="4320"/>
+        </w:tabs>
+        <w:ind w:left="4320" w:hanging="360"/>
+      </w:pPr>
+      <w:rPr>
+        <w:rFonts w:ascii="Wingdings" w:hAnsi="Wingdings" w:hint="default"/>
+        <w:sz w:val="20"/>
+      </w:rPr>
+    </w:lvl>
+    <w:lvl w:ilvl="6" w:tentative="1">
+      <w:start w:val="1"/>
+      <w:numFmt w:val="bullet"/>
+      <w:lvlText w:val=""/>
+      <w:lvlJc w:val="left"/>
+      <w:pPr>
+        <w:tabs>
+          <w:tab w:val="num" w:pos="5040"/>
+        </w:tabs>
+        <w:ind w:left="5040" w:hanging="360"/>
+      </w:pPr>
+      <w:rPr>
+        <w:rFonts w:ascii="Wingdings" w:hAnsi="Wingdings" w:hint="default"/>
+        <w:sz w:val="20"/>
+      </w:rPr>
+    </w:lvl>
+    <w:lvl w:ilvl="7" w:tentative="1">
+      <w:start w:val="1"/>
+      <w:numFmt w:val="bullet"/>
+      <w:lvlText w:val=""/>
+      <w:lvlJc w:val="left"/>
+      <w:pPr>
+        <w:tabs>
+          <w:tab w:val="num" w:pos="5760"/>
+        </w:tabs>
+        <w:ind w:left="5760" w:hanging="360"/>
+      </w:pPr>
+      <w:rPr>
+        <w:rFonts w:ascii="Wingdings" w:hAnsi="Wingdings" w:hint="default"/>
+        <w:sz w:val="20"/>
+      </w:rPr>
+    </w:lvl>
+    <w:lvl w:ilvl="8" w:tentative="1">
+      <w:start w:val="1"/>
+      <w:numFmt w:val="bullet"/>
+      <w:lvlText w:val=""/>
+      <w:lvlJc w:val="left"/>
+      <w:pPr>
+        <w:tabs>
+          <w:tab w:val="num" w:pos="6480"/>
+        </w:tabs>
+        <w:ind w:left="6480" w:hanging="360"/>
+      </w:pPr>
+      <w:rPr>
+        <w:rFonts w:ascii="Wingdings" w:hAnsi="Wingdings" w:hint="default"/>
+        <w:sz w:val="20"/>
+      </w:rPr>
+    </w:lvl>
+  </w:abstractNum>
+  <w:abstractNum w:abstractNumId="29" w15:restartNumberingAfterBreak="0">
     <w:nsid w:val="63B1415E"/>
     <w:multiLevelType w:val="multilevel"/>
     <w:tmpl w:val="EE8E7ED6"/>
@@ -10425,7 +16679,7 @@
       </w:rPr>
     </w:lvl>
   </w:abstractNum>
-  <w:abstractNum w:abstractNumId="24" w15:restartNumberingAfterBreak="0">
+  <w:abstractNum w:abstractNumId="30" w15:restartNumberingAfterBreak="0">
     <w:nsid w:val="63C41126"/>
     <w:multiLevelType w:val="multilevel"/>
     <w:tmpl w:val="253844C8"/>
@@ -10574,7 +16828,305 @@
       </w:rPr>
     </w:lvl>
   </w:abstractNum>
-  <w:abstractNum w:abstractNumId="25" w15:restartNumberingAfterBreak="0">
+  <w:abstractNum w:abstractNumId="31" w15:restartNumberingAfterBreak="0">
+    <w:nsid w:val="67AD301E"/>
+    <w:multiLevelType w:val="multilevel"/>
+    <w:tmpl w:val="C6FA11FC"/>
+    <w:lvl w:ilvl="0">
+      <w:start w:val="1"/>
+      <w:numFmt w:val="bullet"/>
+      <w:lvlText w:val=""/>
+      <w:lvlJc w:val="left"/>
+      <w:pPr>
+        <w:tabs>
+          <w:tab w:val="num" w:pos="720"/>
+        </w:tabs>
+        <w:ind w:left="720" w:hanging="360"/>
+      </w:pPr>
+      <w:rPr>
+        <w:rFonts w:ascii="Symbol" w:hAnsi="Symbol" w:hint="default"/>
+        <w:sz w:val="20"/>
+      </w:rPr>
+    </w:lvl>
+    <w:lvl w:ilvl="1" w:tentative="1">
+      <w:start w:val="1"/>
+      <w:numFmt w:val="bullet"/>
+      <w:lvlText w:val="o"/>
+      <w:lvlJc w:val="left"/>
+      <w:pPr>
+        <w:tabs>
+          <w:tab w:val="num" w:pos="1440"/>
+        </w:tabs>
+        <w:ind w:left="1440" w:hanging="360"/>
+      </w:pPr>
+      <w:rPr>
+        <w:rFonts w:ascii="Courier New" w:hAnsi="Courier New" w:hint="default"/>
+        <w:sz w:val="20"/>
+      </w:rPr>
+    </w:lvl>
+    <w:lvl w:ilvl="2" w:tentative="1">
+      <w:start w:val="1"/>
+      <w:numFmt w:val="bullet"/>
+      <w:lvlText w:val=""/>
+      <w:lvlJc w:val="left"/>
+      <w:pPr>
+        <w:tabs>
+          <w:tab w:val="num" w:pos="2160"/>
+        </w:tabs>
+        <w:ind w:left="2160" w:hanging="360"/>
+      </w:pPr>
+      <w:rPr>
+        <w:rFonts w:ascii="Wingdings" w:hAnsi="Wingdings" w:hint="default"/>
+        <w:sz w:val="20"/>
+      </w:rPr>
+    </w:lvl>
+    <w:lvl w:ilvl="3" w:tentative="1">
+      <w:start w:val="1"/>
+      <w:numFmt w:val="bullet"/>
+      <w:lvlText w:val=""/>
+      <w:lvlJc w:val="left"/>
+      <w:pPr>
+        <w:tabs>
+          <w:tab w:val="num" w:pos="2880"/>
+        </w:tabs>
+        <w:ind w:left="2880" w:hanging="360"/>
+      </w:pPr>
+      <w:rPr>
+        <w:rFonts w:ascii="Wingdings" w:hAnsi="Wingdings" w:hint="default"/>
+        <w:sz w:val="20"/>
+      </w:rPr>
+    </w:lvl>
+    <w:lvl w:ilvl="4" w:tentative="1">
+      <w:start w:val="1"/>
+      <w:numFmt w:val="bullet"/>
+      <w:lvlText w:val=""/>
+      <w:lvlJc w:val="left"/>
+      <w:pPr>
+        <w:tabs>
+          <w:tab w:val="num" w:pos="3600"/>
+        </w:tabs>
+        <w:ind w:left="3600" w:hanging="360"/>
+      </w:pPr>
+      <w:rPr>
+        <w:rFonts w:ascii="Wingdings" w:hAnsi="Wingdings" w:hint="default"/>
+        <w:sz w:val="20"/>
+      </w:rPr>
+    </w:lvl>
+    <w:lvl w:ilvl="5" w:tentative="1">
+      <w:start w:val="1"/>
+      <w:numFmt w:val="bullet"/>
+      <w:lvlText w:val=""/>
+      <w:lvlJc w:val="left"/>
+      <w:pPr>
+        <w:tabs>
+          <w:tab w:val="num" w:pos="4320"/>
+        </w:tabs>
+        <w:ind w:left="4320" w:hanging="360"/>
+      </w:pPr>
+      <w:rPr>
+        <w:rFonts w:ascii="Wingdings" w:hAnsi="Wingdings" w:hint="default"/>
+        <w:sz w:val="20"/>
+      </w:rPr>
+    </w:lvl>
+    <w:lvl w:ilvl="6" w:tentative="1">
+      <w:start w:val="1"/>
+      <w:numFmt w:val="bullet"/>
+      <w:lvlText w:val=""/>
+      <w:lvlJc w:val="left"/>
+      <w:pPr>
+        <w:tabs>
+          <w:tab w:val="num" w:pos="5040"/>
+        </w:tabs>
+        <w:ind w:left="5040" w:hanging="360"/>
+      </w:pPr>
+      <w:rPr>
+        <w:rFonts w:ascii="Wingdings" w:hAnsi="Wingdings" w:hint="default"/>
+        <w:sz w:val="20"/>
+      </w:rPr>
+    </w:lvl>
+    <w:lvl w:ilvl="7" w:tentative="1">
+      <w:start w:val="1"/>
+      <w:numFmt w:val="bullet"/>
+      <w:lvlText w:val=""/>
+      <w:lvlJc w:val="left"/>
+      <w:pPr>
+        <w:tabs>
+          <w:tab w:val="num" w:pos="5760"/>
+        </w:tabs>
+        <w:ind w:left="5760" w:hanging="360"/>
+      </w:pPr>
+      <w:rPr>
+        <w:rFonts w:ascii="Wingdings" w:hAnsi="Wingdings" w:hint="default"/>
+        <w:sz w:val="20"/>
+      </w:rPr>
+    </w:lvl>
+    <w:lvl w:ilvl="8" w:tentative="1">
+      <w:start w:val="1"/>
+      <w:numFmt w:val="bullet"/>
+      <w:lvlText w:val=""/>
+      <w:lvlJc w:val="left"/>
+      <w:pPr>
+        <w:tabs>
+          <w:tab w:val="num" w:pos="6480"/>
+        </w:tabs>
+        <w:ind w:left="6480" w:hanging="360"/>
+      </w:pPr>
+      <w:rPr>
+        <w:rFonts w:ascii="Wingdings" w:hAnsi="Wingdings" w:hint="default"/>
+        <w:sz w:val="20"/>
+      </w:rPr>
+    </w:lvl>
+  </w:abstractNum>
+  <w:abstractNum w:abstractNumId="32" w15:restartNumberingAfterBreak="0">
+    <w:nsid w:val="6AB4452F"/>
+    <w:multiLevelType w:val="multilevel"/>
+    <w:tmpl w:val="4846341C"/>
+    <w:lvl w:ilvl="0">
+      <w:start w:val="1"/>
+      <w:numFmt w:val="bullet"/>
+      <w:lvlText w:val=""/>
+      <w:lvlJc w:val="left"/>
+      <w:pPr>
+        <w:tabs>
+          <w:tab w:val="num" w:pos="720"/>
+        </w:tabs>
+        <w:ind w:left="720" w:hanging="360"/>
+      </w:pPr>
+      <w:rPr>
+        <w:rFonts w:ascii="Symbol" w:hAnsi="Symbol" w:hint="default"/>
+        <w:sz w:val="20"/>
+      </w:rPr>
+    </w:lvl>
+    <w:lvl w:ilvl="1" w:tentative="1">
+      <w:start w:val="1"/>
+      <w:numFmt w:val="bullet"/>
+      <w:lvlText w:val="o"/>
+      <w:lvlJc w:val="left"/>
+      <w:pPr>
+        <w:tabs>
+          <w:tab w:val="num" w:pos="1440"/>
+        </w:tabs>
+        <w:ind w:left="1440" w:hanging="360"/>
+      </w:pPr>
+      <w:rPr>
+        <w:rFonts w:ascii="Courier New" w:hAnsi="Courier New" w:hint="default"/>
+        <w:sz w:val="20"/>
+      </w:rPr>
+    </w:lvl>
+    <w:lvl w:ilvl="2" w:tentative="1">
+      <w:start w:val="1"/>
+      <w:numFmt w:val="bullet"/>
+      <w:lvlText w:val=""/>
+      <w:lvlJc w:val="left"/>
+      <w:pPr>
+        <w:tabs>
+          <w:tab w:val="num" w:pos="2160"/>
+        </w:tabs>
+        <w:ind w:left="2160" w:hanging="360"/>
+      </w:pPr>
+      <w:rPr>
+        <w:rFonts w:ascii="Wingdings" w:hAnsi="Wingdings" w:hint="default"/>
+        <w:sz w:val="20"/>
+      </w:rPr>
+    </w:lvl>
+    <w:lvl w:ilvl="3" w:tentative="1">
+      <w:start w:val="1"/>
+      <w:numFmt w:val="bullet"/>
+      <w:lvlText w:val=""/>
+      <w:lvlJc w:val="left"/>
+      <w:pPr>
+        <w:tabs>
+          <w:tab w:val="num" w:pos="2880"/>
+        </w:tabs>
+        <w:ind w:left="2880" w:hanging="360"/>
+      </w:pPr>
+      <w:rPr>
+        <w:rFonts w:ascii="Wingdings" w:hAnsi="Wingdings" w:hint="default"/>
+        <w:sz w:val="20"/>
+      </w:rPr>
+    </w:lvl>
+    <w:lvl w:ilvl="4" w:tentative="1">
+      <w:start w:val="1"/>
+      <w:numFmt w:val="bullet"/>
+      <w:lvlText w:val=""/>
+      <w:lvlJc w:val="left"/>
+      <w:pPr>
+        <w:tabs>
+          <w:tab w:val="num" w:pos="3600"/>
+        </w:tabs>
+        <w:ind w:left="3600" w:hanging="360"/>
+      </w:pPr>
+      <w:rPr>
+        <w:rFonts w:ascii="Wingdings" w:hAnsi="Wingdings" w:hint="default"/>
+        <w:sz w:val="20"/>
+      </w:rPr>
+    </w:lvl>
+    <w:lvl w:ilvl="5" w:tentative="1">
+      <w:start w:val="1"/>
+      <w:numFmt w:val="bullet"/>
+      <w:lvlText w:val=""/>
+      <w:lvlJc w:val="left"/>
+      <w:pPr>
+        <w:tabs>
+          <w:tab w:val="num" w:pos="4320"/>
+        </w:tabs>
+        <w:ind w:left="4320" w:hanging="360"/>
+      </w:pPr>
+      <w:rPr>
+        <w:rFonts w:ascii="Wingdings" w:hAnsi="Wingdings" w:hint="default"/>
+        <w:sz w:val="20"/>
+      </w:rPr>
+    </w:lvl>
+    <w:lvl w:ilvl="6" w:tentative="1">
+      <w:start w:val="1"/>
+      <w:numFmt w:val="bullet"/>
+      <w:lvlText w:val=""/>
+      <w:lvlJc w:val="left"/>
+      <w:pPr>
+        <w:tabs>
+          <w:tab w:val="num" w:pos="5040"/>
+        </w:tabs>
+        <w:ind w:left="5040" w:hanging="360"/>
+      </w:pPr>
+      <w:rPr>
+        <w:rFonts w:ascii="Wingdings" w:hAnsi="Wingdings" w:hint="default"/>
+        <w:sz w:val="20"/>
+      </w:rPr>
+    </w:lvl>
+    <w:lvl w:ilvl="7" w:tentative="1">
+      <w:start w:val="1"/>
+      <w:numFmt w:val="bullet"/>
+      <w:lvlText w:val=""/>
+      <w:lvlJc w:val="left"/>
+      <w:pPr>
+        <w:tabs>
+          <w:tab w:val="num" w:pos="5760"/>
+        </w:tabs>
+        <w:ind w:left="5760" w:hanging="360"/>
+      </w:pPr>
+      <w:rPr>
+        <w:rFonts w:ascii="Wingdings" w:hAnsi="Wingdings" w:hint="default"/>
+        <w:sz w:val="20"/>
+      </w:rPr>
+    </w:lvl>
+    <w:lvl w:ilvl="8" w:tentative="1">
+      <w:start w:val="1"/>
+      <w:numFmt w:val="bullet"/>
+      <w:lvlText w:val=""/>
+      <w:lvlJc w:val="left"/>
+      <w:pPr>
+        <w:tabs>
+          <w:tab w:val="num" w:pos="6480"/>
+        </w:tabs>
+        <w:ind w:left="6480" w:hanging="360"/>
+      </w:pPr>
+      <w:rPr>
+        <w:rFonts w:ascii="Wingdings" w:hAnsi="Wingdings" w:hint="default"/>
+        <w:sz w:val="20"/>
+      </w:rPr>
+    </w:lvl>
+  </w:abstractNum>
+  <w:abstractNum w:abstractNumId="33" w15:restartNumberingAfterBreak="0">
     <w:nsid w:val="6AE17AC0"/>
     <w:multiLevelType w:val="multilevel"/>
     <w:tmpl w:val="0AB4DB22"/>
@@ -10720,7 +17272,7 @@
       </w:rPr>
     </w:lvl>
   </w:abstractNum>
-  <w:abstractNum w:abstractNumId="26" w15:restartNumberingAfterBreak="0">
+  <w:abstractNum w:abstractNumId="34" w15:restartNumberingAfterBreak="0">
     <w:nsid w:val="6C3B5871"/>
     <w:multiLevelType w:val="hybridMultilevel"/>
     <w:tmpl w:val="F8602662"/>
@@ -10809,7 +17361,7 @@
       </w:pPr>
     </w:lvl>
   </w:abstractNum>
-  <w:abstractNum w:abstractNumId="27" w15:restartNumberingAfterBreak="0">
+  <w:abstractNum w:abstractNumId="35" w15:restartNumberingAfterBreak="0">
     <w:nsid w:val="6D081E5F"/>
     <w:multiLevelType w:val="multilevel"/>
     <w:tmpl w:val="9A10FCF6"/>
@@ -10958,7 +17510,7 @@
       </w:rPr>
     </w:lvl>
   </w:abstractNum>
-  <w:abstractNum w:abstractNumId="28" w15:restartNumberingAfterBreak="0">
+  <w:abstractNum w:abstractNumId="36" w15:restartNumberingAfterBreak="0">
     <w:nsid w:val="6F4D3E49"/>
     <w:multiLevelType w:val="multilevel"/>
     <w:tmpl w:val="4FF04068"/>
@@ -11071,7 +17623,7 @@
       </w:rPr>
     </w:lvl>
   </w:abstractNum>
-  <w:abstractNum w:abstractNumId="29" w15:restartNumberingAfterBreak="0">
+  <w:abstractNum w:abstractNumId="37" w15:restartNumberingAfterBreak="0">
     <w:nsid w:val="754E0AA8"/>
     <w:multiLevelType w:val="multilevel"/>
     <w:tmpl w:val="1234D0A4"/>
@@ -11218,94 +17770,118 @@
     </w:lvl>
   </w:abstractNum>
   <w:num w:numId="1" w16cid:durableId="2092702933">
-    <w:abstractNumId w:val="27"/>
+    <w:abstractNumId w:val="35"/>
   </w:num>
   <w:num w:numId="2" w16cid:durableId="1230575976">
-    <w:abstractNumId w:val="10"/>
+    <w:abstractNumId w:val="13"/>
   </w:num>
   <w:num w:numId="3" w16cid:durableId="2042434704">
-    <w:abstractNumId w:val="21"/>
+    <w:abstractNumId w:val="26"/>
   </w:num>
   <w:num w:numId="4" w16cid:durableId="1382630632">
     <w:abstractNumId w:val="2"/>
   </w:num>
   <w:num w:numId="5" w16cid:durableId="1824002866">
+    <w:abstractNumId w:val="19"/>
+  </w:num>
+  <w:num w:numId="6" w16cid:durableId="25107471">
+    <w:abstractNumId w:val="4"/>
+  </w:num>
+  <w:num w:numId="7" w16cid:durableId="1001465819">
     <w:abstractNumId w:val="15"/>
   </w:num>
-  <w:num w:numId="6" w16cid:durableId="25107471">
-    <w:abstractNumId w:val="3"/>
-  </w:num>
-  <w:num w:numId="7" w16cid:durableId="1001465819">
-    <w:abstractNumId w:val="12"/>
-  </w:num>
   <w:num w:numId="8" w16cid:durableId="1419015247">
-    <w:abstractNumId w:val="16"/>
+    <w:abstractNumId w:val="20"/>
   </w:num>
   <w:num w:numId="9" w16cid:durableId="1381515412">
-    <w:abstractNumId w:val="19"/>
+    <w:abstractNumId w:val="23"/>
   </w:num>
   <w:num w:numId="10" w16cid:durableId="1491410394">
+    <w:abstractNumId w:val="17"/>
+  </w:num>
+  <w:num w:numId="11" w16cid:durableId="2105301960">
+    <w:abstractNumId w:val="30"/>
+  </w:num>
+  <w:num w:numId="12" w16cid:durableId="572935215">
     <w:abstractNumId w:val="14"/>
   </w:num>
-  <w:num w:numId="11" w16cid:durableId="2105301960">
-    <w:abstractNumId w:val="24"/>
-  </w:num>
-  <w:num w:numId="12" w16cid:durableId="572935215">
-    <w:abstractNumId w:val="11"/>
-  </w:num>
   <w:num w:numId="13" w16cid:durableId="1217008797">
-    <w:abstractNumId w:val="4"/>
+    <w:abstractNumId w:val="5"/>
   </w:num>
   <w:num w:numId="14" w16cid:durableId="733623172">
-    <w:abstractNumId w:val="7"/>
+    <w:abstractNumId w:val="10"/>
   </w:num>
   <w:num w:numId="15" w16cid:durableId="1496339513">
-    <w:abstractNumId w:val="6"/>
+    <w:abstractNumId w:val="9"/>
   </w:num>
   <w:num w:numId="16" w16cid:durableId="594943432">
-    <w:abstractNumId w:val="18"/>
+    <w:abstractNumId w:val="22"/>
   </w:num>
   <w:num w:numId="17" w16cid:durableId="576743253">
-    <w:abstractNumId w:val="13"/>
+    <w:abstractNumId w:val="16"/>
   </w:num>
   <w:num w:numId="18" w16cid:durableId="1322583140">
     <w:abstractNumId w:val="1"/>
   </w:num>
   <w:num w:numId="19" w16cid:durableId="1867212670">
-    <w:abstractNumId w:val="17"/>
+    <w:abstractNumId w:val="21"/>
   </w:num>
   <w:num w:numId="20" w16cid:durableId="650601580">
-    <w:abstractNumId w:val="5"/>
+    <w:abstractNumId w:val="6"/>
   </w:num>
   <w:num w:numId="21" w16cid:durableId="1278172918">
-    <w:abstractNumId w:val="8"/>
+    <w:abstractNumId w:val="11"/>
   </w:num>
   <w:num w:numId="22" w16cid:durableId="481653260">
-    <w:abstractNumId w:val="28"/>
+    <w:abstractNumId w:val="36"/>
   </w:num>
   <w:num w:numId="23" w16cid:durableId="464201232">
-    <w:abstractNumId w:val="23"/>
+    <w:abstractNumId w:val="29"/>
   </w:num>
   <w:num w:numId="24" w16cid:durableId="141699437">
-    <w:abstractNumId w:val="26"/>
+    <w:abstractNumId w:val="34"/>
   </w:num>
   <w:num w:numId="25" w16cid:durableId="756755832">
-    <w:abstractNumId w:val="20"/>
+    <w:abstractNumId w:val="25"/>
   </w:num>
   <w:num w:numId="26" w16cid:durableId="1852841925">
-    <w:abstractNumId w:val="29"/>
+    <w:abstractNumId w:val="37"/>
   </w:num>
   <w:num w:numId="27" w16cid:durableId="1931161482">
-    <w:abstractNumId w:val="25"/>
+    <w:abstractNumId w:val="33"/>
   </w:num>
   <w:num w:numId="28" w16cid:durableId="1151866945">
     <w:abstractNumId w:val="0"/>
   </w:num>
   <w:num w:numId="29" w16cid:durableId="1916745023">
-    <w:abstractNumId w:val="22"/>
+    <w:abstractNumId w:val="27"/>
   </w:num>
   <w:num w:numId="30" w16cid:durableId="523204529">
-    <w:abstractNumId w:val="9"/>
+    <w:abstractNumId w:val="12"/>
+  </w:num>
+  <w:num w:numId="31" w16cid:durableId="770471602">
+    <w:abstractNumId w:val="3"/>
+  </w:num>
+  <w:num w:numId="32" w16cid:durableId="1814523596">
+    <w:abstractNumId w:val="28"/>
+  </w:num>
+  <w:num w:numId="33" w16cid:durableId="718091673">
+    <w:abstractNumId w:val="31"/>
+  </w:num>
+  <w:num w:numId="34" w16cid:durableId="1406953812">
+    <w:abstractNumId w:val="24"/>
+  </w:num>
+  <w:num w:numId="35" w16cid:durableId="1168399216">
+    <w:abstractNumId w:val="8"/>
+  </w:num>
+  <w:num w:numId="36" w16cid:durableId="1634943818">
+    <w:abstractNumId w:val="32"/>
+  </w:num>
+  <w:num w:numId="37" w16cid:durableId="1417677317">
+    <w:abstractNumId w:val="7"/>
+  </w:num>
+  <w:num w:numId="38" w16cid:durableId="1303657930">
+    <w:abstractNumId w:val="18"/>
   </w:num>
 </w:numbering>
 </file>
@@ -11765,7 +18341,6 @@
   <w:style w:type="character" w:default="1" w:styleId="a0">
     <w:name w:val="Default Paragraph Font"/>
     <w:uiPriority w:val="1"/>
-    <w:semiHidden/>
     <w:unhideWhenUsed/>
   </w:style>
   <w:style w:type="table" w:default="1" w:styleId="a1">
@@ -11963,6 +18538,45 @@
       <w:ind w:left="720"/>
       <w:contextualSpacing/>
     </w:pPr>
+  </w:style>
+  <w:style w:type="paragraph" w:customStyle="1" w:styleId="ds-markdown-paragraph">
+    <w:name w:val="ds-markdown-paragraph"/>
+    <w:basedOn w:val="a"/>
+    <w:rsid w:val="004774D5"/>
+    <w:pPr>
+      <w:spacing w:before="100" w:beforeAutospacing="1" w:after="100" w:afterAutospacing="1" w:line="240" w:lineRule="auto"/>
+    </w:pPr>
+    <w:rPr>
+      <w:rFonts w:ascii="Times New Roman" w:eastAsia="Times New Roman" w:hAnsi="Times New Roman" w:cs="Times New Roman"/>
+      <w:sz w:val="24"/>
+      <w:szCs w:val="24"/>
+      <w:lang w:eastAsia="ru-RU"/>
+    </w:rPr>
+  </w:style>
+  <w:style w:type="character" w:styleId="HTML">
+    <w:name w:val="HTML Code"/>
+    <w:basedOn w:val="a0"/>
+    <w:uiPriority w:val="99"/>
+    <w:semiHidden/>
+    <w:unhideWhenUsed/>
+    <w:rsid w:val="004774D5"/>
+    <w:rPr>
+      <w:rFonts w:ascii="Courier New" w:eastAsia="Times New Roman" w:hAnsi="Courier New" w:cs="Courier New"/>
+      <w:sz w:val="20"/>
+      <w:szCs w:val="20"/>
+    </w:rPr>
+  </w:style>
+  <w:style w:type="character" w:styleId="ae">
+    <w:name w:val="FollowedHyperlink"/>
+    <w:basedOn w:val="a0"/>
+    <w:uiPriority w:val="99"/>
+    <w:semiHidden/>
+    <w:unhideWhenUsed/>
+    <w:rsid w:val="006812CD"/>
+    <w:rPr>
+      <w:color w:val="954F72" w:themeColor="followedHyperlink"/>
+      <w:u w:val="single"/>
+    </w:rPr>
   </w:style>
 </w:styles>
 </file>
